--- a/Getaran-Mekanik/Modul-Word/Modul-10-Vibration-Absorber-dan-Isolasi-Getaran.docx
+++ b/Getaran-Mekanik/Modul-Word/Modul-10-Vibration-Absorber-dan-Isolasi-Getaran.docx
@@ -11004,9 +11004,11 @@
     <w:sectPr>
       <w:headerReference w:type="default" r:id="rId15"/>
       <w:footerReference w:type="default" r:id="rId16"/>
+      <w:footerReference w:type="first" r:id="rId29"/>
       <w:pgSz w:w="11906" w:h="16838" w:code="9"/>
       <w:pgMar w:top="1701" w:right="1418" w:bottom="1418" w:left="1701" w:header="709" w:footer="709" w:gutter="0"/>
       <w:cols w:space="708"/>
+      <w:titlePg/>
       <w:docGrid w:linePitch="360"/>
     </w:sectPr>
   </w:body>
@@ -11561,6 +11563,16 @@
         </mc:Fallback>
       </mc:AlternateContent>
     </w:r>
+  </w:p>
+</w:ftr>
+</file>
+
+<file path=word/footer2.xml><?xml version="1.0" encoding="utf-8"?>
+<w:ftr xmlns:m="http://schemas.openxmlformats.org/officeDocument/2006/math" xmlns:mc="http://schemas.openxmlformats.org/markup-compatibility/2006" xmlns:mo="http://schemas.microsoft.com/office/mac/office/2008/main" xmlns:mv="urn:schemas-microsoft-com:mac:vml" xmlns:o="urn:schemas-microsoft-com:office:office" xmlns:r="http://schemas.openxmlformats.org/officeDocument/2006/relationships" xmlns:v="urn:schemas-microsoft-com:vml" xmlns:w10="urn:schemas-microsoft-com:office:word" xmlns:w14="http://schemas.microsoft.com/office/word/2010/wordml" xmlns:w="http://schemas.openxmlformats.org/wordprocessingml/2006/main" xmlns:wne="http://schemas.microsoft.com/office/word/2006/wordml" xmlns:wp14="http://schemas.microsoft.com/office/word/2010/wordprocessingDrawing" xmlns:wp="http://schemas.openxmlformats.org/drawingml/2006/wordprocessingDrawing" xmlns:wpc="http://schemas.microsoft.com/office/word/2010/wordprocessingCanvas" xmlns:wpg="http://schemas.microsoft.com/office/word/2010/wordprocessingGroup" xmlns:wpi="http://schemas.microsoft.com/office/word/2010/wordprocessingInk" xmlns:wps="http://schemas.microsoft.com/office/word/2010/wordprocessingShape" mc:Ignorable="w14 wp14">
+  <w:p>
+    <w:pPr>
+      <w:pStyle w:val="Footer"/>
+    </w:pPr>
   </w:p>
 </w:ftr>
 </file>

--- a/Getaran-Mekanik/Modul-Word/Modul-10-Vibration-Absorber-dan-Isolasi-Getaran.docx
+++ b/Getaran-Mekanik/Modul-Word/Modul-10-Vibration-Absorber-dan-Isolasi-Getaran.docx
@@ -468,7 +468,7 @@
                                 <w:szCs w:val="20"/>
                                 <w:lang w:val="fi-FI"/>
                               </w:rPr>
-                              <w:t xml:space="preserve">Sub-CPMK 2.2 – Memahami dan menerapkan Metode Rayleigh Energi</w:t>
+                              <w:t xml:space="preserve">Sub-CPMK 4.2 – Menerapkan Respons getaran bebas pada sistem 2 DoF</w:t>
                             </w:r>
                             <w:r>
                               <w:rPr>
@@ -523,7 +523,7 @@
                           <w:szCs w:val="20"/>
                           <w:lang w:val="fi-FI"/>
                         </w:rPr>
-                        <w:t xml:space="preserve">Sub-CPMK 2.2 – Memahami dan menerapkan Metode Rayleigh Energi</w:t>
+                        <w:t xml:space="preserve">Sub-CPMK 4.2 – Menerapkan Respons getaran bebas pada sistem 2 DoF</w:t>
                       </w:r>
                       <w:r>
                         <w:rPr>
@@ -2776,16 +2776,16 @@
           <w:i w:val="0"/>
           <w:sz w:val="22"/>
         </w:rPr>
-        <w:t xml:space="preserve">Sub-CPMK 2.2: </w:t>
-      </w:r>
-      <w:r>
-        <w:rPr>
-          <w:rFonts w:ascii="Arial" w:hAnsi="Arial" w:cs="Arial"/>
-          <w:b w:val="0"/>
-          <w:i w:val="0"/>
-          <w:sz w:val="22"/>
-        </w:rPr>
-        <w:t>Memahami dan menerapkan Metode Rayleigh Energi sebagai bagian dari kemampuan menganalisis dan mengendalikan respons getaran sistem mekanik menggunakan pendekatan energi dan desain komponen pengendali getaran (CPMK 2).</w:t>
+        <w:t xml:space="preserve">Sub-CPMK 4.2: </w:t>
+      </w:r>
+      <w:r>
+        <w:rPr>
+          <w:rFonts w:ascii="Arial" w:hAnsi="Arial" w:cs="Arial"/>
+          <w:b w:val="0"/>
+          <w:i w:val="0"/>
+          <w:sz w:val="22"/>
+        </w:rPr>
+        <w:t>Menerapkan Respons getaran bebas pada sistem 2 DoF, yaitu merancang vibration absorber sebagai sistem 2-DoF auxiliary (tuning massa-pegas peredam berdasarkan analisis frekuensi dan mode) serta menerapkan vibration isolation menggunakan pendekatan transmissibility untuk mengendalikan respons getaran sistem mekanik pada permasalahan rekayasa mesin (CPMK 4).</w:t>
       </w:r>
     </w:p>
     <w:p>

--- a/Getaran-Mekanik/Modul-Word/Modul-10-Vibration-Absorber-dan-Isolasi-Getaran.docx
+++ b/Getaran-Mekanik/Modul-Word/Modul-10-Vibration-Absorber-dan-Isolasi-Getaran.docx
@@ -7878,7 +7878,7 @@
           <w:i w:val="0"/>
           <w:sz w:val="22"/>
         </w:rPr>
-        <w:t>Cell 2 adalah inti verifikasi desain: mendefinisikan fungsi frf_with_tmd() yang menyusun matriks impedansi kompleks 2x2 (Z11, Z12, Z21, Z22 dari kombinasi massa, kekakuan, dan redaman dikalikan j.omega), lalu menyelesaikan respons struktur utama lewat aturan Cramer H=Z22/det. Dibandingkan dengan frf_sdof() untuk kondisi tanpa TMD, hasilnya diplot pada sumbu semilogaritmik terhadap frequency ratio r, menghasilkan visualisasi identik pola dengan Gambar 3 pada modul ini. Gambar 8 menunjukkan cuplikan kode lengkap Cell 1.</w:t>
+        <w:t xml:space="preserve">Cell 2 adalah inti verifikasi desain: mendefinisikan fungsi frf_with_tmd() yang menyusun matriks impedansi kompleks 2x2 (Z11, Z12, Z21, Z22 dari kombinasi massa, kekakuan, dan redaman dikalikan j.omega), lalu menyelesaikan respons struktur utama lewat aturan Cramer H=Z22/det. Dibandingkan dengan frf_sdof() untuk kondisi tanpa TMD, hasilnya diplot pada sumbu semilogaritmik terhadap frequency ratio r, menghasilkan visualisasi identik pola dengan Gambar 3 pada modul ini. Gambar 8 menunjukkan potongan kode lengkap Cell 1.</w:t>
       </w:r>
     </w:p>
     <w:p>
@@ -7959,7 +7959,7 @@
           <w:color w:val="444444"/>
           <w:sz w:val="20"/>
         </w:rPr>
-        <w:t>Gambar 8. Cuplikan Cell 1: fungsi den_hartog_tmd() menghitung parameter tuning optimal TMD (m_a, k_a, c_a) dari mass ratio mu, frekuensi natural struktur, dan massa struktur utama.</w:t>
+        <w:t xml:space="preserve">Gambar 8. Potongan Cell 1: fungsi den_hartog_tmd() menghitung parameter tuning optimal TMD (m_a, k_a, c_a) dari mass ratio mu, frekuensi natural struktur, dan massa struktur utama.</w:t>
       </w:r>
     </w:p>
     <w:p>

--- a/Getaran-Mekanik/Modul-Word/Modul-10-Vibration-Absorber-dan-Isolasi-Getaran.docx
+++ b/Getaran-Mekanik/Modul-Word/Modul-10-Vibration-Absorber-dan-Isolasi-Getaran.docx
@@ -1379,7 +1379,7 @@
                                 <w:szCs w:val="20"/>
                                 <w:lang w:val="en-US"/>
                               </w:rPr>
-                              <w:t>myclass.mercubuana.ac.id</w:t>
+                              <w:t xml:space="preserve">myclass.mercubuana.ac·id</w:t>
                             </w:r>
                           </w:p>
                         </w:txbxContent>
@@ -1426,7 +1426,7 @@
                           <w:szCs w:val="20"/>
                           <w:lang w:val="en-US"/>
                         </w:rPr>
-                        <w:t>myclass.mercubuana.ac.id</w:t>
+                        <w:t xml:space="preserve">myclass.mercubuana.ac·id</w:t>
                       </w:r>
                     </w:p>
                   </w:txbxContent>
@@ -2512,7 +2512,7 @@
                                 <w:sz w:val="20"/>
                                 <w:szCs w:val="20"/>
                               </w:rPr>
-                              <w:t>www.mercubuana.ac.id</w:t>
+                              <w:t xml:space="preserve">www.mercubuana.ac·id</w:t>
                             </w:r>
                           </w:p>
                         </w:txbxContent>
@@ -2558,7 +2558,7 @@
                           <w:sz w:val="20"/>
                           <w:szCs w:val="20"/>
                         </w:rPr>
-                        <w:t>www.mercubuana.ac.id</w:t>
+                        <w:t xml:space="preserve">www.mercubuana.ac·id</w:t>
                       </w:r>
                     </w:p>
                   </w:txbxContent>
@@ -2665,6 +2665,15 @@
           <w:sz w:val="22"/>
         </w:rPr>
         <w:t>Pertemuan 9 dan Pertemuan 10 telah membekali mahasiswa dengan kemampuan menganalisis getaran struktur: menyusun persamaan gerak matriks, menyelesaikan eigenvalue problem, serta memperoleh frekuensi pribadi dan mode shape lewat analisis modal. Pertemuan kesebelas ini bergeser dari menganalisis getaran menuju mengendalikannya. Dua strategi utama dibahas tuntas: vibration absorber, yang menyerap energi getaran di sumbernya dengan menambahkan sistem massa-pegas auxiliary, dan vibration isolation, yang memblokir transmisi getaran dari sumber ke lingkungan sekitarnya lewat isolator elastis. Kedua strategi ini menjadi tulang punggung praktik rekayasa mesin modern, dari mounting kompresor sederhana di pabrik hingga Tuned Mass Damper raksasa di gedung pencakar langit.</w:t>
+      </w:r>
+      <w:r>
+        <w:rPr>
+          <w:rFonts w:ascii="Arial" w:hAnsi="Arial" w:cs="Arial"/>
+          <w:b w:val="0"/>
+          <w:i w:val="0"/>
+          <w:sz w:val="22"/>
+        </w:rPr>
+        <w:t xml:space="preserve"> Gambar 1 mengilustrasikan gagasan ini.</w:t>
       </w:r>
     </w:p>
     <w:p>
@@ -2856,7 +2865,63 @@
           <w:i w:val="0"/>
           <w:sz w:val="22"/>
         </w:rPr>
-        <w:t>Vibration absorber bekerja dengan menambahkan sistem massa-pegas auxiliary (m_a, k_a) ke struktur utama yang bermasalah. Struktur yang semula 1 derajat kebebasan (1 DoF) berubah menjadi sistem 2 DoF dengan dua frekuensi pribadi baru yang menjauh dari frekuensi eksitasi asli. Energi getaran yang semula terkonsentrasi di struktur utama kini sebagian "diserap" dan dipindahkan ke massa auxiliary tersebut. Ketika absorber dilengkapi dengan redaman tambahan untuk memperlebar bandwidth efektifnya, sistem ini disebut Tuned Mass Damper (TMD). Formula tuning optimal TMD pertama kali dirumuskan oleh J.P. Den Hartog pada tahun 1928, dan hingga kini formula tersebut masih menjadi acuan standar preliminary design TMD di structural engineering modern.</w:t>
+        <w:t xml:space="preserve">Vibration absorber bekerja dengan menambahkan sistem massa-pegas auxiliary (</w:t>
+      </w:r>
+      <w:r>
+        <w:rPr>
+          <w:rFonts w:ascii="Arial" w:hAnsi="Arial" w:cs="Arial"/>
+          <w:b w:val="0"/>
+          <w:i w:val="0"/>
+          <w:sz w:val="22"/>
+        </w:rPr>
+        <w:t xml:space="preserve">m</w:t>
+      </w:r>
+      <w:r>
+        <w:rPr>
+          <w:rFonts w:ascii="Arial" w:hAnsi="Arial" w:cs="Arial"/>
+          <w:b w:val="0"/>
+          <w:i w:val="0"/>
+          <w:sz w:val="22"/>
+          <w:vertAlign w:val="subscript"/>
+        </w:rPr>
+        <w:t xml:space="preserve">a</w:t>
+      </w:r>
+      <w:r>
+        <w:rPr>
+          <w:rFonts w:ascii="Arial" w:hAnsi="Arial" w:cs="Arial"/>
+          <w:b w:val="0"/>
+          <w:i w:val="0"/>
+          <w:sz w:val="22"/>
+        </w:rPr>
+        <w:t xml:space="preserve">, </w:t>
+      </w:r>
+      <w:r>
+        <w:rPr>
+          <w:rFonts w:ascii="Arial" w:hAnsi="Arial" w:cs="Arial"/>
+          <w:b w:val="0"/>
+          <w:i w:val="0"/>
+          <w:sz w:val="22"/>
+        </w:rPr>
+        <w:t xml:space="preserve">k</w:t>
+      </w:r>
+      <w:r>
+        <w:rPr>
+          <w:rFonts w:ascii="Arial" w:hAnsi="Arial" w:cs="Arial"/>
+          <w:b w:val="0"/>
+          <w:i w:val="0"/>
+          <w:sz w:val="22"/>
+          <w:vertAlign w:val="subscript"/>
+        </w:rPr>
+        <w:t xml:space="preserve">a</w:t>
+      </w:r>
+      <w:r>
+        <w:rPr>
+          <w:rFonts w:ascii="Arial" w:hAnsi="Arial" w:cs="Arial"/>
+          <w:b w:val="0"/>
+          <w:i w:val="0"/>
+          <w:sz w:val="22"/>
+        </w:rPr>
+        <w:t xml:space="preserve">) ke struktur utama yang bermasalah. Struktur yang semula 1 derajat kebebasan (1 DoF) berubah menjadi sistem 2 DoF dengan dua frekuensi pribadi baru yang menjauh dari frekuensi eksitasi asli. Energi getaran yang semula terkonsentrasi di struktur utama kini sebagian "diserap" dan dipindahkan ke massa auxiliary tersebut. Ketika absorber dilengkapi dengan redaman tambahan untuk memperlebar bandwidth efektifnya, sistem ini disebut Tuned Mass Damper (TMD). Formula tuning optimal TMD pertama kali dirumuskan oleh J.P. Den Hartog pada tahun 1928, dan hingga kini formula tersebut masih menjadi acuan standar preliminary design TMD di structural engineering modern.</w:t>
       </w:r>
     </w:p>
     <w:p>
@@ -2937,179 +3002,8 @@
           <w:color w:val="444444"/>
           <w:sz w:val="20"/>
         </w:rPr>
-        <w:t>Gambar 2. Skematik TMD terpasang pada struktur utama: massa M dengan pegas k dan damper c menerima eksitasi F0 sin(omega t), TMD (massa m_a, pegas k_a, damper c_a) terpasang pada M sebagai sistem massa-pegas auxiliary.</w:t>
-      </w:r>
-    </w:p>
-    <w:p>
-      <w:pPr>
-        <w:spacing w:line="360" w:lineRule="auto" w:after="120"/>
-        <w:jc w:val="both"/>
-      </w:pPr>
-      <w:r>
-        <w:rPr>
-          <w:rFonts w:ascii="Arial" w:hAnsi="Arial" w:cs="Arial"/>
-          <w:b/>
-          <w:i w:val="0"/>
-          <w:sz w:val="22"/>
-        </w:rPr>
-        <w:t xml:space="preserve">Parameter Mass Ratio. </w:t>
-      </w:r>
-      <w:r>
-        <w:rPr>
-          <w:rFonts w:ascii="Arial" w:hAnsi="Arial" w:cs="Arial"/>
-          <w:b w:val="0"/>
-          <w:i w:val="0"/>
-          <w:sz w:val="22"/>
-        </w:rPr>
-        <w:t>Gambar 2 menunjukkan skematik lengkap sistem: struktur utama bermassa M terhubung ke fondasi lewat pegas k dan damper c, menerima gaya eksitasi harmonik F0 sin(omega t). TMD dengan massa m_a terhubung ke struktur utama (bukan ke fondasi) lewat pegas k_a dan damper c_a. Parameter desain kunci pertama adalah mass ratio mu, yaitu rasio massa absorber terhadap massa struktur utama.</w:t>
-      </w:r>
-    </w:p>
-    <w:p>
-      <w:pPr>
-        <w:spacing w:before="40" w:after="120"/>
-        <w:jc w:val="center"/>
-      </w:pPr>
-      <w:r>
-        <w:rPr>
-          <w:rFonts w:ascii="Arial" w:hAnsi="Arial" w:cs="Arial"/>
-          <w:b/>
-          <w:i/>
-          <w:color w:val="305496"/>
-          <w:sz w:val="22"/>
-        </w:rPr>
-        <w:t>mu = m_a / M</w:t>
-      </w:r>
-    </w:p>
-    <w:p>
-      <w:pPr>
-        <w:spacing w:line="360" w:lineRule="auto" w:after="120"/>
-        <w:jc w:val="both"/>
-      </w:pPr>
-      <w:r>
-        <w:rPr>
-          <w:rFonts w:ascii="Arial" w:hAnsi="Arial" w:cs="Arial"/>
-          <w:b w:val="0"/>
-          <w:i w:val="0"/>
-          <w:sz w:val="22"/>
-        </w:rPr>
-        <w:t>Tipikal industri, mass ratio mu berkisar 0,02 sampai 0,10 (2 sampai 10 persen). Semakin besar mu, semakin efektif TMD meredam getaran, namun konsekuensinya semakin berat dan mahal. Taipei 101, sebagai contoh ekstrem yang justru berhasil dengan mu sangat kecil, memakai mu sekitar 0,005 (bola pendulum 660 ton dari total massa gedung sekitar 130.000 ton), karena loading angin yang harus diredam bersifat lokal dan terarah sehingga mass ratio kecil sudah cukup efektif.</w:t>
-      </w:r>
-    </w:p>
-    <w:p>
-      <w:pPr>
-        <w:spacing w:line="360" w:lineRule="auto" w:after="120"/>
-        <w:jc w:val="both"/>
-      </w:pPr>
-      <w:r>
-        <w:rPr>
-          <w:rFonts w:ascii="Arial" w:hAnsi="Arial" w:cs="Arial"/>
-          <w:b/>
-          <w:i w:val="0"/>
-          <w:sz w:val="22"/>
-        </w:rPr>
-        <w:t xml:space="preserve">Formula Den Hartog: Tuning Frequency. </w:t>
-      </w:r>
-      <w:r>
-        <w:rPr>
-          <w:rFonts w:ascii="Arial" w:hAnsi="Arial" w:cs="Arial"/>
-          <w:b w:val="0"/>
-          <w:i w:val="0"/>
-          <w:sz w:val="22"/>
-        </w:rPr>
-        <w:t>Dua formula inti Den Hartog menentukan bagaimana TMD di-tuning secara optimal untuk struktur utama tak teredam. Formula pertama adalah rasio frekuensi tuning optimal f_opt, yaitu rasio frekuensi pribadi absorber omega_a terhadap frekuensi pribadi struktur utama omega_n.</w:t>
-      </w:r>
-    </w:p>
-    <w:p>
-      <w:pPr>
-        <w:spacing w:before="40" w:after="120"/>
-        <w:jc w:val="center"/>
-      </w:pPr>
-      <w:r>
-        <w:rPr>
-          <w:rFonts w:ascii="Arial" w:hAnsi="Arial" w:cs="Arial"/>
-          <w:b/>
-          <w:i/>
-          <w:color w:val="305496"/>
-          <w:sz w:val="22"/>
-        </w:rPr>
-        <w:t>f_opt = omega_a / omega_n = 1 / (1 + mu)</w:t>
-      </w:r>
-    </w:p>
-    <w:p>
-      <w:pPr>
-        <w:spacing w:line="360" w:lineRule="auto" w:after="120"/>
-        <w:jc w:val="both"/>
-      </w:pPr>
-      <w:r>
-        <w:rPr>
-          <w:rFonts w:ascii="Arial" w:hAnsi="Arial" w:cs="Arial"/>
-          <w:b w:val="0"/>
-          <w:i w:val="0"/>
-          <w:sz w:val="22"/>
-        </w:rPr>
-        <w:t>Perhatikan bahwa f_opt selalu bernilai sedikit di bawah 1: absorber sengaja di-tune sedikit lebih rendah dari frekuensi natural struktur utama. Untuk mu=0,05, f_opt=0,9524; artinya absorber di-tune ke 95,24 persen frekuensi struktur utama, bukan tepat sama. Setelah f_opt diperoleh, kekakuan absorber k_a dihitung dari omega_a = f_opt . omega_n, lalu k_a = m_a . omega_a kuadrat.</w:t>
-      </w:r>
-    </w:p>
-    <w:p>
-      <w:pPr>
-        <w:spacing w:line="360" w:lineRule="auto" w:after="120"/>
-        <w:jc w:val="both"/>
-      </w:pPr>
-      <w:r>
-        <w:rPr>
-          <w:rFonts w:ascii="Arial" w:hAnsi="Arial" w:cs="Arial"/>
-          <w:b/>
-          <w:i w:val="0"/>
-          <w:sz w:val="22"/>
-        </w:rPr>
-        <w:t xml:space="preserve">Formula Den Hartog: Optimal Damping. </w:t>
-      </w:r>
-      <w:r>
-        <w:rPr>
-          <w:rFonts w:ascii="Arial" w:hAnsi="Arial" w:cs="Arial"/>
-          <w:b w:val="0"/>
-          <w:i w:val="0"/>
-          <w:sz w:val="22"/>
-        </w:rPr>
-        <w:t>Formula kedua Den Hartog adalah rasio redaman optimal zeta_opt, yaitu redaman TMD yang meminimalkan puncak respons struktur utama.</w:t>
-      </w:r>
-    </w:p>
-    <w:p>
-      <w:pPr>
-        <w:spacing w:before="40" w:after="120"/>
-        <w:jc w:val="center"/>
-      </w:pPr>
-      <w:r>
-        <w:rPr>
-          <w:rFonts w:ascii="Arial" w:hAnsi="Arial" w:cs="Arial"/>
-          <w:b/>
-          <w:i/>
-          <w:color w:val="305496"/>
-          <w:sz w:val="22"/>
-        </w:rPr>
-        <w:t>zeta_opt = akar(3.mu / (8.(1+mu) pangkat 3))</w:t>
-      </w:r>
-    </w:p>
-    <w:p>
-      <w:pPr>
-        <w:spacing w:line="360" w:lineRule="auto" w:after="120"/>
-        <w:jc w:val="both"/>
-      </w:pPr>
-      <w:r>
-        <w:rPr>
-          <w:rFonts w:ascii="Arial" w:hAnsi="Arial" w:cs="Arial"/>
-          <w:b w:val="0"/>
-          <w:i w:val="0"/>
-          <w:sz w:val="22"/>
-        </w:rPr>
-        <w:t>Koefisien redaman absorber c_a kemudian diperoleh dari c_a = 2 . m_a . omega_a . zeta_opt. Tabel 1 merangkum perhitungan lengkap parameter tuning Den Hartog untuk empat nilai mass ratio, memakai studi kasus gedung dengan massa struktur utama M=1.000.000 kg dan frekuensi natural f=0,2 Hz (omega_n=1,2566 rad/s, setara periode 5 detik), konsisten dengan contoh pada Bagian 08 Modul-10.html.</w:t>
-      </w:r>
-    </w:p>
-    <w:p>
-      <w:pPr>
-        <w:keepNext/>
-        <w:spacing w:before="160" w:after="80"/>
-      </w:pPr>
+        <w:t xml:space="preserve">Gambar 2. Skematik TMD terpasang pada struktur utama: massa M dengan pegas k dan damper c menerima eksitasi F0 sin(ω t), TMD (massa </w:t>
+      </w:r>
       <w:r>
         <w:rPr>
           <w:rFonts w:ascii="Arial" w:hAnsi="Arial" w:cs="Arial"/>
@@ -3118,7 +3012,1189 @@
           <w:color w:val="444444"/>
           <w:sz w:val="20"/>
         </w:rPr>
-        <w:t>Tabel 1. Parameter tuning optimal Den Hartog untuk empat nilai mass ratio mu, studi kasus gedung M=1.000.000 kg, omega_n=1,2566 rad/s (f=0,2 Hz).</w:t>
+        <w:t xml:space="preserve">m</w:t>
+      </w:r>
+      <w:r>
+        <w:rPr>
+          <w:rFonts w:ascii="Arial" w:hAnsi="Arial" w:cs="Arial"/>
+          <w:b w:val="0"/>
+          <w:i/>
+          <w:color w:val="444444"/>
+          <w:sz w:val="20"/>
+          <w:vertAlign w:val="subscript"/>
+        </w:rPr>
+        <w:t xml:space="preserve">a</w:t>
+      </w:r>
+      <w:r>
+        <w:rPr>
+          <w:rFonts w:ascii="Arial" w:hAnsi="Arial" w:cs="Arial"/>
+          <w:b w:val="0"/>
+          <w:i/>
+          <w:color w:val="444444"/>
+          <w:sz w:val="20"/>
+        </w:rPr>
+        <w:t xml:space="preserve">, pegas </w:t>
+      </w:r>
+      <w:r>
+        <w:rPr>
+          <w:rFonts w:ascii="Arial" w:hAnsi="Arial" w:cs="Arial"/>
+          <w:b w:val="0"/>
+          <w:i/>
+          <w:color w:val="444444"/>
+          <w:sz w:val="20"/>
+        </w:rPr>
+        <w:t xml:space="preserve">k</w:t>
+      </w:r>
+      <w:r>
+        <w:rPr>
+          <w:rFonts w:ascii="Arial" w:hAnsi="Arial" w:cs="Arial"/>
+          <w:b w:val="0"/>
+          <w:i/>
+          <w:color w:val="444444"/>
+          <w:sz w:val="20"/>
+          <w:vertAlign w:val="subscript"/>
+        </w:rPr>
+        <w:t xml:space="preserve">a</w:t>
+      </w:r>
+      <w:r>
+        <w:rPr>
+          <w:rFonts w:ascii="Arial" w:hAnsi="Arial" w:cs="Arial"/>
+          <w:b w:val="0"/>
+          <w:i/>
+          <w:color w:val="444444"/>
+          <w:sz w:val="20"/>
+        </w:rPr>
+        <w:t xml:space="preserve">, damper </w:t>
+      </w:r>
+      <w:r>
+        <w:rPr>
+          <w:rFonts w:ascii="Arial" w:hAnsi="Arial" w:cs="Arial"/>
+          <w:b w:val="0"/>
+          <w:i/>
+          <w:color w:val="444444"/>
+          <w:sz w:val="20"/>
+        </w:rPr>
+        <w:t xml:space="preserve">c</w:t>
+      </w:r>
+      <w:r>
+        <w:rPr>
+          <w:rFonts w:ascii="Arial" w:hAnsi="Arial" w:cs="Arial"/>
+          <w:b w:val="0"/>
+          <w:i/>
+          <w:color w:val="444444"/>
+          <w:sz w:val="20"/>
+          <w:vertAlign w:val="subscript"/>
+        </w:rPr>
+        <w:t xml:space="preserve">a</w:t>
+      </w:r>
+      <w:r>
+        <w:rPr>
+          <w:rFonts w:ascii="Arial" w:hAnsi="Arial" w:cs="Arial"/>
+          <w:b w:val="0"/>
+          <w:i/>
+          <w:color w:val="444444"/>
+          <w:sz w:val="20"/>
+        </w:rPr>
+        <w:t xml:space="preserve">) terpasang pada M sebagai sistem massa-pegas auxiliary.</w:t>
+      </w:r>
+    </w:p>
+    <w:p>
+      <w:pPr>
+        <w:spacing w:line="360" w:lineRule="auto" w:after="120"/>
+        <w:jc w:val="both"/>
+      </w:pPr>
+      <w:r>
+        <w:rPr>
+          <w:rFonts w:ascii="Arial" w:hAnsi="Arial" w:cs="Arial"/>
+          <w:b/>
+          <w:i w:val="0"/>
+          <w:sz w:val="22"/>
+        </w:rPr>
+        <w:t xml:space="preserve">Parameter Mass Ratio. </w:t>
+      </w:r>
+      <w:r>
+        <w:rPr>
+          <w:rFonts w:ascii="Arial" w:hAnsi="Arial" w:cs="Arial"/>
+          <w:b w:val="0"/>
+          <w:i w:val="0"/>
+          <w:sz w:val="22"/>
+        </w:rPr>
+        <w:t xml:space="preserve">Gambar 2 menunjukkan skematik lengkap sistem: struktur utama bermassa M terhubung ke fondasi lewat pegas k dan damper c, menerima gaya eksitasi harmonik F0 sin(ω t). TMD dengan massa </w:t>
+      </w:r>
+      <w:r>
+        <w:rPr>
+          <w:rFonts w:ascii="Arial" w:hAnsi="Arial" w:cs="Arial"/>
+          <w:b w:val="0"/>
+          <w:i w:val="0"/>
+          <w:sz w:val="22"/>
+        </w:rPr>
+        <w:t xml:space="preserve">m</w:t>
+      </w:r>
+      <w:r>
+        <w:rPr>
+          <w:rFonts w:ascii="Arial" w:hAnsi="Arial" w:cs="Arial"/>
+          <w:b w:val="0"/>
+          <w:i w:val="0"/>
+          <w:sz w:val="22"/>
+          <w:vertAlign w:val="subscript"/>
+        </w:rPr>
+        <w:t xml:space="preserve">a</w:t>
+      </w:r>
+      <w:r>
+        <w:rPr>
+          <w:rFonts w:ascii="Arial" w:hAnsi="Arial" w:cs="Arial"/>
+          <w:b w:val="0"/>
+          <w:i w:val="0"/>
+          <w:sz w:val="22"/>
+        </w:rPr>
+        <w:t xml:space="preserve"> terhubung ke struktur utama (bukan ke fondasi) lewat pegas </w:t>
+      </w:r>
+      <w:r>
+        <w:rPr>
+          <w:rFonts w:ascii="Arial" w:hAnsi="Arial" w:cs="Arial"/>
+          <w:b w:val="0"/>
+          <w:i w:val="0"/>
+          <w:sz w:val="22"/>
+        </w:rPr>
+        <w:t xml:space="preserve">k</w:t>
+      </w:r>
+      <w:r>
+        <w:rPr>
+          <w:rFonts w:ascii="Arial" w:hAnsi="Arial" w:cs="Arial"/>
+          <w:b w:val="0"/>
+          <w:i w:val="0"/>
+          <w:sz w:val="22"/>
+          <w:vertAlign w:val="subscript"/>
+        </w:rPr>
+        <w:t xml:space="preserve">a</w:t>
+      </w:r>
+      <w:r>
+        <w:rPr>
+          <w:rFonts w:ascii="Arial" w:hAnsi="Arial" w:cs="Arial"/>
+          <w:b w:val="0"/>
+          <w:i w:val="0"/>
+          <w:sz w:val="22"/>
+        </w:rPr>
+        <w:t xml:space="preserve"> dan damper </w:t>
+      </w:r>
+      <w:r>
+        <w:rPr>
+          <w:rFonts w:ascii="Arial" w:hAnsi="Arial" w:cs="Arial"/>
+          <w:b w:val="0"/>
+          <w:i w:val="0"/>
+          <w:sz w:val="22"/>
+        </w:rPr>
+        <w:t xml:space="preserve">c</w:t>
+      </w:r>
+      <w:r>
+        <w:rPr>
+          <w:rFonts w:ascii="Arial" w:hAnsi="Arial" w:cs="Arial"/>
+          <w:b w:val="0"/>
+          <w:i w:val="0"/>
+          <w:sz w:val="22"/>
+          <w:vertAlign w:val="subscript"/>
+        </w:rPr>
+        <w:t xml:space="preserve">a</w:t>
+      </w:r>
+      <w:r>
+        <w:rPr>
+          <w:rFonts w:ascii="Arial" w:hAnsi="Arial" w:cs="Arial"/>
+          <w:b w:val="0"/>
+          <w:i w:val="0"/>
+          <w:sz w:val="22"/>
+        </w:rPr>
+        <w:t xml:space="preserve">. Parameter desain kunci pertama adalah mass ratio μ, yaitu rasio massa absorber terhadap massa struktur utama.</w:t>
+      </w:r>
+      <w:r>
+        <w:rPr>
+          <w:rFonts w:ascii="Arial" w:hAnsi="Arial" w:cs="Arial"/>
+          <w:b w:val="0"/>
+          <w:i w:val="0"/>
+          <w:sz w:val="22"/>
+        </w:rPr>
+        <w:t xml:space="preserve"> Hubungan ini dirangkum dalam Persamaan (1).</w:t>
+      </w:r>
+    </w:p>
+    <w:p>
+      <w:pPr>
+        <w:spacing w:before="40" w:after="120"/>
+        <w:jc w:val="center"/>
+      </w:pPr>
+      <w:r>
+        <w:rPr>
+          <w:rFonts w:ascii="Arial" w:hAnsi="Arial" w:cs="Arial"/>
+          <w:b/>
+          <w:i/>
+          <w:color w:val="305496"/>
+          <w:sz w:val="22"/>
+        </w:rPr>
+        <w:t xml:space="preserve">μ = </w:t>
+      </w:r>
+      <w:r>
+        <w:rPr>
+          <w:rFonts w:ascii="Arial" w:hAnsi="Arial" w:cs="Arial"/>
+          <w:b/>
+          <w:i/>
+          <w:color w:val="305496"/>
+          <w:sz w:val="22"/>
+        </w:rPr>
+        <w:t xml:space="preserve">m</w:t>
+      </w:r>
+      <w:r>
+        <w:rPr>
+          <w:rFonts w:ascii="Arial" w:hAnsi="Arial" w:cs="Arial"/>
+          <w:b/>
+          <w:i/>
+          <w:color w:val="305496"/>
+          <w:sz w:val="22"/>
+          <w:vertAlign w:val="subscript"/>
+        </w:rPr>
+        <w:t xml:space="preserve">a</w:t>
+      </w:r>
+      <w:r>
+        <w:rPr>
+          <w:rFonts w:ascii="Arial" w:hAnsi="Arial" w:cs="Arial"/>
+          <w:b/>
+          <w:i/>
+          <w:color w:val="305496"/>
+          <w:sz w:val="22"/>
+        </w:rPr>
+        <w:t xml:space="preserve"> / M</w:t>
+      </w:r>
+      <w:r>
+        <w:rPr>
+          <w:rFonts w:ascii="Arial" w:hAnsi="Arial" w:cs="Arial"/>
+          <w:b/>
+          <w:i/>
+          <w:color w:val="305496"/>
+          <w:sz w:val="22"/>
+        </w:rPr>
+        <w:t xml:space="preserve">   (1)</w:t>
+      </w:r>
+    </w:p>
+    <w:p>
+      <w:pPr>
+        <w:spacing w:line="360" w:lineRule="auto" w:after="120"/>
+        <w:jc w:val="both"/>
+      </w:pPr>
+      <w:r>
+        <w:rPr>
+          <w:rFonts w:ascii="Arial" w:hAnsi="Arial" w:cs="Arial"/>
+          <w:b w:val="0"/>
+          <w:i w:val="0"/>
+          <w:sz w:val="22"/>
+        </w:rPr>
+        <w:t xml:space="preserve">Tipikal industri, mass ratio μ berkisar 0,02 sampai 0,10 (2 sampai 10 persen). Semakin besar μ, semakin efektif TMD meredam getaran, namun konsekuensinya semakin berat dan mahal. Taipei 101, sebagai contoh ekstrem yang justru berhasil dengan μ sangat kecil, memakai μ sekitar 0,005 (bola pendulum 660 ton dari total massa gedung sekitar 130.000 ton), karena loading angin yang harus diredam bersifat lokal dan terarah sehingga mass ratio kecil sudah cukup efektif.</w:t>
+      </w:r>
+    </w:p>
+    <w:p>
+      <w:pPr>
+        <w:spacing w:line="360" w:lineRule="auto" w:after="120"/>
+        <w:jc w:val="both"/>
+      </w:pPr>
+      <w:r>
+        <w:rPr>
+          <w:rFonts w:ascii="Arial" w:hAnsi="Arial" w:cs="Arial"/>
+          <w:b/>
+          <w:i w:val="0"/>
+          <w:sz w:val="22"/>
+        </w:rPr>
+        <w:t xml:space="preserve">Formula Den Hartog: Tuning Frequency. </w:t>
+      </w:r>
+      <w:r>
+        <w:rPr>
+          <w:rFonts w:ascii="Arial" w:hAnsi="Arial" w:cs="Arial"/>
+          <w:b w:val="0"/>
+          <w:i w:val="0"/>
+          <w:sz w:val="22"/>
+        </w:rPr>
+        <w:t xml:space="preserve">Dua formula inti Den Hartog menentukan bagaimana TMD di-tuning secara optimal untuk struktur utama tak teredam. Formula pertama adalah rasio frekuensi tuning optimal </w:t>
+      </w:r>
+      <w:r>
+        <w:rPr>
+          <w:rFonts w:ascii="Arial" w:hAnsi="Arial" w:cs="Arial"/>
+          <w:b w:val="0"/>
+          <w:i w:val="0"/>
+          <w:sz w:val="22"/>
+        </w:rPr>
+        <w:t xml:space="preserve">f</w:t>
+      </w:r>
+      <w:r>
+        <w:rPr>
+          <w:rFonts w:ascii="Arial" w:hAnsi="Arial" w:cs="Arial"/>
+          <w:b w:val="0"/>
+          <w:i w:val="0"/>
+          <w:sz w:val="22"/>
+          <w:vertAlign w:val="subscript"/>
+        </w:rPr>
+        <w:t xml:space="preserve">opt</w:t>
+      </w:r>
+      <w:r>
+        <w:rPr>
+          <w:rFonts w:ascii="Arial" w:hAnsi="Arial" w:cs="Arial"/>
+          <w:b w:val="0"/>
+          <w:i w:val="0"/>
+          <w:sz w:val="22"/>
+        </w:rPr>
+        <w:t xml:space="preserve">, yaitu rasio frekuensi pribadi absorber </w:t>
+      </w:r>
+      <w:r>
+        <w:rPr>
+          <w:rFonts w:ascii="Arial" w:hAnsi="Arial" w:cs="Arial"/>
+          <w:b w:val="0"/>
+          <w:i w:val="0"/>
+          <w:sz w:val="22"/>
+        </w:rPr>
+        <w:t xml:space="preserve">ω</w:t>
+      </w:r>
+      <w:r>
+        <w:rPr>
+          <w:rFonts w:ascii="Arial" w:hAnsi="Arial" w:cs="Arial"/>
+          <w:b w:val="0"/>
+          <w:i w:val="0"/>
+          <w:sz w:val="22"/>
+          <w:vertAlign w:val="subscript"/>
+        </w:rPr>
+        <w:t xml:space="preserve">a</w:t>
+      </w:r>
+      <w:r>
+        <w:rPr>
+          <w:rFonts w:ascii="Arial" w:hAnsi="Arial" w:cs="Arial"/>
+          <w:b w:val="0"/>
+          <w:i w:val="0"/>
+          <w:sz w:val="22"/>
+        </w:rPr>
+        <w:t xml:space="preserve"> terhadap frekuensi pribadi struktur utama </w:t>
+      </w:r>
+      <w:r>
+        <w:rPr>
+          <w:rFonts w:ascii="Arial" w:hAnsi="Arial" w:cs="Arial"/>
+          <w:b w:val="0"/>
+          <w:i w:val="0"/>
+          <w:sz w:val="22"/>
+        </w:rPr>
+        <w:t xml:space="preserve">ω</w:t>
+      </w:r>
+      <w:r>
+        <w:rPr>
+          <w:rFonts w:ascii="Arial" w:hAnsi="Arial" w:cs="Arial"/>
+          <w:b w:val="0"/>
+          <w:i w:val="0"/>
+          <w:sz w:val="22"/>
+          <w:vertAlign w:val="subscript"/>
+        </w:rPr>
+        <w:t xml:space="preserve">n</w:t>
+      </w:r>
+      <w:r>
+        <w:rPr>
+          <w:rFonts w:ascii="Arial" w:hAnsi="Arial" w:cs="Arial"/>
+          <w:b w:val="0"/>
+          <w:i w:val="0"/>
+          <w:sz w:val="22"/>
+        </w:rPr>
+        <w:t xml:space="preserve">.</w:t>
+      </w:r>
+      <w:r>
+        <w:rPr>
+          <w:rFonts w:ascii="Arial" w:hAnsi="Arial" w:cs="Arial"/>
+          <w:b w:val="0"/>
+          <w:i w:val="0"/>
+          <w:sz w:val="22"/>
+        </w:rPr>
+        <w:t xml:space="preserve"> Bentuk ringkasnya dituliskan pada Persamaan (2).</w:t>
+      </w:r>
+    </w:p>
+    <w:p>
+      <w:pPr>
+        <w:spacing w:before="40" w:after="120"/>
+        <w:jc w:val="center"/>
+      </w:pPr>
+      <w:r>
+        <w:rPr>
+          <w:rFonts w:ascii="Arial" w:hAnsi="Arial" w:cs="Arial"/>
+          <w:b/>
+          <w:i/>
+          <w:color w:val="305496"/>
+          <w:sz w:val="22"/>
+        </w:rPr>
+        <w:t xml:space="preserve"/>
+      </w:r>
+      <w:r>
+        <w:rPr>
+          <w:rFonts w:ascii="Arial" w:hAnsi="Arial" w:cs="Arial"/>
+          <w:b/>
+          <w:i/>
+          <w:color w:val="305496"/>
+          <w:sz w:val="22"/>
+        </w:rPr>
+        <w:t xml:space="preserve">f</w:t>
+      </w:r>
+      <w:r>
+        <w:rPr>
+          <w:rFonts w:ascii="Arial" w:hAnsi="Arial" w:cs="Arial"/>
+          <w:b/>
+          <w:i/>
+          <w:color w:val="305496"/>
+          <w:sz w:val="22"/>
+          <w:vertAlign w:val="subscript"/>
+        </w:rPr>
+        <w:t xml:space="preserve">opt</w:t>
+      </w:r>
+      <w:r>
+        <w:rPr>
+          <w:rFonts w:ascii="Arial" w:hAnsi="Arial" w:cs="Arial"/>
+          <w:b/>
+          <w:i/>
+          <w:color w:val="305496"/>
+          <w:sz w:val="22"/>
+        </w:rPr>
+        <w:t xml:space="preserve"> = </w:t>
+      </w:r>
+      <w:r>
+        <w:rPr>
+          <w:rFonts w:ascii="Arial" w:hAnsi="Arial" w:cs="Arial"/>
+          <w:b/>
+          <w:i/>
+          <w:color w:val="305496"/>
+          <w:sz w:val="22"/>
+        </w:rPr>
+        <w:t xml:space="preserve">ω</w:t>
+      </w:r>
+      <w:r>
+        <w:rPr>
+          <w:rFonts w:ascii="Arial" w:hAnsi="Arial" w:cs="Arial"/>
+          <w:b/>
+          <w:i/>
+          <w:color w:val="305496"/>
+          <w:sz w:val="22"/>
+          <w:vertAlign w:val="subscript"/>
+        </w:rPr>
+        <w:t xml:space="preserve">a</w:t>
+      </w:r>
+      <w:r>
+        <w:rPr>
+          <w:rFonts w:ascii="Arial" w:hAnsi="Arial" w:cs="Arial"/>
+          <w:b/>
+          <w:i/>
+          <w:color w:val="305496"/>
+          <w:sz w:val="22"/>
+        </w:rPr>
+        <w:t xml:space="preserve"> / </w:t>
+      </w:r>
+      <w:r>
+        <w:rPr>
+          <w:rFonts w:ascii="Arial" w:hAnsi="Arial" w:cs="Arial"/>
+          <w:b/>
+          <w:i/>
+          <w:color w:val="305496"/>
+          <w:sz w:val="22"/>
+        </w:rPr>
+        <w:t xml:space="preserve">ω</w:t>
+      </w:r>
+      <w:r>
+        <w:rPr>
+          <w:rFonts w:ascii="Arial" w:hAnsi="Arial" w:cs="Arial"/>
+          <w:b/>
+          <w:i/>
+          <w:color w:val="305496"/>
+          <w:sz w:val="22"/>
+          <w:vertAlign w:val="subscript"/>
+        </w:rPr>
+        <w:t xml:space="preserve">n</w:t>
+      </w:r>
+      <w:r>
+        <w:rPr>
+          <w:rFonts w:ascii="Arial" w:hAnsi="Arial" w:cs="Arial"/>
+          <w:b/>
+          <w:i/>
+          <w:color w:val="305496"/>
+          <w:sz w:val="22"/>
+        </w:rPr>
+        <w:t xml:space="preserve"> = 1 / (1 + μ)</w:t>
+      </w:r>
+      <w:r>
+        <w:rPr>
+          <w:rFonts w:ascii="Arial" w:hAnsi="Arial" w:cs="Arial"/>
+          <w:b/>
+          <w:i/>
+          <w:color w:val="305496"/>
+          <w:sz w:val="22"/>
+        </w:rPr>
+        <w:t xml:space="preserve">   (2)</w:t>
+      </w:r>
+    </w:p>
+    <w:p>
+      <w:pPr>
+        <w:spacing w:line="360" w:lineRule="auto" w:after="120"/>
+        <w:jc w:val="both"/>
+      </w:pPr>
+      <w:r>
+        <w:rPr>
+          <w:rFonts w:ascii="Arial" w:hAnsi="Arial" w:cs="Arial"/>
+          <w:b w:val="0"/>
+          <w:i w:val="0"/>
+          <w:sz w:val="22"/>
+        </w:rPr>
+        <w:t xml:space="preserve">Perhatikan bahwa </w:t>
+      </w:r>
+      <w:r>
+        <w:rPr>
+          <w:rFonts w:ascii="Arial" w:hAnsi="Arial" w:cs="Arial"/>
+          <w:b w:val="0"/>
+          <w:i w:val="0"/>
+          <w:sz w:val="22"/>
+        </w:rPr>
+        <w:t xml:space="preserve">f</w:t>
+      </w:r>
+      <w:r>
+        <w:rPr>
+          <w:rFonts w:ascii="Arial" w:hAnsi="Arial" w:cs="Arial"/>
+          <w:b w:val="0"/>
+          <w:i w:val="0"/>
+          <w:sz w:val="22"/>
+          <w:vertAlign w:val="subscript"/>
+        </w:rPr>
+        <w:t xml:space="preserve">opt</w:t>
+      </w:r>
+      <w:r>
+        <w:rPr>
+          <w:rFonts w:ascii="Arial" w:hAnsi="Arial" w:cs="Arial"/>
+          <w:b w:val="0"/>
+          <w:i w:val="0"/>
+          <w:sz w:val="22"/>
+        </w:rPr>
+        <w:t xml:space="preserve"> selalu bernilai sedikit di bawah 1: absorber sengaja di-tune sedikit lebih rendah dari frekuensi natural struktur utama. Untuk μ=0,05, </w:t>
+      </w:r>
+      <w:r>
+        <w:rPr>
+          <w:rFonts w:ascii="Arial" w:hAnsi="Arial" w:cs="Arial"/>
+          <w:b w:val="0"/>
+          <w:i w:val="0"/>
+          <w:sz w:val="22"/>
+        </w:rPr>
+        <w:t xml:space="preserve">f</w:t>
+      </w:r>
+      <w:r>
+        <w:rPr>
+          <w:rFonts w:ascii="Arial" w:hAnsi="Arial" w:cs="Arial"/>
+          <w:b w:val="0"/>
+          <w:i w:val="0"/>
+          <w:sz w:val="22"/>
+          <w:vertAlign w:val="subscript"/>
+        </w:rPr>
+        <w:t xml:space="preserve">opt</w:t>
+      </w:r>
+      <w:r>
+        <w:rPr>
+          <w:rFonts w:ascii="Arial" w:hAnsi="Arial" w:cs="Arial"/>
+          <w:b w:val="0"/>
+          <w:i w:val="0"/>
+          <w:sz w:val="22"/>
+        </w:rPr>
+        <w:t xml:space="preserve">=0,9524; artinya absorber di-tune ke 95,24 persen frekuensi struktur utama, bukan tepat sama. Setelah </w:t>
+      </w:r>
+      <w:r>
+        <w:rPr>
+          <w:rFonts w:ascii="Arial" w:hAnsi="Arial" w:cs="Arial"/>
+          <w:b w:val="0"/>
+          <w:i w:val="0"/>
+          <w:sz w:val="22"/>
+        </w:rPr>
+        <w:t xml:space="preserve">f</w:t>
+      </w:r>
+      <w:r>
+        <w:rPr>
+          <w:rFonts w:ascii="Arial" w:hAnsi="Arial" w:cs="Arial"/>
+          <w:b w:val="0"/>
+          <w:i w:val="0"/>
+          <w:sz w:val="22"/>
+          <w:vertAlign w:val="subscript"/>
+        </w:rPr>
+        <w:t xml:space="preserve">opt</w:t>
+      </w:r>
+      <w:r>
+        <w:rPr>
+          <w:rFonts w:ascii="Arial" w:hAnsi="Arial" w:cs="Arial"/>
+          <w:b w:val="0"/>
+          <w:i w:val="0"/>
+          <w:sz w:val="22"/>
+        </w:rPr>
+        <w:t xml:space="preserve"> diperoleh, kekakuan absorber </w:t>
+      </w:r>
+      <w:r>
+        <w:rPr>
+          <w:rFonts w:ascii="Arial" w:hAnsi="Arial" w:cs="Arial"/>
+          <w:b w:val="0"/>
+          <w:i w:val="0"/>
+          <w:sz w:val="22"/>
+        </w:rPr>
+        <w:t xml:space="preserve">k</w:t>
+      </w:r>
+      <w:r>
+        <w:rPr>
+          <w:rFonts w:ascii="Arial" w:hAnsi="Arial" w:cs="Arial"/>
+          <w:b w:val="0"/>
+          <w:i w:val="0"/>
+          <w:sz w:val="22"/>
+          <w:vertAlign w:val="subscript"/>
+        </w:rPr>
+        <w:t xml:space="preserve">a</w:t>
+      </w:r>
+      <w:r>
+        <w:rPr>
+          <w:rFonts w:ascii="Arial" w:hAnsi="Arial" w:cs="Arial"/>
+          <w:b w:val="0"/>
+          <w:i w:val="0"/>
+          <w:sz w:val="22"/>
+        </w:rPr>
+        <w:t xml:space="preserve"> dihitung dari </w:t>
+      </w:r>
+      <w:r>
+        <w:rPr>
+          <w:rFonts w:ascii="Arial" w:hAnsi="Arial" w:cs="Arial"/>
+          <w:b w:val="0"/>
+          <w:i w:val="0"/>
+          <w:sz w:val="22"/>
+        </w:rPr>
+        <w:t xml:space="preserve">ω</w:t>
+      </w:r>
+      <w:r>
+        <w:rPr>
+          <w:rFonts w:ascii="Arial" w:hAnsi="Arial" w:cs="Arial"/>
+          <w:b w:val="0"/>
+          <w:i w:val="0"/>
+          <w:sz w:val="22"/>
+          <w:vertAlign w:val="subscript"/>
+        </w:rPr>
+        <w:t xml:space="preserve">a</w:t>
+      </w:r>
+      <w:r>
+        <w:rPr>
+          <w:rFonts w:ascii="Arial" w:hAnsi="Arial" w:cs="Arial"/>
+          <w:b w:val="0"/>
+          <w:i w:val="0"/>
+          <w:sz w:val="22"/>
+        </w:rPr>
+        <w:t xml:space="preserve"> = </w:t>
+      </w:r>
+      <w:r>
+        <w:rPr>
+          <w:rFonts w:ascii="Arial" w:hAnsi="Arial" w:cs="Arial"/>
+          <w:b w:val="0"/>
+          <w:i w:val="0"/>
+          <w:sz w:val="22"/>
+        </w:rPr>
+        <w:t xml:space="preserve">f</w:t>
+      </w:r>
+      <w:r>
+        <w:rPr>
+          <w:rFonts w:ascii="Arial" w:hAnsi="Arial" w:cs="Arial"/>
+          <w:b w:val="0"/>
+          <w:i w:val="0"/>
+          <w:sz w:val="22"/>
+          <w:vertAlign w:val="subscript"/>
+        </w:rPr>
+        <w:t xml:space="preserve">opt</w:t>
+      </w:r>
+      <w:r>
+        <w:rPr>
+          <w:rFonts w:ascii="Arial" w:hAnsi="Arial" w:cs="Arial"/>
+          <w:b w:val="0"/>
+          <w:i w:val="0"/>
+          <w:sz w:val="22"/>
+        </w:rPr>
+        <w:t xml:space="preserve"> . </w:t>
+      </w:r>
+      <w:r>
+        <w:rPr>
+          <w:rFonts w:ascii="Arial" w:hAnsi="Arial" w:cs="Arial"/>
+          <w:b w:val="0"/>
+          <w:i w:val="0"/>
+          <w:sz w:val="22"/>
+        </w:rPr>
+        <w:t xml:space="preserve">ω</w:t>
+      </w:r>
+      <w:r>
+        <w:rPr>
+          <w:rFonts w:ascii="Arial" w:hAnsi="Arial" w:cs="Arial"/>
+          <w:b w:val="0"/>
+          <w:i w:val="0"/>
+          <w:sz w:val="22"/>
+          <w:vertAlign w:val="subscript"/>
+        </w:rPr>
+        <w:t xml:space="preserve">n</w:t>
+      </w:r>
+      <w:r>
+        <w:rPr>
+          <w:rFonts w:ascii="Arial" w:hAnsi="Arial" w:cs="Arial"/>
+          <w:b w:val="0"/>
+          <w:i w:val="0"/>
+          <w:sz w:val="22"/>
+        </w:rPr>
+        <w:t xml:space="preserve">, lalu </w:t>
+      </w:r>
+      <w:r>
+        <w:rPr>
+          <w:rFonts w:ascii="Arial" w:hAnsi="Arial" w:cs="Arial"/>
+          <w:b w:val="0"/>
+          <w:i w:val="0"/>
+          <w:sz w:val="22"/>
+        </w:rPr>
+        <w:t xml:space="preserve">k</w:t>
+      </w:r>
+      <w:r>
+        <w:rPr>
+          <w:rFonts w:ascii="Arial" w:hAnsi="Arial" w:cs="Arial"/>
+          <w:b w:val="0"/>
+          <w:i w:val="0"/>
+          <w:sz w:val="22"/>
+          <w:vertAlign w:val="subscript"/>
+        </w:rPr>
+        <w:t xml:space="preserve">a</w:t>
+      </w:r>
+      <w:r>
+        <w:rPr>
+          <w:rFonts w:ascii="Arial" w:hAnsi="Arial" w:cs="Arial"/>
+          <w:b w:val="0"/>
+          <w:i w:val="0"/>
+          <w:sz w:val="22"/>
+        </w:rPr>
+        <w:t xml:space="preserve"> = </w:t>
+      </w:r>
+      <w:r>
+        <w:rPr>
+          <w:rFonts w:ascii="Arial" w:hAnsi="Arial" w:cs="Arial"/>
+          <w:b w:val="0"/>
+          <w:i w:val="0"/>
+          <w:sz w:val="22"/>
+        </w:rPr>
+        <w:t xml:space="preserve">m</w:t>
+      </w:r>
+      <w:r>
+        <w:rPr>
+          <w:rFonts w:ascii="Arial" w:hAnsi="Arial" w:cs="Arial"/>
+          <w:b w:val="0"/>
+          <w:i w:val="0"/>
+          <w:sz w:val="22"/>
+          <w:vertAlign w:val="subscript"/>
+        </w:rPr>
+        <w:t xml:space="preserve">a</w:t>
+      </w:r>
+      <w:r>
+        <w:rPr>
+          <w:rFonts w:ascii="Arial" w:hAnsi="Arial" w:cs="Arial"/>
+          <w:b w:val="0"/>
+          <w:i w:val="0"/>
+          <w:sz w:val="22"/>
+        </w:rPr>
+        <w:t xml:space="preserve"> · </w:t>
+      </w:r>
+      <w:r>
+        <w:rPr>
+          <w:rFonts w:ascii="Arial" w:hAnsi="Arial" w:cs="Arial"/>
+          <w:b w:val="0"/>
+          <w:i w:val="0"/>
+          <w:sz w:val="22"/>
+        </w:rPr>
+        <w:t xml:space="preserve">ω</w:t>
+      </w:r>
+      <w:r>
+        <w:rPr>
+          <w:rFonts w:ascii="Arial" w:hAnsi="Arial" w:cs="Arial"/>
+          <w:b w:val="0"/>
+          <w:i w:val="0"/>
+          <w:sz w:val="22"/>
+          <w:vertAlign w:val="subscript"/>
+        </w:rPr>
+        <w:t xml:space="preserve">a</w:t>
+      </w:r>
+      <w:r>
+        <w:rPr>
+          <w:rFonts w:ascii="Arial" w:hAnsi="Arial" w:cs="Arial"/>
+          <w:b w:val="0"/>
+          <w:i w:val="0"/>
+          <w:sz w:val="22"/>
+          <w:vertAlign w:val="superscript"/>
+        </w:rPr>
+        <w:t xml:space="preserve">2</w:t>
+      </w:r>
+      <w:r>
+        <w:rPr>
+          <w:rFonts w:ascii="Arial" w:hAnsi="Arial" w:cs="Arial"/>
+          <w:b w:val="0"/>
+          <w:i w:val="0"/>
+          <w:sz w:val="22"/>
+        </w:rPr>
+        <w:t xml:space="preserve">.</w:t>
+      </w:r>
+    </w:p>
+    <w:p>
+      <w:pPr>
+        <w:spacing w:line="360" w:lineRule="auto" w:after="120"/>
+        <w:jc w:val="both"/>
+      </w:pPr>
+      <w:r>
+        <w:rPr>
+          <w:rFonts w:ascii="Arial" w:hAnsi="Arial" w:cs="Arial"/>
+          <w:b/>
+          <w:i w:val="0"/>
+          <w:sz w:val="22"/>
+        </w:rPr>
+        <w:t xml:space="preserve">Formula Den Hartog: Optimal Damping. </w:t>
+      </w:r>
+      <w:r>
+        <w:rPr>
+          <w:rFonts w:ascii="Arial" w:hAnsi="Arial" w:cs="Arial"/>
+          <w:b w:val="0"/>
+          <w:i w:val="0"/>
+          <w:sz w:val="22"/>
+        </w:rPr>
+        <w:t xml:space="preserve">Formula kedua Den Hartog adalah rasio redaman optimal </w:t>
+      </w:r>
+      <w:r>
+        <w:rPr>
+          <w:rFonts w:ascii="Arial" w:hAnsi="Arial" w:cs="Arial"/>
+          <w:b w:val="0"/>
+          <w:i w:val="0"/>
+          <w:sz w:val="22"/>
+        </w:rPr>
+        <w:t xml:space="preserve">ζ</w:t>
+      </w:r>
+      <w:r>
+        <w:rPr>
+          <w:rFonts w:ascii="Arial" w:hAnsi="Arial" w:cs="Arial"/>
+          <w:b w:val="0"/>
+          <w:i w:val="0"/>
+          <w:sz w:val="22"/>
+          <w:vertAlign w:val="subscript"/>
+        </w:rPr>
+        <w:t xml:space="preserve">opt</w:t>
+      </w:r>
+      <w:r>
+        <w:rPr>
+          <w:rFonts w:ascii="Arial" w:hAnsi="Arial" w:cs="Arial"/>
+          <w:b w:val="0"/>
+          <w:i w:val="0"/>
+          <w:sz w:val="22"/>
+        </w:rPr>
+        <w:t xml:space="preserve">, yaitu redaman TMD yang meminimalkan puncak respons struktur utama.</w:t>
+      </w:r>
+      <w:r>
+        <w:rPr>
+          <w:rFonts w:ascii="Arial" w:hAnsi="Arial" w:cs="Arial"/>
+          <w:b w:val="0"/>
+          <w:i w:val="0"/>
+          <w:sz w:val="22"/>
+        </w:rPr>
+        <w:t xml:space="preserve"> Persamaan (3) memadatkan aturan tersebut.</w:t>
+      </w:r>
+    </w:p>
+    <w:p>
+      <w:pPr>
+        <w:spacing w:before="40" w:after="120"/>
+        <w:jc w:val="center"/>
+      </w:pPr>
+      <w:r>
+        <w:rPr>
+          <w:rFonts w:ascii="Arial" w:hAnsi="Arial" w:cs="Arial"/>
+          <w:b/>
+          <w:i/>
+          <w:color w:val="305496"/>
+          <w:sz w:val="22"/>
+        </w:rPr>
+        <w:t xml:space="preserve"/>
+      </w:r>
+      <w:r>
+        <w:rPr>
+          <w:rFonts w:ascii="Arial" w:hAnsi="Arial" w:cs="Arial"/>
+          <w:b/>
+          <w:i/>
+          <w:color w:val="305496"/>
+          <w:sz w:val="22"/>
+        </w:rPr>
+        <w:t xml:space="preserve">ζ</w:t>
+      </w:r>
+      <w:r>
+        <w:rPr>
+          <w:rFonts w:ascii="Arial" w:hAnsi="Arial" w:cs="Arial"/>
+          <w:b/>
+          <w:i/>
+          <w:color w:val="305496"/>
+          <w:sz w:val="22"/>
+          <w:vertAlign w:val="subscript"/>
+        </w:rPr>
+        <w:t xml:space="preserve">opt</w:t>
+      </w:r>
+      <w:r>
+        <w:rPr>
+          <w:rFonts w:ascii="Arial" w:hAnsi="Arial" w:cs="Arial"/>
+          <w:b/>
+          <w:i/>
+          <w:color w:val="305496"/>
+          <w:sz w:val="22"/>
+        </w:rPr>
+        <w:t xml:space="preserve"> = √(3·μ / (8·(1+μ)</w:t>
+      </w:r>
+      <w:r>
+        <w:rPr>
+          <w:rFonts w:ascii="Arial" w:hAnsi="Arial" w:cs="Arial"/>
+          <w:b/>
+          <w:i/>
+          <w:color w:val="305496"/>
+          <w:sz w:val="22"/>
+          <w:vertAlign w:val="superscript"/>
+        </w:rPr>
+        <w:t xml:space="preserve">3</w:t>
+      </w:r>
+      <w:r>
+        <w:rPr>
+          <w:rFonts w:ascii="Arial" w:hAnsi="Arial" w:cs="Arial"/>
+          <w:b/>
+          <w:i/>
+          <w:color w:val="305496"/>
+          <w:sz w:val="22"/>
+        </w:rPr>
+        <w:t xml:space="preserve">))</w:t>
+      </w:r>
+      <w:r>
+        <w:rPr>
+          <w:rFonts w:ascii="Arial" w:hAnsi="Arial" w:cs="Arial"/>
+          <w:b/>
+          <w:i/>
+          <w:color w:val="305496"/>
+          <w:sz w:val="22"/>
+        </w:rPr>
+        <w:t xml:space="preserve">   (3)</w:t>
+      </w:r>
+    </w:p>
+    <w:p>
+      <w:pPr>
+        <w:spacing w:line="360" w:lineRule="auto" w:after="120"/>
+        <w:jc w:val="both"/>
+      </w:pPr>
+      <w:r>
+        <w:rPr>
+          <w:rFonts w:ascii="Arial" w:hAnsi="Arial" w:cs="Arial"/>
+          <w:b w:val="0"/>
+          <w:i w:val="0"/>
+          <w:sz w:val="22"/>
+        </w:rPr>
+        <w:t xml:space="preserve">Koefisien redaman absorber </w:t>
+      </w:r>
+      <w:r>
+        <w:rPr>
+          <w:rFonts w:ascii="Arial" w:hAnsi="Arial" w:cs="Arial"/>
+          <w:b w:val="0"/>
+          <w:i w:val="0"/>
+          <w:sz w:val="22"/>
+        </w:rPr>
+        <w:t xml:space="preserve">c</w:t>
+      </w:r>
+      <w:r>
+        <w:rPr>
+          <w:rFonts w:ascii="Arial" w:hAnsi="Arial" w:cs="Arial"/>
+          <w:b w:val="0"/>
+          <w:i w:val="0"/>
+          <w:sz w:val="22"/>
+          <w:vertAlign w:val="subscript"/>
+        </w:rPr>
+        <w:t xml:space="preserve">a</w:t>
+      </w:r>
+      <w:r>
+        <w:rPr>
+          <w:rFonts w:ascii="Arial" w:hAnsi="Arial" w:cs="Arial"/>
+          <w:b w:val="0"/>
+          <w:i w:val="0"/>
+          <w:sz w:val="22"/>
+        </w:rPr>
+        <w:t xml:space="preserve"> kemudian diperoleh dari </w:t>
+      </w:r>
+      <w:r>
+        <w:rPr>
+          <w:rFonts w:ascii="Arial" w:hAnsi="Arial" w:cs="Arial"/>
+          <w:b w:val="0"/>
+          <w:i w:val="0"/>
+          <w:sz w:val="22"/>
+        </w:rPr>
+        <w:t xml:space="preserve">c</w:t>
+      </w:r>
+      <w:r>
+        <w:rPr>
+          <w:rFonts w:ascii="Arial" w:hAnsi="Arial" w:cs="Arial"/>
+          <w:b w:val="0"/>
+          <w:i w:val="0"/>
+          <w:sz w:val="22"/>
+          <w:vertAlign w:val="subscript"/>
+        </w:rPr>
+        <w:t xml:space="preserve">a</w:t>
+      </w:r>
+      <w:r>
+        <w:rPr>
+          <w:rFonts w:ascii="Arial" w:hAnsi="Arial" w:cs="Arial"/>
+          <w:b w:val="0"/>
+          <w:i w:val="0"/>
+          <w:sz w:val="22"/>
+        </w:rPr>
+        <w:t xml:space="preserve"> = 2 · </w:t>
+      </w:r>
+      <w:r>
+        <w:rPr>
+          <w:rFonts w:ascii="Arial" w:hAnsi="Arial" w:cs="Arial"/>
+          <w:b w:val="0"/>
+          <w:i w:val="0"/>
+          <w:sz w:val="22"/>
+        </w:rPr>
+        <w:t xml:space="preserve">m</w:t>
+      </w:r>
+      <w:r>
+        <w:rPr>
+          <w:rFonts w:ascii="Arial" w:hAnsi="Arial" w:cs="Arial"/>
+          <w:b w:val="0"/>
+          <w:i w:val="0"/>
+          <w:sz w:val="22"/>
+          <w:vertAlign w:val="subscript"/>
+        </w:rPr>
+        <w:t xml:space="preserve">a</w:t>
+      </w:r>
+      <w:r>
+        <w:rPr>
+          <w:rFonts w:ascii="Arial" w:hAnsi="Arial" w:cs="Arial"/>
+          <w:b w:val="0"/>
+          <w:i w:val="0"/>
+          <w:sz w:val="22"/>
+        </w:rPr>
+        <w:t xml:space="preserve"> · </w:t>
+      </w:r>
+      <w:r>
+        <w:rPr>
+          <w:rFonts w:ascii="Arial" w:hAnsi="Arial" w:cs="Arial"/>
+          <w:b w:val="0"/>
+          <w:i w:val="0"/>
+          <w:sz w:val="22"/>
+        </w:rPr>
+        <w:t xml:space="preserve">ω</w:t>
+      </w:r>
+      <w:r>
+        <w:rPr>
+          <w:rFonts w:ascii="Arial" w:hAnsi="Arial" w:cs="Arial"/>
+          <w:b w:val="0"/>
+          <w:i w:val="0"/>
+          <w:sz w:val="22"/>
+          <w:vertAlign w:val="subscript"/>
+        </w:rPr>
+        <w:t xml:space="preserve">a</w:t>
+      </w:r>
+      <w:r>
+        <w:rPr>
+          <w:rFonts w:ascii="Arial" w:hAnsi="Arial" w:cs="Arial"/>
+          <w:b w:val="0"/>
+          <w:i w:val="0"/>
+          <w:sz w:val="22"/>
+        </w:rPr>
+        <w:t xml:space="preserve"> · </w:t>
+      </w:r>
+      <w:r>
+        <w:rPr>
+          <w:rFonts w:ascii="Arial" w:hAnsi="Arial" w:cs="Arial"/>
+          <w:b w:val="0"/>
+          <w:i w:val="0"/>
+          <w:sz w:val="22"/>
+        </w:rPr>
+        <w:t xml:space="preserve">ζ</w:t>
+      </w:r>
+      <w:r>
+        <w:rPr>
+          <w:rFonts w:ascii="Arial" w:hAnsi="Arial" w:cs="Arial"/>
+          <w:b w:val="0"/>
+          <w:i w:val="0"/>
+          <w:sz w:val="22"/>
+          <w:vertAlign w:val="subscript"/>
+        </w:rPr>
+        <w:t xml:space="preserve">opt</w:t>
+      </w:r>
+      <w:r>
+        <w:rPr>
+          <w:rFonts w:ascii="Arial" w:hAnsi="Arial" w:cs="Arial"/>
+          <w:b w:val="0"/>
+          <w:i w:val="0"/>
+          <w:sz w:val="22"/>
+        </w:rPr>
+        <w:t xml:space="preserve">. Tabel 1 merangkum perhitungan lengkap parameter tuning Den Hartog untuk empat nilai mass ratio, memakai studi kasus gedung dengan massa struktur utama M=1.000.000 kg dan frekuensi natural f=0,2 Hz (</w:t>
+      </w:r>
+      <w:r>
+        <w:rPr>
+          <w:rFonts w:ascii="Arial" w:hAnsi="Arial" w:cs="Arial"/>
+          <w:b w:val="0"/>
+          <w:i w:val="0"/>
+          <w:sz w:val="22"/>
+        </w:rPr>
+        <w:t xml:space="preserve">ω</w:t>
+      </w:r>
+      <w:r>
+        <w:rPr>
+          <w:rFonts w:ascii="Arial" w:hAnsi="Arial" w:cs="Arial"/>
+          <w:b w:val="0"/>
+          <w:i w:val="0"/>
+          <w:sz w:val="22"/>
+          <w:vertAlign w:val="subscript"/>
+        </w:rPr>
+        <w:t xml:space="preserve">n</w:t>
+      </w:r>
+      <w:r>
+        <w:rPr>
+          <w:rFonts w:ascii="Arial" w:hAnsi="Arial" w:cs="Arial"/>
+          <w:b w:val="0"/>
+          <w:i w:val="0"/>
+          <w:sz w:val="22"/>
+        </w:rPr>
+        <w:t xml:space="preserve">=1,2566 rad/s, setara periode 5 detik), konsisten dengan contoh pada Bagian 08 Modul-10.html.</w:t>
+      </w:r>
+    </w:p>
+    <w:p>
+      <w:pPr>
+        <w:keepNext/>
+        <w:spacing w:before="160" w:after="80"/>
+      </w:pPr>
+      <w:r>
+        <w:rPr>
+          <w:rFonts w:ascii="Arial" w:hAnsi="Arial" w:cs="Arial"/>
+          <w:b w:val="0"/>
+          <w:i/>
+          <w:color w:val="444444"/>
+          <w:sz w:val="20"/>
+        </w:rPr>
+        <w:t xml:space="preserve">Tabel 1. Parameter tuning optimal Den Hartog untuk empat nilai mass ratio μ, studi kasus gedung M=1.000.000 kg, </w:t>
+      </w:r>
+      <w:r>
+        <w:rPr>
+          <w:rFonts w:ascii="Arial" w:hAnsi="Arial" w:cs="Arial"/>
+          <w:b w:val="0"/>
+          <w:i/>
+          <w:color w:val="444444"/>
+          <w:sz w:val="20"/>
+        </w:rPr>
+        <w:t xml:space="preserve">ω</w:t>
+      </w:r>
+      <w:r>
+        <w:rPr>
+          <w:rFonts w:ascii="Arial" w:hAnsi="Arial" w:cs="Arial"/>
+          <w:b w:val="0"/>
+          <w:i/>
+          <w:color w:val="444444"/>
+          <w:sz w:val="20"/>
+          <w:vertAlign w:val="subscript"/>
+        </w:rPr>
+        <w:t xml:space="preserve">n</w:t>
+      </w:r>
+      <w:r>
+        <w:rPr>
+          <w:rFonts w:ascii="Arial" w:hAnsi="Arial" w:cs="Arial"/>
+          <w:b w:val="0"/>
+          <w:i/>
+          <w:color w:val="444444"/>
+          <w:sz w:val="20"/>
+        </w:rPr>
+        <w:t xml:space="preserve">=1,2566 rad/s (f=0,2 Hz).</w:t>
       </w:r>
     </w:p>
     <w:tbl>
@@ -3163,7 +4239,7 @@
                 <w:i w:val="0"/>
                 <w:sz w:val="19"/>
               </w:rPr>
-              <w:t>mu</w:t>
+              <w:t xml:space="preserve">μ</w:t>
             </w:r>
           </w:p>
         </w:tc>
@@ -3190,7 +4266,26 @@
                 <w:i w:val="0"/>
                 <w:sz w:val="19"/>
               </w:rPr>
-              <w:t>f_opt</w:t>
+              <w:t xml:space="preserve"/>
+            </w:r>
+            <w:r>
+              <w:rPr>
+                <w:rFonts w:ascii="Arial" w:hAnsi="Arial" w:cs="Arial"/>
+                <w:b/>
+                <w:i w:val="0"/>
+                <w:sz w:val="19"/>
+              </w:rPr>
+              <w:t xml:space="preserve">f</w:t>
+            </w:r>
+            <w:r>
+              <w:rPr>
+                <w:rFonts w:ascii="Arial" w:hAnsi="Arial" w:cs="Arial"/>
+                <w:b/>
+                <w:i w:val="0"/>
+                <w:sz w:val="19"/>
+                <w:vertAlign w:val="subscript"/>
+              </w:rPr>
+              <w:t xml:space="preserve">opt</w:t>
             </w:r>
           </w:p>
         </w:tc>
@@ -3217,7 +4312,26 @@
                 <w:i w:val="0"/>
                 <w:sz w:val="19"/>
               </w:rPr>
-              <w:t>zeta_opt</w:t>
+              <w:t xml:space="preserve"/>
+            </w:r>
+            <w:r>
+              <w:rPr>
+                <w:rFonts w:ascii="Arial" w:hAnsi="Arial" w:cs="Arial"/>
+                <w:b/>
+                <w:i w:val="0"/>
+                <w:sz w:val="19"/>
+              </w:rPr>
+              <w:t xml:space="preserve">ζ</w:t>
+            </w:r>
+            <w:r>
+              <w:rPr>
+                <w:rFonts w:ascii="Arial" w:hAnsi="Arial" w:cs="Arial"/>
+                <w:b/>
+                <w:i w:val="0"/>
+                <w:sz w:val="19"/>
+                <w:vertAlign w:val="subscript"/>
+              </w:rPr>
+              <w:t xml:space="preserve">opt</w:t>
             </w:r>
           </w:p>
         </w:tc>
@@ -3244,7 +4358,35 @@
                 <w:i w:val="0"/>
                 <w:sz w:val="19"/>
               </w:rPr>
-              <w:t>m_a (ton)</w:t>
+              <w:t xml:space="preserve"/>
+            </w:r>
+            <w:r>
+              <w:rPr>
+                <w:rFonts w:ascii="Arial" w:hAnsi="Arial" w:cs="Arial"/>
+                <w:b/>
+                <w:i w:val="0"/>
+                <w:sz w:val="19"/>
+              </w:rPr>
+              <w:t xml:space="preserve">m</w:t>
+            </w:r>
+            <w:r>
+              <w:rPr>
+                <w:rFonts w:ascii="Arial" w:hAnsi="Arial" w:cs="Arial"/>
+                <w:b/>
+                <w:i w:val="0"/>
+                <w:sz w:val="19"/>
+                <w:vertAlign w:val="subscript"/>
+              </w:rPr>
+              <w:t xml:space="preserve">a</w:t>
+            </w:r>
+            <w:r>
+              <w:rPr>
+                <w:rFonts w:ascii="Arial" w:hAnsi="Arial" w:cs="Arial"/>
+                <w:b/>
+                <w:i w:val="0"/>
+                <w:sz w:val="19"/>
+              </w:rPr>
+              <w:t xml:space="preserve"> (ton)</w:t>
             </w:r>
           </w:p>
         </w:tc>
@@ -3271,7 +4413,35 @@
                 <w:i w:val="0"/>
                 <w:sz w:val="19"/>
               </w:rPr>
-              <w:t>k_a (N/m)</w:t>
+              <w:t xml:space="preserve"/>
+            </w:r>
+            <w:r>
+              <w:rPr>
+                <w:rFonts w:ascii="Arial" w:hAnsi="Arial" w:cs="Arial"/>
+                <w:b/>
+                <w:i w:val="0"/>
+                <w:sz w:val="19"/>
+              </w:rPr>
+              <w:t xml:space="preserve">k</w:t>
+            </w:r>
+            <w:r>
+              <w:rPr>
+                <w:rFonts w:ascii="Arial" w:hAnsi="Arial" w:cs="Arial"/>
+                <w:b/>
+                <w:i w:val="0"/>
+                <w:sz w:val="19"/>
+                <w:vertAlign w:val="subscript"/>
+              </w:rPr>
+              <w:t xml:space="preserve">a</w:t>
+            </w:r>
+            <w:r>
+              <w:rPr>
+                <w:rFonts w:ascii="Arial" w:hAnsi="Arial" w:cs="Arial"/>
+                <w:b/>
+                <w:i w:val="0"/>
+                <w:sz w:val="19"/>
+              </w:rPr>
+              <w:t xml:space="preserve"> (N/m)</w:t>
             </w:r>
           </w:p>
         </w:tc>
@@ -3298,7 +4468,35 @@
                 <w:i w:val="0"/>
                 <w:sz w:val="19"/>
               </w:rPr>
-              <w:t>c_a (Ns/m)</w:t>
+              <w:t xml:space="preserve"/>
+            </w:r>
+            <w:r>
+              <w:rPr>
+                <w:rFonts w:ascii="Arial" w:hAnsi="Arial" w:cs="Arial"/>
+                <w:b/>
+                <w:i w:val="0"/>
+                <w:sz w:val="19"/>
+              </w:rPr>
+              <w:t xml:space="preserve">c</w:t>
+            </w:r>
+            <w:r>
+              <w:rPr>
+                <w:rFonts w:ascii="Arial" w:hAnsi="Arial" w:cs="Arial"/>
+                <w:b/>
+                <w:i w:val="0"/>
+                <w:sz w:val="19"/>
+                <w:vertAlign w:val="subscript"/>
+              </w:rPr>
+              <w:t xml:space="preserve">a</w:t>
+            </w:r>
+            <w:r>
+              <w:rPr>
+                <w:rFonts w:ascii="Arial" w:hAnsi="Arial" w:cs="Arial"/>
+                <w:b/>
+                <w:i w:val="0"/>
+                <w:sz w:val="19"/>
+              </w:rPr>
+              <w:t xml:space="preserve"> (Ns/m)</w:t>
             </w:r>
           </w:p>
         </w:tc>
@@ -4098,7 +5296,35 @@
           <w:i w:val="0"/>
           <w:sz w:val="22"/>
         </w:rPr>
-        <w:t>Kolom terakhir Tabel 1 adalah reduction factor, yaitu rasio amplitudo puncak struktur dengan TMD optimal terhadap defleksi statis Xstatic=F0/k, dihitung dari formula Xmax/Xstatic kira-kira akar((2+mu)/mu). Untuk mu=0,05, rasio ini bernilai 6,40; bandingkan dengan struktur tanpa TMD di kondisi resonansi murni yang secara teoretis menuju amplitudo tak terhingga (dibatasi hanya oleh redaman struktur sendiri yang biasanya sangat kecil). Semakin besar mu, semakin kecil rasio reduction factor, artinya semakin efektif TMD meredam puncak respons, namun trade-off-nya adalah penambahan massa yang semakin besar dan mahal.</w:t>
+        <w:t xml:space="preserve">Kolom terakhir Tabel 1 adalah reduction factor, yaitu rasio amplitudo puncak struktur dengan TMD optimal terhadap defleksi statis Xstatic=</w:t>
+      </w:r>
+      <w:r>
+        <w:rPr>
+          <w:rFonts w:ascii="Arial" w:hAnsi="Arial" w:cs="Arial"/>
+          <w:b w:val="0"/>
+          <w:i w:val="0"/>
+          <w:sz w:val="22"/>
+        </w:rPr>
+        <w:t xml:space="preserve">F</w:t>
+      </w:r>
+      <w:r>
+        <w:rPr>
+          <w:rFonts w:ascii="Arial" w:hAnsi="Arial" w:cs="Arial"/>
+          <w:b w:val="0"/>
+          <w:i w:val="0"/>
+          <w:sz w:val="22"/>
+          <w:vertAlign w:val="subscript"/>
+        </w:rPr>
+        <w:t xml:space="preserve">0</w:t>
+      </w:r>
+      <w:r>
+        <w:rPr>
+          <w:rFonts w:ascii="Arial" w:hAnsi="Arial" w:cs="Arial"/>
+          <w:b w:val="0"/>
+          <w:i w:val="0"/>
+          <w:sz w:val="22"/>
+        </w:rPr>
+        <w:t xml:space="preserve">/k, dihitung dari formula Xmax/Xstatic kira-kira √((2+μ)/μ). Untuk μ=0,05, rasio ini bernilai 6,40; bandingkan dengan struktur tanpa TMD di kondisi resonansi murni yang secara teoretis menuju amplitudo tak terhingga (dibatasi hanya oleh redaman struktur sendiri yang biasanya sangat kecil). Semakin besar μ, semakin kecil rasio reduction factor, artinya semakin efektif TMD meredam puncak respons, namun trade-off-nya adalah penambahan massa yang semakin besar dan mahal.</w:t>
       </w:r>
     </w:p>
     <w:p>
@@ -4122,7 +5348,91 @@
           <w:i w:val="0"/>
           <w:sz w:val="22"/>
         </w:rPr>
-        <w:t>Sebagai contoh konkret penerapan nyata, Taipei 101 (508 meter, Taipei, Taiwan) memasang TMD berbentuk bola raksasa seberat 660 ton di lantai 87 sampai 92, digantung sebagai pendulum. Tuning TMD ini disesuaikan agar omega_TMD mendekati omega_gedung, yaitu sekitar 0,1 Hz (periode 10 detik), mengikuti prinsip Den Hartog f_opt yang sedikit di bawah 1. Saat angin kencang atau gempa meng-eksitasi gedung tepat di frekuensi naturalnya, bola pendulum mulai berayun out-of-phase terhadap gerakan gedung, menyerap energi getaran secara signifikan. Hasilnya, reduksi amplitudo goyangan gedung mencapai sekitar 40 persen, sebuah pencapaian yang tanpa TMD akan berujung pada kerusakan struktural jauh lebih parah saat kondisi beban ekstrem. Studi rekayasa TMD modern untuk gedung tinggi terus mengembangkan pendekatan ini lebih jauh; kajian tuning optimal terbaru untuk bangunan menengah dan tinggi menegaskan bahwa efisiensi dan robustness TMD terhadap ketidakpastian parameter struktural adalah dua kriteria utama yang harus dievaluasi bersamaan, bukan hanya efisiensi puncak semata (Fahimi Farzam et al., 2023).</w:t>
+        <w:t xml:space="preserve">Sebagai contoh konkret penerapan nyata, Taipei 101 (508 meter, Taipei, Taiwan) memasang TMD berbentuk bola raksasa seberat 660 ton di lantai 87 sampai 92, digantung sebagai pendulum. Tuning TMD ini disesuaikan agar </w:t>
+      </w:r>
+      <w:r>
+        <w:rPr>
+          <w:rFonts w:ascii="Arial" w:hAnsi="Arial" w:cs="Arial"/>
+          <w:b w:val="0"/>
+          <w:i w:val="0"/>
+          <w:sz w:val="22"/>
+        </w:rPr>
+        <w:t xml:space="preserve">ω</w:t>
+      </w:r>
+      <w:r>
+        <w:rPr>
+          <w:rFonts w:ascii="Arial" w:hAnsi="Arial" w:cs="Arial"/>
+          <w:b w:val="0"/>
+          <w:i w:val="0"/>
+          <w:sz w:val="22"/>
+          <w:vertAlign w:val="subscript"/>
+        </w:rPr>
+        <w:t xml:space="preserve">TMD</w:t>
+      </w:r>
+      <w:r>
+        <w:rPr>
+          <w:rFonts w:ascii="Arial" w:hAnsi="Arial" w:cs="Arial"/>
+          <w:b w:val="0"/>
+          <w:i w:val="0"/>
+          <w:sz w:val="22"/>
+        </w:rPr>
+        <w:t xml:space="preserve"> mendekati </w:t>
+      </w:r>
+      <w:r>
+        <w:rPr>
+          <w:rFonts w:ascii="Arial" w:hAnsi="Arial" w:cs="Arial"/>
+          <w:b w:val="0"/>
+          <w:i w:val="0"/>
+          <w:sz w:val="22"/>
+        </w:rPr>
+        <w:t xml:space="preserve">ω</w:t>
+      </w:r>
+      <w:r>
+        <w:rPr>
+          <w:rFonts w:ascii="Arial" w:hAnsi="Arial" w:cs="Arial"/>
+          <w:b w:val="0"/>
+          <w:i w:val="0"/>
+          <w:sz w:val="22"/>
+          <w:vertAlign w:val="subscript"/>
+        </w:rPr>
+        <w:t xml:space="preserve">gedung</w:t>
+      </w:r>
+      <w:r>
+        <w:rPr>
+          <w:rFonts w:ascii="Arial" w:hAnsi="Arial" w:cs="Arial"/>
+          <w:b w:val="0"/>
+          <w:i w:val="0"/>
+          <w:sz w:val="22"/>
+        </w:rPr>
+        <w:t xml:space="preserve">, yaitu sekitar 0,1 Hz (periode 10 detik), mengikuti prinsip Den Hartog </w:t>
+      </w:r>
+      <w:r>
+        <w:rPr>
+          <w:rFonts w:ascii="Arial" w:hAnsi="Arial" w:cs="Arial"/>
+          <w:b w:val="0"/>
+          <w:i w:val="0"/>
+          <w:sz w:val="22"/>
+        </w:rPr>
+        <w:t xml:space="preserve">f</w:t>
+      </w:r>
+      <w:r>
+        <w:rPr>
+          <w:rFonts w:ascii="Arial" w:hAnsi="Arial" w:cs="Arial"/>
+          <w:b w:val="0"/>
+          <w:i w:val="0"/>
+          <w:sz w:val="22"/>
+          <w:vertAlign w:val="subscript"/>
+        </w:rPr>
+        <w:t xml:space="preserve">opt</w:t>
+      </w:r>
+      <w:r>
+        <w:rPr>
+          <w:rFonts w:ascii="Arial" w:hAnsi="Arial" w:cs="Arial"/>
+          <w:b w:val="0"/>
+          <w:i w:val="0"/>
+          <w:sz w:val="22"/>
+        </w:rPr>
+        <w:t xml:space="preserve"> yang sedikit di bawah 1. Saat angin kencang atau gempa meng-eksitasi gedung tepat di frekuensi naturalnya, bola pendulum mulai berayun out-of-phase terhadap gerakan gedung, menyerap energi getaran secara signifikan. Hasilnya, reduksi amplitudo goyangan gedung mencapai sekitar 40 persen, sebuah pencapaian yang tanpa TMD akan berujung pada kerusakan struktural jauh lebih parah saat kondisi beban ekstrem. Studi rekayasa TMD modern untuk gedung tinggi terus mengembangkan pendekatan ini lebih jauh; kajian tuning optimal terbaru untuk bangunan menengah dan tinggi menegaskan bahwa efisiensi dan robustness TMD terhadap ketidakpastian parameter struktural adalah dua kriteria utama yang harus dievaluasi bersamaan, bukan hanya efisiensi puncak semata (Fahimi Farzam et al., 2023).</w:t>
       </w:r>
     </w:p>
     <w:p>
@@ -4146,7 +5456,231 @@
           <w:i w:val="0"/>
           <w:sz w:val="22"/>
         </w:rPr>
-        <w:t>Performa TMD sangat sensitif terhadap mistuning, yaitu pergeseran frekuensi natural struktur utama akibat penambahan massa, retak struktural, atau perubahan kondisi operasi. Bila omega_n struktur bergeser 5 persen dari nilai desain, efikasi reduksi TMD dapat turun drastis dari 90 persen menjadi hanya 60 persen. Dua solusi praktis mengatasi kerentanan ini: pertama, multiple TMD dengan rentang frekuensi tuning yang berbeda-beda (lebih robust namun lebih mahal karena butuh beberapa unit absorber); kedua, active TMD yang dilengkapi sensor dan aktuator untuk melakukan re-tuning secara real-time mengikuti kondisi struktur terkini. Prosedur desain Den Hartog lengkap terdiri atas enam langkah sistematis: identifikasi omega_n struktur utama dari modal analysis atau eksperimen, pilih mass ratio mu sesuai constraint biaya dan berat, hitung m_a beserta f_opt dan zeta_opt, spesifikasikan k_a dan c_a absorber, verifikasi lewat analisis frequency response 2-DoF pada Bagian berikutnya, dan lakukan sensitivity check terhadap kemungkinan pergeseran omega_n di lapangan.</w:t>
+        <w:t xml:space="preserve">Performa TMD sangat sensitif terhadap mistuning, yaitu pergeseran frekuensi natural struktur utama akibat penambahan massa, retak struktural, atau perubahan kondisi operasi. Bila </w:t>
+      </w:r>
+      <w:r>
+        <w:rPr>
+          <w:rFonts w:ascii="Arial" w:hAnsi="Arial" w:cs="Arial"/>
+          <w:b w:val="0"/>
+          <w:i w:val="0"/>
+          <w:sz w:val="22"/>
+        </w:rPr>
+        <w:t xml:space="preserve">ω</w:t>
+      </w:r>
+      <w:r>
+        <w:rPr>
+          <w:rFonts w:ascii="Arial" w:hAnsi="Arial" w:cs="Arial"/>
+          <w:b w:val="0"/>
+          <w:i w:val="0"/>
+          <w:sz w:val="22"/>
+          <w:vertAlign w:val="subscript"/>
+        </w:rPr>
+        <w:t xml:space="preserve">n</w:t>
+      </w:r>
+      <w:r>
+        <w:rPr>
+          <w:rFonts w:ascii="Arial" w:hAnsi="Arial" w:cs="Arial"/>
+          <w:b w:val="0"/>
+          <w:i w:val="0"/>
+          <w:sz w:val="22"/>
+        </w:rPr>
+        <w:t xml:space="preserve"> struktur bergeser 5 persen dari nilai desain, efikasi reduksi TMD dapat turun drastis dari 90 persen menjadi hanya 60 persen. Dua solusi praktis mengatasi kerentanan ini: pertama, multiple TMD dengan rentang frekuensi tuning yang berbeda-beda (lebih robust namun lebih mahal karena butuh beberapa unit absorber); kedua, active TMD yang dilengkapi sensor dan aktuator untuk melakukan re-tuning secara real-time mengikuti kondisi struktur terkini. Prosedur desain Den Hartog lengkap terdiri atas enam langkah sistematis: identifikasi </w:t>
+      </w:r>
+      <w:r>
+        <w:rPr>
+          <w:rFonts w:ascii="Arial" w:hAnsi="Arial" w:cs="Arial"/>
+          <w:b w:val="0"/>
+          <w:i w:val="0"/>
+          <w:sz w:val="22"/>
+        </w:rPr>
+        <w:t xml:space="preserve">ω</w:t>
+      </w:r>
+      <w:r>
+        <w:rPr>
+          <w:rFonts w:ascii="Arial" w:hAnsi="Arial" w:cs="Arial"/>
+          <w:b w:val="0"/>
+          <w:i w:val="0"/>
+          <w:sz w:val="22"/>
+          <w:vertAlign w:val="subscript"/>
+        </w:rPr>
+        <w:t xml:space="preserve">n</w:t>
+      </w:r>
+      <w:r>
+        <w:rPr>
+          <w:rFonts w:ascii="Arial" w:hAnsi="Arial" w:cs="Arial"/>
+          <w:b w:val="0"/>
+          <w:i w:val="0"/>
+          <w:sz w:val="22"/>
+        </w:rPr>
+        <w:t xml:space="preserve"> struktur utama dari modal analysis atau eksperimen, pilih mass ratio μ sesuai constraint biaya dan berat, hitung </w:t>
+      </w:r>
+      <w:r>
+        <w:rPr>
+          <w:rFonts w:ascii="Arial" w:hAnsi="Arial" w:cs="Arial"/>
+          <w:b w:val="0"/>
+          <w:i w:val="0"/>
+          <w:sz w:val="22"/>
+        </w:rPr>
+        <w:t xml:space="preserve">m</w:t>
+      </w:r>
+      <w:r>
+        <w:rPr>
+          <w:rFonts w:ascii="Arial" w:hAnsi="Arial" w:cs="Arial"/>
+          <w:b w:val="0"/>
+          <w:i w:val="0"/>
+          <w:sz w:val="22"/>
+          <w:vertAlign w:val="subscript"/>
+        </w:rPr>
+        <w:t xml:space="preserve">a</w:t>
+      </w:r>
+      <w:r>
+        <w:rPr>
+          <w:rFonts w:ascii="Arial" w:hAnsi="Arial" w:cs="Arial"/>
+          <w:b w:val="0"/>
+          <w:i w:val="0"/>
+          <w:sz w:val="22"/>
+        </w:rPr>
+        <w:t xml:space="preserve"> beserta </w:t>
+      </w:r>
+      <w:r>
+        <w:rPr>
+          <w:rFonts w:ascii="Arial" w:hAnsi="Arial" w:cs="Arial"/>
+          <w:b w:val="0"/>
+          <w:i w:val="0"/>
+          <w:sz w:val="22"/>
+        </w:rPr>
+        <w:t xml:space="preserve">f</w:t>
+      </w:r>
+      <w:r>
+        <w:rPr>
+          <w:rFonts w:ascii="Arial" w:hAnsi="Arial" w:cs="Arial"/>
+          <w:b w:val="0"/>
+          <w:i w:val="0"/>
+          <w:sz w:val="22"/>
+          <w:vertAlign w:val="subscript"/>
+        </w:rPr>
+        <w:t xml:space="preserve">opt</w:t>
+      </w:r>
+      <w:r>
+        <w:rPr>
+          <w:rFonts w:ascii="Arial" w:hAnsi="Arial" w:cs="Arial"/>
+          <w:b w:val="0"/>
+          <w:i w:val="0"/>
+          <w:sz w:val="22"/>
+        </w:rPr>
+        <w:t xml:space="preserve"> dan </w:t>
+      </w:r>
+      <w:r>
+        <w:rPr>
+          <w:rFonts w:ascii="Arial" w:hAnsi="Arial" w:cs="Arial"/>
+          <w:b w:val="0"/>
+          <w:i w:val="0"/>
+          <w:sz w:val="22"/>
+        </w:rPr>
+        <w:t xml:space="preserve">ζ</w:t>
+      </w:r>
+      <w:r>
+        <w:rPr>
+          <w:rFonts w:ascii="Arial" w:hAnsi="Arial" w:cs="Arial"/>
+          <w:b w:val="0"/>
+          <w:i w:val="0"/>
+          <w:sz w:val="22"/>
+          <w:vertAlign w:val="subscript"/>
+        </w:rPr>
+        <w:t xml:space="preserve">opt</w:t>
+      </w:r>
+      <w:r>
+        <w:rPr>
+          <w:rFonts w:ascii="Arial" w:hAnsi="Arial" w:cs="Arial"/>
+          <w:b w:val="0"/>
+          <w:i w:val="0"/>
+          <w:sz w:val="22"/>
+        </w:rPr>
+        <w:t xml:space="preserve">, spesifikasikan </w:t>
+      </w:r>
+      <w:r>
+        <w:rPr>
+          <w:rFonts w:ascii="Arial" w:hAnsi="Arial" w:cs="Arial"/>
+          <w:b w:val="0"/>
+          <w:i w:val="0"/>
+          <w:sz w:val="22"/>
+        </w:rPr>
+        <w:t xml:space="preserve">k</w:t>
+      </w:r>
+      <w:r>
+        <w:rPr>
+          <w:rFonts w:ascii="Arial" w:hAnsi="Arial" w:cs="Arial"/>
+          <w:b w:val="0"/>
+          <w:i w:val="0"/>
+          <w:sz w:val="22"/>
+          <w:vertAlign w:val="subscript"/>
+        </w:rPr>
+        <w:t xml:space="preserve">a</w:t>
+      </w:r>
+      <w:r>
+        <w:rPr>
+          <w:rFonts w:ascii="Arial" w:hAnsi="Arial" w:cs="Arial"/>
+          <w:b w:val="0"/>
+          <w:i w:val="0"/>
+          <w:sz w:val="22"/>
+        </w:rPr>
+        <w:t xml:space="preserve"> dan </w:t>
+      </w:r>
+      <w:r>
+        <w:rPr>
+          <w:rFonts w:ascii="Arial" w:hAnsi="Arial" w:cs="Arial"/>
+          <w:b w:val="0"/>
+          <w:i w:val="0"/>
+          <w:sz w:val="22"/>
+        </w:rPr>
+        <w:t xml:space="preserve">c</w:t>
+      </w:r>
+      <w:r>
+        <w:rPr>
+          <w:rFonts w:ascii="Arial" w:hAnsi="Arial" w:cs="Arial"/>
+          <w:b w:val="0"/>
+          <w:i w:val="0"/>
+          <w:sz w:val="22"/>
+          <w:vertAlign w:val="subscript"/>
+        </w:rPr>
+        <w:t xml:space="preserve">a</w:t>
+      </w:r>
+      <w:r>
+        <w:rPr>
+          <w:rFonts w:ascii="Arial" w:hAnsi="Arial" w:cs="Arial"/>
+          <w:b w:val="0"/>
+          <w:i w:val="0"/>
+          <w:sz w:val="22"/>
+        </w:rPr>
+        <w:t xml:space="preserve"> absorber, verifikasi lewat analisis frequency response 2-DoF pada Bagian berikutnya, dan lakukan sensitivity check terhadap kemungkinan pergeseran </w:t>
+      </w:r>
+      <w:r>
+        <w:rPr>
+          <w:rFonts w:ascii="Arial" w:hAnsi="Arial" w:cs="Arial"/>
+          <w:b w:val="0"/>
+          <w:i w:val="0"/>
+          <w:sz w:val="22"/>
+        </w:rPr>
+        <w:t xml:space="preserve">ω</w:t>
+      </w:r>
+      <w:r>
+        <w:rPr>
+          <w:rFonts w:ascii="Arial" w:hAnsi="Arial" w:cs="Arial"/>
+          <w:b w:val="0"/>
+          <w:i w:val="0"/>
+          <w:sz w:val="22"/>
+          <w:vertAlign w:val="subscript"/>
+        </w:rPr>
+        <w:t xml:space="preserve">n</w:t>
+      </w:r>
+      <w:r>
+        <w:rPr>
+          <w:rFonts w:ascii="Arial" w:hAnsi="Arial" w:cs="Arial"/>
+          <w:b w:val="0"/>
+          <w:i w:val="0"/>
+          <w:sz w:val="22"/>
+        </w:rPr>
+        <w:t xml:space="preserve"> di lapangan.</w:t>
       </w:r>
     </w:p>
     <w:p>
@@ -4193,7 +5727,156 @@
           <w:i w:val="0"/>
           <w:sz w:val="22"/>
         </w:rPr>
-        <w:t>Setelah TMD terpasang, struktur utama menjadi sistem 2 DoF dengan pola respons frekuensi yang khas dan sangat berbeda dari struktur 1 DoF aslinya. Pola ini terdiri atas satu anti-resonance, yaitu titik di mana respons struktur utama mendekati nol, diapit oleh dua puncak resonansi baru omega_1 dan omega_2 dengan omega_1 lebih kecil dari omega_tuning lebih kecil dari omega_2. Memahami pola FRF (Frequency Response Function) ini krusial untuk verifikasi desain: anti-resonance harus tepat berada di frekuensi eksitasi target yang ingin diredam, sementara dua puncak baru harus dijauhi dari sumber eksitasi lain yang mungkin ada di lingkungan operasi.</w:t>
+        <w:t xml:space="preserve">Setelah TMD terpasang, struktur utama menjadi sistem 2 DoF dengan pola respons frekuensi yang khas dan sangat berbeda dari struktur 1 DoF aslinya. Pola ini terdiri atas satu anti-resonance, yaitu titik di mana respons struktur utama mendekati nol, diapit oleh dua puncak resonansi baru </w:t>
+      </w:r>
+      <w:r>
+        <w:rPr>
+          <w:rFonts w:ascii="Arial" w:hAnsi="Arial" w:cs="Arial"/>
+          <w:b w:val="0"/>
+          <w:i w:val="0"/>
+          <w:sz w:val="22"/>
+        </w:rPr>
+        <w:t xml:space="preserve">ω</w:t>
+      </w:r>
+      <w:r>
+        <w:rPr>
+          <w:rFonts w:ascii="Arial" w:hAnsi="Arial" w:cs="Arial"/>
+          <w:b w:val="0"/>
+          <w:i w:val="0"/>
+          <w:sz w:val="22"/>
+          <w:vertAlign w:val="subscript"/>
+        </w:rPr>
+        <w:t xml:space="preserve">1</w:t>
+      </w:r>
+      <w:r>
+        <w:rPr>
+          <w:rFonts w:ascii="Arial" w:hAnsi="Arial" w:cs="Arial"/>
+          <w:b w:val="0"/>
+          <w:i w:val="0"/>
+          <w:sz w:val="22"/>
+        </w:rPr>
+        <w:t xml:space="preserve"> dan </w:t>
+      </w:r>
+      <w:r>
+        <w:rPr>
+          <w:rFonts w:ascii="Arial" w:hAnsi="Arial" w:cs="Arial"/>
+          <w:b w:val="0"/>
+          <w:i w:val="0"/>
+          <w:sz w:val="22"/>
+        </w:rPr>
+        <w:t xml:space="preserve">ω</w:t>
+      </w:r>
+      <w:r>
+        <w:rPr>
+          <w:rFonts w:ascii="Arial" w:hAnsi="Arial" w:cs="Arial"/>
+          <w:b w:val="0"/>
+          <w:i w:val="0"/>
+          <w:sz w:val="22"/>
+          <w:vertAlign w:val="subscript"/>
+        </w:rPr>
+        <w:t xml:space="preserve">2</w:t>
+      </w:r>
+      <w:r>
+        <w:rPr>
+          <w:rFonts w:ascii="Arial" w:hAnsi="Arial" w:cs="Arial"/>
+          <w:b w:val="0"/>
+          <w:i w:val="0"/>
+          <w:sz w:val="22"/>
+        </w:rPr>
+        <w:t xml:space="preserve"> dengan </w:t>
+      </w:r>
+      <w:r>
+        <w:rPr>
+          <w:rFonts w:ascii="Arial" w:hAnsi="Arial" w:cs="Arial"/>
+          <w:b w:val="0"/>
+          <w:i w:val="0"/>
+          <w:sz w:val="22"/>
+        </w:rPr>
+        <w:t xml:space="preserve">ω</w:t>
+      </w:r>
+      <w:r>
+        <w:rPr>
+          <w:rFonts w:ascii="Arial" w:hAnsi="Arial" w:cs="Arial"/>
+          <w:b w:val="0"/>
+          <w:i w:val="0"/>
+          <w:sz w:val="22"/>
+          <w:vertAlign w:val="subscript"/>
+        </w:rPr>
+        <w:t xml:space="preserve">1</w:t>
+      </w:r>
+      <w:r>
+        <w:rPr>
+          <w:rFonts w:ascii="Arial" w:hAnsi="Arial" w:cs="Arial"/>
+          <w:b w:val="0"/>
+          <w:i w:val="0"/>
+          <w:sz w:val="22"/>
+        </w:rPr>
+        <w:t xml:space="preserve"> lebih kecil dari </w:t>
+      </w:r>
+      <w:r>
+        <w:rPr>
+          <w:rFonts w:ascii="Arial" w:hAnsi="Arial" w:cs="Arial"/>
+          <w:b w:val="0"/>
+          <w:i w:val="0"/>
+          <w:sz w:val="22"/>
+        </w:rPr>
+        <w:t xml:space="preserve">ω</w:t>
+      </w:r>
+      <w:r>
+        <w:rPr>
+          <w:rFonts w:ascii="Arial" w:hAnsi="Arial" w:cs="Arial"/>
+          <w:b w:val="0"/>
+          <w:i w:val="0"/>
+          <w:sz w:val="22"/>
+          <w:vertAlign w:val="subscript"/>
+        </w:rPr>
+        <w:t xml:space="preserve">tuning</w:t>
+      </w:r>
+      <w:r>
+        <w:rPr>
+          <w:rFonts w:ascii="Arial" w:hAnsi="Arial" w:cs="Arial"/>
+          <w:b w:val="0"/>
+          <w:i w:val="0"/>
+          <w:sz w:val="22"/>
+        </w:rPr>
+        <w:t xml:space="preserve"> lebih kecil dari </w:t>
+      </w:r>
+      <w:r>
+        <w:rPr>
+          <w:rFonts w:ascii="Arial" w:hAnsi="Arial" w:cs="Arial"/>
+          <w:b w:val="0"/>
+          <w:i w:val="0"/>
+          <w:sz w:val="22"/>
+        </w:rPr>
+        <w:t xml:space="preserve">ω</w:t>
+      </w:r>
+      <w:r>
+        <w:rPr>
+          <w:rFonts w:ascii="Arial" w:hAnsi="Arial" w:cs="Arial"/>
+          <w:b w:val="0"/>
+          <w:i w:val="0"/>
+          <w:sz w:val="22"/>
+          <w:vertAlign w:val="subscript"/>
+        </w:rPr>
+        <w:t xml:space="preserve">2</w:t>
+      </w:r>
+      <w:r>
+        <w:rPr>
+          <w:rFonts w:ascii="Arial" w:hAnsi="Arial" w:cs="Arial"/>
+          <w:b w:val="0"/>
+          <w:i w:val="0"/>
+          <w:sz w:val="22"/>
+        </w:rPr>
+        <w:t xml:space="preserve">. Memahami pola FRF (Frequency Response Function) ini krusial untuk verifikasi desain: anti-resonance harus tepat berada di frekuensi eksitasi target yang ingin diredam, sementara dua puncak baru harus dijauhi dari sumber eksitasi lain yang mungkin ada di lingkungan operasi.</w:t>
+      </w:r>
+      <w:r>
+        <w:rPr>
+          <w:rFonts w:ascii="Arial" w:hAnsi="Arial" w:cs="Arial"/>
+          <w:b w:val="0"/>
+          <w:i w:val="0"/>
+          <w:sz w:val="22"/>
+        </w:rPr>
+        <w:t xml:space="preserve"> Rangkuman kuantitatifnya tertulis pada Persamaan (4).</w:t>
       </w:r>
     </w:p>
     <w:p>
@@ -4209,7 +5892,17 @@
           <w:color w:val="305496"/>
           <w:sz w:val="22"/>
         </w:rPr>
-        <w:t>|H(omega)| = |X(omega)/F(omega)|, dari sistem 2-DoF (closed form via aturan Cramer)</w:t>
+        <w:t xml:space="preserve">|H(ω)| = |X(ω)/F(ω)|, dari sistem 2-DoF (closed form via aturan Cramer)</w:t>
+      </w:r>
+      <w:r>
+        <w:rPr>
+          <w:rFonts w:ascii="Arial" w:hAnsi="Arial" w:cs="Arial"/>
+          <w:b/>
+          <w:i/>
+          <w:color w:val="305496"/>
+          <w:sz w:val="22"/>
+        </w:rPr>
+        <w:t xml:space="preserve">   (4)</w:t>
       </w:r>
     </w:p>
     <w:p>
@@ -4233,7 +5926,63 @@
           <w:i w:val="0"/>
           <w:sz w:val="22"/>
         </w:rPr>
-        <w:t>Gambar 3 membandingkan FRF struktur utama tanpa TMD (redaman ringan zeta=0,02) dengan FRF struktur yang sama setelah dipasang TMD optimal Den Hartog mu=0,05, memakai sistem referensi m=1 kg, k=100 N/m, omega_n=10 rad/s (identik dengan visualisasi interaktif pada Modul-10.html). Tanpa TMD, struktur menunjukkan satu puncak resonansi tajam di r=1 dengan magnitudo ternormalisasi hampir 25. Setelah TMD terpasang, puncak tunggal tersebut terbelah menjadi dua puncak baru yang hampir sama tinggi di r=0,894 dan r=1,059 (magnitudo sekitar 6,4), dengan sebuah anti-resonance dangkal di antaranya dekat r=0,952 (tepat di f_opt). Reduksi puncak dari sekitar 25 menjadi rata-rata 6,4 setara dengan reduksi sekitar 74 persen, sebuah perbaikan signifikan meski tidak sedramatis kasus TMD tak teredam yang secara teoretis dapat mencapai respons nol persis di frekuensi tuning.</w:t>
+        <w:t xml:space="preserve">Gambar 3 membandingkan FRF struktur utama tanpa TMD (redaman ringan ζ=0,02) dengan FRF struktur yang sama setelah dipasang TMD optimal Den Hartog μ=0,05, memakai sistem referensi m=1 kg, k=100 N/m, </w:t>
+      </w:r>
+      <w:r>
+        <w:rPr>
+          <w:rFonts w:ascii="Arial" w:hAnsi="Arial" w:cs="Arial"/>
+          <w:b w:val="0"/>
+          <w:i w:val="0"/>
+          <w:sz w:val="22"/>
+        </w:rPr>
+        <w:t xml:space="preserve">ω</w:t>
+      </w:r>
+      <w:r>
+        <w:rPr>
+          <w:rFonts w:ascii="Arial" w:hAnsi="Arial" w:cs="Arial"/>
+          <w:b w:val="0"/>
+          <w:i w:val="0"/>
+          <w:sz w:val="22"/>
+          <w:vertAlign w:val="subscript"/>
+        </w:rPr>
+        <w:t xml:space="preserve">n</w:t>
+      </w:r>
+      <w:r>
+        <w:rPr>
+          <w:rFonts w:ascii="Arial" w:hAnsi="Arial" w:cs="Arial"/>
+          <w:b w:val="0"/>
+          <w:i w:val="0"/>
+          <w:sz w:val="22"/>
+        </w:rPr>
+        <w:t xml:space="preserve">=10 rad/s (identik dengan visualisasi interaktif pada Modul-10.html). Tanpa TMD, struktur menunjukkan satu puncak resonansi tajam di r=1 dengan magnitudo ternormalisasi hampir 25. Setelah TMD terpasang, puncak tunggal tersebut terbelah menjadi dua puncak baru yang hampir sama tinggi di r=0,894 dan r=1,059 (magnitudo sekitar 6,4), dengan sebuah anti-resonance dangkal di antaranya dekat r=0,952 (tepat di </w:t>
+      </w:r>
+      <w:r>
+        <w:rPr>
+          <w:rFonts w:ascii="Arial" w:hAnsi="Arial" w:cs="Arial"/>
+          <w:b w:val="0"/>
+          <w:i w:val="0"/>
+          <w:sz w:val="22"/>
+        </w:rPr>
+        <w:t xml:space="preserve">f</w:t>
+      </w:r>
+      <w:r>
+        <w:rPr>
+          <w:rFonts w:ascii="Arial" w:hAnsi="Arial" w:cs="Arial"/>
+          <w:b w:val="0"/>
+          <w:i w:val="0"/>
+          <w:sz w:val="22"/>
+          <w:vertAlign w:val="subscript"/>
+        </w:rPr>
+        <w:t xml:space="preserve">opt</w:t>
+      </w:r>
+      <w:r>
+        <w:rPr>
+          <w:rFonts w:ascii="Arial" w:hAnsi="Arial" w:cs="Arial"/>
+          <w:b w:val="0"/>
+          <w:i w:val="0"/>
+          <w:sz w:val="22"/>
+        </w:rPr>
+        <w:t xml:space="preserve">). Reduksi puncak dari sekitar 25 menjadi rata-rata 6,4 setara dengan reduksi sekitar 74 persen, sebuah perbaikan signifikan meski tidak sedramatis kasus TMD tak teredam yang secara teoretis dapat mencapai respons nol persis di frekuensi tuning.</w:t>
       </w:r>
     </w:p>
     <w:p>
@@ -4290,7 +6039,38 @@
           <w:color w:val="444444"/>
           <w:sz w:val="20"/>
         </w:rPr>
-        <w:t>Gambar 3. FRF struktur utama tanpa TMD (satu puncak tajam di r=1) dibandingkan dengan TMD optimal Den Hartog mu=0,05 (anti-resonance dangkal dan dua puncak baru hampir sama tinggi), sistem referensi m=1 kg, k=100 N/m, omega_n=10 rad/s.</w:t>
+        <w:t xml:space="preserve">Gambar 3. FRF struktur utama tanpa TMD (satu puncak tajam di r=1) dibandingkan dengan TMD optimal Den Hartog μ=0,05 (anti-resonance dangkal dan dua puncak baru hampir sama tinggi), sistem referensi m=1 kg, k=100 N/m, </w:t>
+      </w:r>
+      <w:r>
+        <w:rPr>
+          <w:rFonts w:ascii="Arial" w:hAnsi="Arial" w:cs="Arial"/>
+          <w:b w:val="0"/>
+          <w:i/>
+          <w:color w:val="444444"/>
+          <w:sz w:val="20"/>
+        </w:rPr>
+        <w:t xml:space="preserve">ω</w:t>
+      </w:r>
+      <w:r>
+        <w:rPr>
+          <w:rFonts w:ascii="Arial" w:hAnsi="Arial" w:cs="Arial"/>
+          <w:b w:val="0"/>
+          <w:i/>
+          <w:color w:val="444444"/>
+          <w:sz w:val="20"/>
+          <w:vertAlign w:val="subscript"/>
+        </w:rPr>
+        <w:t xml:space="preserve">n</w:t>
+      </w:r>
+      <w:r>
+        <w:rPr>
+          <w:rFonts w:ascii="Arial" w:hAnsi="Arial" w:cs="Arial"/>
+          <w:b w:val="0"/>
+          <w:i/>
+          <w:color w:val="444444"/>
+          <w:sz w:val="20"/>
+        </w:rPr>
+        <w:t xml:space="preserve">=10 rad/s.</w:t>
       </w:r>
     </w:p>
     <w:p>
@@ -4314,7 +6094,63 @@
           <w:i w:val="0"/>
           <w:sz w:val="22"/>
         </w:rPr>
-        <w:t>Penting dipahami bahwa anti-resonance sempurna (respons persis nol) hanya terjadi pada TMD tanpa redaman (c_a=0) yang di-tune tepat di frekuensi eksitasi: pada kondisi ini, TMD bergerak out-of-phase secara sempurna sehingga gaya reaksinya membatalkan total gaya eksitasi terhadap struktur utama, namun konsekuensinya kedua puncak baru menjadi tak terhingga (undamped). Sebaliknya, redaman yang terlalu besar akan "mengunci" TMD bersama struktur utama seolah menjadi satu massa gabungan, sehingga TMD kehilangan fungsinya sebagai absorber independen. Nilai zeta_opt Den Hartog adalah titik keseimbangan sempurna antara dua ekstrem tersebut: kedua puncak baru dibuat memiliki tinggi yang hampir sama persis, tidak ada satu puncak yang dominan berlebihan dibanding puncak lainnya, sebuah properti elegan yang menjadi ciri khas solusi Den Hartog dan dikenal sebagai kriteria equal-peak.</w:t>
+        <w:t xml:space="preserve">Penting dipahami bahwa anti-resonance sempurna (respons persis nol) hanya terjadi pada TMD tanpa redaman (</w:t>
+      </w:r>
+      <w:r>
+        <w:rPr>
+          <w:rFonts w:ascii="Arial" w:hAnsi="Arial" w:cs="Arial"/>
+          <w:b w:val="0"/>
+          <w:i w:val="0"/>
+          <w:sz w:val="22"/>
+        </w:rPr>
+        <w:t xml:space="preserve">c</w:t>
+      </w:r>
+      <w:r>
+        <w:rPr>
+          <w:rFonts w:ascii="Arial" w:hAnsi="Arial" w:cs="Arial"/>
+          <w:b w:val="0"/>
+          <w:i w:val="0"/>
+          <w:sz w:val="22"/>
+          <w:vertAlign w:val="subscript"/>
+        </w:rPr>
+        <w:t xml:space="preserve">a</w:t>
+      </w:r>
+      <w:r>
+        <w:rPr>
+          <w:rFonts w:ascii="Arial" w:hAnsi="Arial" w:cs="Arial"/>
+          <w:b w:val="0"/>
+          <w:i w:val="0"/>
+          <w:sz w:val="22"/>
+        </w:rPr>
+        <w:t xml:space="preserve">=0) yang di-tune tepat di frekuensi eksitasi: pada kondisi ini, TMD bergerak out-of-phase secara sempurna sehingga gaya reaksinya membatalkan total gaya eksitasi terhadap struktur utama, namun konsekuensinya kedua puncak baru menjadi tak terhingga (undamped). Sebaliknya, redaman yang terlalu besar akan "mengunci" TMD bersama struktur utama seolah menjadi satu massa gabungan, sehingga TMD kehilangan fungsinya sebagai absorber independen. Nilai </w:t>
+      </w:r>
+      <w:r>
+        <w:rPr>
+          <w:rFonts w:ascii="Arial" w:hAnsi="Arial" w:cs="Arial"/>
+          <w:b w:val="0"/>
+          <w:i w:val="0"/>
+          <w:sz w:val="22"/>
+        </w:rPr>
+        <w:t xml:space="preserve">ζ</w:t>
+      </w:r>
+      <w:r>
+        <w:rPr>
+          <w:rFonts w:ascii="Arial" w:hAnsi="Arial" w:cs="Arial"/>
+          <w:b w:val="0"/>
+          <w:i w:val="0"/>
+          <w:sz w:val="22"/>
+          <w:vertAlign w:val="subscript"/>
+        </w:rPr>
+        <w:t xml:space="preserve">opt</w:t>
+      </w:r>
+      <w:r>
+        <w:rPr>
+          <w:rFonts w:ascii="Arial" w:hAnsi="Arial" w:cs="Arial"/>
+          <w:b w:val="0"/>
+          <w:i w:val="0"/>
+          <w:sz w:val="22"/>
+        </w:rPr>
+        <w:t xml:space="preserve"> Den Hartog adalah titik keseimbangan sempurna antara dua ekstrem tersebut: kedua puncak baru dibuat memiliki tinggi yang hampir sama persis, tidak ada satu puncak yang dominan berlebihan dibanding puncak lainnya, sebuah properti elegan yang menjadi ciri khas solusi Den Hartog dan dikenal sebagai kriteria equal-peak.</w:t>
       </w:r>
     </w:p>
     <w:p>
@@ -4338,7 +6174,7 @@
           <w:i w:val="0"/>
           <w:sz w:val="22"/>
         </w:rPr>
-        <w:t>Gambar 4 memperlihatkan bagaimana mass ratio mu memengaruhi bentuk FRF secara keseluruhan: mu=0,02 menghasilkan dua puncak yang berdekatan dan tinggi (sekitar 10,1), mu=0,05 menghasilkan puncak sedang (sekitar 6,4) dengan jarak antar-puncak yang lebih lebar, dan mu=0,10 menghasilkan puncak paling rendah (sekitar 4,6) dengan bandwidth paling lebar. Pola ini menegaskan trade-off mass ratio yang telah dibahas di Bagian sebelumnya secara kuantitatif lewat bentuk kurva: mu kecil memberi bandwidth sempit namun isolasi tinggi tepat di frekuensi target (sensitif terhadap detuning), sedangkan mu besar memberi bandwidth lebar dan lebih robust terhadap pergeseran frekuensi eksitasi, namun harus membayar penalti massa tambahan yang jauh lebih besar.</w:t>
+        <w:t xml:space="preserve">Gambar 4 memperlihatkan bagaimana mass ratio μ memengaruhi bentuk FRF secara keseluruhan: μ=0,02 menghasilkan dua puncak yang berdekatan dan tinggi (sekitar 10,1), μ=0,05 menghasilkan puncak sedang (sekitar 6,4) dengan jarak antar-puncak yang lebih lebar, dan μ=0,10 menghasilkan puncak paling rendah (sekitar 4,6) dengan bandwidth paling lebar. Pola ini menegaskan trade-off mass ratio yang telah dibahas di Bagian sebelumnya secara kuantitatif lewat bentuk kurva: μ kecil memberi bandwidth sempit namun isolasi tinggi tepat di frekuensi target (sensitif terhadap detuning), sedangkan μ besar memberi bandwidth lebar dan lebih robust terhadap pergeseran frekuensi eksitasi, namun harus membayar penalti massa tambahan yang jauh lebih besar.</w:t>
       </w:r>
     </w:p>
     <w:p>
@@ -4362,7 +6198,7 @@
           <w:i w:val="0"/>
           <w:sz w:val="22"/>
         </w:rPr>
-        <w:t>Implikasi praktis dari Gambar 4 sangat relevan ketika struktur yang dilindungi memiliki lebih dari satu sumber eksitasi potensial, situasi yang sangat umum di lapangan. Bila hanya ada satu frekuensi eksitasi dominan yang stabil sepanjang waktu (misalnya mesin yang selalu berjalan pada RPM tetap), mass ratio kecil (mu=0,02) sudah cukup karena bandwidth sempit tidak menjadi masalah selama tuning presisi terjaga. Namun bila frekuensi eksitasi dapat bervariasi (mesin dengan variable speed drive, atau gedung yang menghadapi angin dengan spektrum frekuensi lebar), mass ratio lebih besar (mu=0,10) menjadi pilihan lebih aman meski harus membayar penalti berat tambahan, karena bandwidth yang lebih lebar memberikan margin toleransi terhadap variasi frekuensi eksitasi tanpa perlu re-tuning TMD secara berkala. Keputusan pemilihan mu pada akhirnya adalah keputusan rekayasa yang menyeimbangkan karakteristik sumber eksitasi aktual di lapangan dengan constraint berat dan biaya yang tersedia untuk proyek tersebut.</w:t>
+        <w:t xml:space="preserve">Implikasi praktis dari Gambar 4 sangat relevan ketika struktur yang dilindungi memiliki lebih dari satu sumber eksitasi potensial, situasi yang sangat umum di lapangan. Bila hanya ada satu frekuensi eksitasi dominan yang stabil sepanjang waktu (misalnya mesin yang selalu berjalan pada RPM tetap), mass ratio kecil (μ=0,02) sudah cukup karena bandwidth sempit tidak menjadi masalah selama tuning presisi terjaga. Namun bila frekuensi eksitasi dapat bervariasi (mesin dengan variable speed drive, atau gedung yang menghadapi angin dengan spektrum frekuensi lebar), mass ratio lebih besar (μ=0,10) menjadi pilihan lebih aman meski harus membayar penalti berat tambahan, karena bandwidth yang lebih lebar memberikan margin toleransi terhadap variasi frekuensi eksitasi tanpa perlu re-tuning TMD secara berkala. Keputusan pemilihan μ pada akhirnya adalah keputusan rekayasa yang menyeimbangkan karakteristik sumber eksitasi aktual di lapangan dengan constraint berat dan biaya yang tersedia untuk proyek tersebut.</w:t>
       </w:r>
     </w:p>
     <w:p>
@@ -4419,7 +6255,7 @@
           <w:color w:val="444444"/>
           <w:sz w:val="20"/>
         </w:rPr>
-        <w:t>Gambar 4. Efek mass ratio mu (0,02; 0,05; 0,10) terhadap FRF struktur dengan TMD optimal Den Hartog: bandwidth melebar dan puncak menurun seiring mu naik, sistem referensi m=1 kg, k=100 N/m.</w:t>
+        <w:t xml:space="preserve">Gambar 4. Efek mass ratio μ (0,02; 0,05; 0,10) terhadap FRF struktur dengan TMD optimal Den Hartog: bandwidth melebar dan puncak menurun seiring μ naik, sistem referensi m=1 kg, k=100 N/m.</w:t>
       </w:r>
     </w:p>
     <w:p>
@@ -4459,7 +6295,38 @@
           <w:color w:val="444444"/>
           <w:sz w:val="20"/>
         </w:rPr>
-        <w:t>Tabel 2. Perbandingan magnitudo puncak FRF struktur utama sebelum dan sesudah TMD Den Hartog dipasang, sistem referensi m=1 kg, k=100 N/m, omega_n=10 rad/s.</w:t>
+        <w:t xml:space="preserve">Tabel 2. Perbandingan magnitudo puncak FRF struktur utama sebelum dan sesudah TMD Den Hartog dipasang, sistem referensi m=1 kg, k=100 N/m, </w:t>
+      </w:r>
+      <w:r>
+        <w:rPr>
+          <w:rFonts w:ascii="Arial" w:hAnsi="Arial" w:cs="Arial"/>
+          <w:b w:val="0"/>
+          <w:i/>
+          <w:color w:val="444444"/>
+          <w:sz w:val="20"/>
+        </w:rPr>
+        <w:t xml:space="preserve">ω</w:t>
+      </w:r>
+      <w:r>
+        <w:rPr>
+          <w:rFonts w:ascii="Arial" w:hAnsi="Arial" w:cs="Arial"/>
+          <w:b w:val="0"/>
+          <w:i/>
+          <w:color w:val="444444"/>
+          <w:sz w:val="20"/>
+          <w:vertAlign w:val="subscript"/>
+        </w:rPr>
+        <w:t xml:space="preserve">n</w:t>
+      </w:r>
+      <w:r>
+        <w:rPr>
+          <w:rFonts w:ascii="Arial" w:hAnsi="Arial" w:cs="Arial"/>
+          <w:b w:val="0"/>
+          <w:i/>
+          <w:color w:val="444444"/>
+          <w:sz w:val="20"/>
+        </w:rPr>
+        <w:t xml:space="preserve">=10 rad/s.</w:t>
       </w:r>
     </w:p>
     <w:tbl>
@@ -4641,7 +6508,7 @@
                 <w:i w:val="0"/>
                 <w:sz w:val="19"/>
               </w:rPr>
-              <w:t>Tanpa TMD (zeta=0,02)</w:t>
+              <w:t xml:space="preserve">Tanpa TMD (ζ=0,02)</w:t>
             </w:r>
           </w:p>
         </w:tc>
@@ -4776,7 +6643,7 @@
                 <w:i w:val="0"/>
                 <w:sz w:val="19"/>
               </w:rPr>
-              <w:t>Dengan TMD, mu=0,05</w:t>
+              <w:t xml:space="preserve">Dengan TMD, μ=0,05</w:t>
             </w:r>
           </w:p>
         </w:tc>
@@ -4910,7 +6777,7 @@
                 <w:i w:val="0"/>
                 <w:sz w:val="19"/>
               </w:rPr>
-              <w:t>Dengan TMD, mu=0,10</w:t>
+              <w:t xml:space="preserve">Dengan TMD, μ=0,10</w:t>
             </w:r>
           </w:p>
         </w:tc>
@@ -5042,7 +6909,91 @@
           <w:i w:val="0"/>
           <w:sz w:val="22"/>
         </w:rPr>
-        <w:t>Verifikasi desain TMD wajib melibatkan pemeriksaan FRF lengkap, bukan hanya kondisi di frekuensi tuning semata. Setelah TMD diinstal, eksitasi pada omega_1 maupun omega_2 justru akan menghasilkan respons yang lebih besar dibanding kondisi tanpa TMD sama sekali. Karena itu, langkah verifikasi wajib mencakup: memastikan kedalaman anti-resonance memenuhi target threshold, memastikan tinggi kedua puncak baru tidak melebihi batas yang diizinkan (misalnya 1,5 kali defleksi statis), memastikan lokasi kedua puncak baru tidak berimpit dengan sumber eksitasi lain di lingkungan operasi (mesin lain di gedung, aktivitas pejalan kaki), serta melakukan robustness check dengan memvariasikan omega_n struktur plus-minus 5 persen untuk memastikan anti-resonance masih cukup dekat dengan target meski terjadi mistuning ringan.</w:t>
+        <w:t xml:space="preserve">Verifikasi desain TMD wajib melibatkan pemeriksaan FRF lengkap, bukan hanya kondisi di frekuensi tuning semata. Setelah TMD diinstal, eksitasi pada </w:t>
+      </w:r>
+      <w:r>
+        <w:rPr>
+          <w:rFonts w:ascii="Arial" w:hAnsi="Arial" w:cs="Arial"/>
+          <w:b w:val="0"/>
+          <w:i w:val="0"/>
+          <w:sz w:val="22"/>
+        </w:rPr>
+        <w:t xml:space="preserve">ω</w:t>
+      </w:r>
+      <w:r>
+        <w:rPr>
+          <w:rFonts w:ascii="Arial" w:hAnsi="Arial" w:cs="Arial"/>
+          <w:b w:val="0"/>
+          <w:i w:val="0"/>
+          <w:sz w:val="22"/>
+          <w:vertAlign w:val="subscript"/>
+        </w:rPr>
+        <w:t xml:space="preserve">1</w:t>
+      </w:r>
+      <w:r>
+        <w:rPr>
+          <w:rFonts w:ascii="Arial" w:hAnsi="Arial" w:cs="Arial"/>
+          <w:b w:val="0"/>
+          <w:i w:val="0"/>
+          <w:sz w:val="22"/>
+        </w:rPr>
+        <w:t xml:space="preserve"> maupun </w:t>
+      </w:r>
+      <w:r>
+        <w:rPr>
+          <w:rFonts w:ascii="Arial" w:hAnsi="Arial" w:cs="Arial"/>
+          <w:b w:val="0"/>
+          <w:i w:val="0"/>
+          <w:sz w:val="22"/>
+        </w:rPr>
+        <w:t xml:space="preserve">ω</w:t>
+      </w:r>
+      <w:r>
+        <w:rPr>
+          <w:rFonts w:ascii="Arial" w:hAnsi="Arial" w:cs="Arial"/>
+          <w:b w:val="0"/>
+          <w:i w:val="0"/>
+          <w:sz w:val="22"/>
+          <w:vertAlign w:val="subscript"/>
+        </w:rPr>
+        <w:t xml:space="preserve">2</w:t>
+      </w:r>
+      <w:r>
+        <w:rPr>
+          <w:rFonts w:ascii="Arial" w:hAnsi="Arial" w:cs="Arial"/>
+          <w:b w:val="0"/>
+          <w:i w:val="0"/>
+          <w:sz w:val="22"/>
+        </w:rPr>
+        <w:t xml:space="preserve"> justru akan menghasilkan respons yang lebih besar dibanding kondisi tanpa TMD sama sekali. Karena itu, langkah verifikasi wajib mencakup: memastikan kedalaman anti-resonance memenuhi target threshold, memastikan tinggi kedua puncak baru tidak melebihi batas yang diizinkan (misalnya 1,5 kali defleksi statis), memastikan lokasi kedua puncak baru tidak berimpit dengan sumber eksitasi lain di lingkungan operasi (mesin lain di gedung, aktivitas pejalan kaki), serta melakukan robustness check dengan memvariasikan </w:t>
+      </w:r>
+      <w:r>
+        <w:rPr>
+          <w:rFonts w:ascii="Arial" w:hAnsi="Arial" w:cs="Arial"/>
+          <w:b w:val="0"/>
+          <w:i w:val="0"/>
+          <w:sz w:val="22"/>
+        </w:rPr>
+        <w:t xml:space="preserve">ω</w:t>
+      </w:r>
+      <w:r>
+        <w:rPr>
+          <w:rFonts w:ascii="Arial" w:hAnsi="Arial" w:cs="Arial"/>
+          <w:b w:val="0"/>
+          <w:i w:val="0"/>
+          <w:sz w:val="22"/>
+          <w:vertAlign w:val="subscript"/>
+        </w:rPr>
+        <w:t xml:space="preserve">n</w:t>
+      </w:r>
+      <w:r>
+        <w:rPr>
+          <w:rFonts w:ascii="Arial" w:hAnsi="Arial" w:cs="Arial"/>
+          <w:b w:val="0"/>
+          <w:i w:val="0"/>
+          <w:sz w:val="22"/>
+        </w:rPr>
+        <w:t xml:space="preserve"> struktur plus-minus 5 persen untuk memastikan anti-resonance masih cukup dekat dengan target meski terjadi mistuning ringan.</w:t>
       </w:r>
     </w:p>
     <w:p>
@@ -5089,7 +7040,16 @@
           <w:i w:val="0"/>
           <w:sz w:val="22"/>
         </w:rPr>
-        <w:t>Strategi kedua pengendalian getaran adalah vibration isolation. Skenario klasiknya: sebuah mesin, misalnya kompresor, menghasilkan gaya getaran F0 sin(omega t) akibat ketidakseimbangan rotor atau proses mekanis internal. Alih-alih menyerap getaran di sumbernya seperti TMD, strategi isolation memasang isolator elastis (kombinasi pegas dan damper) di antara mesin dan fondasi pendukungnya. Pertanyaan desain utamanya: berapa fraksi gaya yang benar-benar tertransmisi ke fondasi? Fraksi inilah yang disebut Force Transmissibility (TR), parameter kunci yang menentukan efektivitas isolator.</w:t>
+        <w:t xml:space="preserve">Strategi kedua pengendalian getaran adalah vibration isolation. Skenario klasiknya: sebuah mesin, misalnya kompresor, menghasilkan gaya getaran F0 sin(ω t) akibat ketidakseimbangan rotor atau proses mekanis internal. Alih-alih menyerap getaran di sumbernya seperti TMD, strategi isolation memasang isolator elastis (kombinasi pegas dan damper) di antara mesin dan fondasi pendukungnya. Pertanyaan desain utamanya: berapa fraksi gaya yang benar-benar tertransmisi ke fondasi? Fraksi inilah yang disebut Force Transmissibility (TR), parameter kunci yang menentukan efektivitas isolator.</w:t>
+      </w:r>
+      <w:r>
+        <w:rPr>
+          <w:rFonts w:ascii="Arial" w:hAnsi="Arial" w:cs="Arial"/>
+          <w:b w:val="0"/>
+          <w:i w:val="0"/>
+          <w:sz w:val="22"/>
+        </w:rPr>
+        <w:t xml:space="preserve"> Hubungan ini dirangkum dalam Persamaan (5).</w:t>
       </w:r>
     </w:p>
     <w:p>
@@ -5105,7 +7065,163 @@
           <w:color w:val="305496"/>
           <w:sz w:val="22"/>
         </w:rPr>
-        <w:t>TR = akar((1+(2.zeta.r) kuadrat) / ((1-r kuadrat) kuadrat + (2.zeta.r) kuadrat)),  r = omega/omega_n,  omega_n = akar(k/m)</w:t>
+        <w:t xml:space="preserve">TR = √((1+(2·ζ·r)</w:t>
+      </w:r>
+      <w:r>
+        <w:rPr>
+          <w:rFonts w:ascii="Arial" w:hAnsi="Arial" w:cs="Arial"/>
+          <w:b/>
+          <w:i/>
+          <w:color w:val="305496"/>
+          <w:sz w:val="22"/>
+          <w:vertAlign w:val="superscript"/>
+        </w:rPr>
+        <w:t xml:space="preserve">2</w:t>
+      </w:r>
+      <w:r>
+        <w:rPr>
+          <w:rFonts w:ascii="Arial" w:hAnsi="Arial" w:cs="Arial"/>
+          <w:b/>
+          <w:i/>
+          <w:color w:val="305496"/>
+          <w:sz w:val="22"/>
+        </w:rPr>
+        <w:t xml:space="preserve">) / ((1-r</w:t>
+      </w:r>
+      <w:r>
+        <w:rPr>
+          <w:rFonts w:ascii="Arial" w:hAnsi="Arial" w:cs="Arial"/>
+          <w:b/>
+          <w:i/>
+          <w:color w:val="305496"/>
+          <w:sz w:val="22"/>
+          <w:vertAlign w:val="superscript"/>
+        </w:rPr>
+        <w:t xml:space="preserve">2</w:t>
+      </w:r>
+      <w:r>
+        <w:rPr>
+          <w:rFonts w:ascii="Arial" w:hAnsi="Arial" w:cs="Arial"/>
+          <w:b/>
+          <w:i/>
+          <w:color w:val="305496"/>
+          <w:sz w:val="22"/>
+        </w:rPr>
+        <w:t xml:space="preserve">)</w:t>
+      </w:r>
+      <w:r>
+        <w:rPr>
+          <w:rFonts w:ascii="Arial" w:hAnsi="Arial" w:cs="Arial"/>
+          <w:b/>
+          <w:i/>
+          <w:color w:val="305496"/>
+          <w:sz w:val="22"/>
+          <w:vertAlign w:val="superscript"/>
+        </w:rPr>
+        <w:t xml:space="preserve">2</w:t>
+      </w:r>
+      <w:r>
+        <w:rPr>
+          <w:rFonts w:ascii="Arial" w:hAnsi="Arial" w:cs="Arial"/>
+          <w:b/>
+          <w:i/>
+          <w:color w:val="305496"/>
+          <w:sz w:val="22"/>
+        </w:rPr>
+        <w:t xml:space="preserve"> + (2·ζ·r)</w:t>
+      </w:r>
+      <w:r>
+        <w:rPr>
+          <w:rFonts w:ascii="Arial" w:hAnsi="Arial" w:cs="Arial"/>
+          <w:b/>
+          <w:i/>
+          <w:color w:val="305496"/>
+          <w:sz w:val="22"/>
+          <w:vertAlign w:val="superscript"/>
+        </w:rPr>
+        <w:t xml:space="preserve">2</w:t>
+      </w:r>
+      <w:r>
+        <w:rPr>
+          <w:rFonts w:ascii="Arial" w:hAnsi="Arial" w:cs="Arial"/>
+          <w:b/>
+          <w:i/>
+          <w:color w:val="305496"/>
+          <w:sz w:val="22"/>
+        </w:rPr>
+        <w:t xml:space="preserve">)),  r = ω/</w:t>
+      </w:r>
+      <w:r>
+        <w:rPr>
+          <w:rFonts w:ascii="Arial" w:hAnsi="Arial" w:cs="Arial"/>
+          <w:b/>
+          <w:i/>
+          <w:color w:val="305496"/>
+          <w:sz w:val="22"/>
+        </w:rPr>
+        <w:t xml:space="preserve">ω</w:t>
+      </w:r>
+      <w:r>
+        <w:rPr>
+          <w:rFonts w:ascii="Arial" w:hAnsi="Arial" w:cs="Arial"/>
+          <w:b/>
+          <w:i/>
+          <w:color w:val="305496"/>
+          <w:sz w:val="22"/>
+          <w:vertAlign w:val="subscript"/>
+        </w:rPr>
+        <w:t xml:space="preserve">n</w:t>
+      </w:r>
+      <w:r>
+        <w:rPr>
+          <w:rFonts w:ascii="Arial" w:hAnsi="Arial" w:cs="Arial"/>
+          <w:b/>
+          <w:i/>
+          <w:color w:val="305496"/>
+          <w:sz w:val="22"/>
+        </w:rPr>
+        <w:t xml:space="preserve">,  </w:t>
+      </w:r>
+      <w:r>
+        <w:rPr>
+          <w:rFonts w:ascii="Arial" w:hAnsi="Arial" w:cs="Arial"/>
+          <w:b/>
+          <w:i/>
+          <w:color w:val="305496"/>
+          <w:sz w:val="22"/>
+        </w:rPr>
+        <w:t xml:space="preserve">ω</w:t>
+      </w:r>
+      <w:r>
+        <w:rPr>
+          <w:rFonts w:ascii="Arial" w:hAnsi="Arial" w:cs="Arial"/>
+          <w:b/>
+          <w:i/>
+          <w:color w:val="305496"/>
+          <w:sz w:val="22"/>
+          <w:vertAlign w:val="subscript"/>
+        </w:rPr>
+        <w:t xml:space="preserve">n</w:t>
+      </w:r>
+      <w:r>
+        <w:rPr>
+          <w:rFonts w:ascii="Arial" w:hAnsi="Arial" w:cs="Arial"/>
+          <w:b/>
+          <w:i/>
+          <w:color w:val="305496"/>
+          <w:sz w:val="22"/>
+        </w:rPr>
+        <w:t xml:space="preserve"> = √(k/m)</w:t>
+      </w:r>
+      <w:r>
+        <w:rPr>
+          <w:rFonts w:ascii="Arial" w:hAnsi="Arial" w:cs="Arial"/>
+          <w:b/>
+          <w:i/>
+          <w:color w:val="305496"/>
+          <w:sz w:val="22"/>
+        </w:rPr>
+        <w:t xml:space="preserve">   (5)</w:t>
       </w:r>
     </w:p>
     <w:p>
@@ -5129,7 +7245,7 @@
           <w:i w:val="0"/>
           <w:sz w:val="22"/>
         </w:rPr>
-        <w:t>Formula TR bergantung pada dua parameter: frequency ratio r (rasio frekuensi eksitasi terhadap frekuensi natural isolator) dan damping ratio zeta. Kurva TR terhadap r menunjukkan tiga region perilaku yang sangat berbeda, dirangkum pada Tabel 3.</w:t>
+        <w:t xml:space="preserve">Formula TR bergantung pada dua parameter: frequency ratio r (rasio frekuensi eksitasi terhadap frekuensi natural isolator) dan damping ratio ζ. Kurva TR terhadap r menunjukkan tiga region perilaku yang sangat berbeda, dirangkum pada Tabel 3.</w:t>
       </w:r>
     </w:p>
     <w:p>
@@ -5567,7 +7683,7 @@
                 <w:i w:val="0"/>
                 <w:sz w:val="19"/>
               </w:rPr>
-              <w:t>1 &lt; r &lt; akar(2)</w:t>
+              <w:t xml:space="preserve">1 &lt; r &lt; √(2)</w:t>
             </w:r>
           </w:p>
         </w:tc>
@@ -5674,7 +7790,7 @@
                 <w:i w:val="0"/>
                 <w:sz w:val="19"/>
               </w:rPr>
-              <w:t>r &gt; akar(2) (=1,414)</w:t>
+              <w:t xml:space="preserve">r &gt; √(2) (=1,414)</w:t>
             </w:r>
           </w:p>
         </w:tc>
@@ -5747,16 +7863,35 @@
           <w:i w:val="0"/>
           <w:sz w:val="22"/>
         </w:rPr>
-        <w:t xml:space="preserve">Makna Khusus r=akar(2). </w:t>
-      </w:r>
-      <w:r>
-        <w:rPr>
-          <w:rFonts w:ascii="Arial" w:hAnsi="Arial" w:cs="Arial"/>
-          <w:b w:val="0"/>
-          <w:i w:val="0"/>
-          <w:sz w:val="22"/>
-        </w:rPr>
-        <w:t>Batas r=akar(2) memiliki makna matematis khusus: pada titik ini, suku (2.zeta.r) kuadrat bernilai sama besar di pembilang maupun penyebut formula TR, sehingga TR=1 berlaku untuk SEMUA nilai zeta, tidak peduli seberapa besar redaman yang dipasang. Inilah sebabnya seluruh kurva TR pada berbagai nilai zeta selalu berpotongan tepat di titik r=akar(2), sebuah properti elegan yang menjadikan r=akar(2) sebagai batas universal antara region amplifikasi dan region isolasi, terlepas dari desain redaman spesifik isolator.</w:t>
+        <w:t xml:space="preserve">Makna Khusus r=√(2). </w:t>
+      </w:r>
+      <w:r>
+        <w:rPr>
+          <w:rFonts w:ascii="Arial" w:hAnsi="Arial" w:cs="Arial"/>
+          <w:b w:val="0"/>
+          <w:i w:val="0"/>
+          <w:sz w:val="22"/>
+        </w:rPr>
+        <w:t xml:space="preserve">Batas r=√(2) memiliki makna matematis khusus: pada titik ini, suku (2·ζ·r)</w:t>
+      </w:r>
+      <w:r>
+        <w:rPr>
+          <w:rFonts w:ascii="Arial" w:hAnsi="Arial" w:cs="Arial"/>
+          <w:b w:val="0"/>
+          <w:i w:val="0"/>
+          <w:sz w:val="22"/>
+          <w:vertAlign w:val="superscript"/>
+        </w:rPr>
+        <w:t xml:space="preserve">2</w:t>
+      </w:r>
+      <w:r>
+        <w:rPr>
+          <w:rFonts w:ascii="Arial" w:hAnsi="Arial" w:cs="Arial"/>
+          <w:b w:val="0"/>
+          <w:i w:val="0"/>
+          <w:sz w:val="22"/>
+        </w:rPr>
+        <w:t xml:space="preserve"> bernilai sama besar di pembilang maupun penyebut formula TR, sehingga TR=1 berlaku untuk SEMUA nilai ζ, tidak peduli seberapa besar redaman yang dipasang. Inilah sebabnya seluruh kurva TR pada berbagai nilai ζ selalu berpotongan tepat di titik r=√(2), sebuah properti elegan yang menjadikan r=√(2) sebagai batas universal antara region amplifikasi dan region isolasi, terlepas dari desain redaman spesifik isolator.</w:t>
       </w:r>
     </w:p>
     <w:p>
@@ -5780,7 +7915,7 @@
           <w:i w:val="0"/>
           <w:sz w:val="22"/>
         </w:rPr>
-        <w:t>Pemilihan material isolator fisik di lapangan menentukan zeta aktual yang dicapai, sehingga langsung memengaruhi posisi kurva pada Gambar 5. Steel coil spring (pegas koil baja) memberikan static deflection besar (isolator sangat lembek), redaman bawaan sangat rendah (zeta di bawah 0,01), tahan lama, dan cocok untuk frekuensi eksitasi rendah, namun karena redamannya nyaris nol, puncak resonansi saat start-up mesin bisa sangat tajam dan harus diantisipasi lewat snubber. Rubber mount (karet elastomer) memberikan static deflection menengah, redaman bawaan moderat (zeta sekitar 0,05 sampai 0,10) yang otomatis membatasi puncak resonansi tanpa komponen damper terpisah, harga terjangkau, dan menjadi pilihan default untuk mayoritas aplikasi industri seperti kompresor dan AHU. Air spring (pegas udara) menawarkan kekakuan yang dapat disesuaikan secara aktif lewat kontrol tekanan kompresor, memberikan performa isolasi tertinggi di antara pilihan pasif, namun dengan biaya dan kompleksitas perawatan yang jauh lebih besar. Pneumatic isolator, varian lanjutan dari air spring dengan kontrol presisi tinggi, dikhususkan untuk aplikasi paling sensitif seperti mikroskop dan sistem lithography semikonduktor yang dibahas lebih lanjut pada Bagian Aplikasi Industri.</w:t>
+        <w:t xml:space="preserve">Pemilihan material isolator fisik di lapangan menentukan ζ aktual yang dicapai, sehingga langsung memengaruhi posisi kurva pada Gambar 5. Steel coil spring (pegas koil baja) memberikan static deflection besar (isolator sangat lembek), redaman bawaan sangat rendah (ζ di bawah 0,01), tahan lama, dan cocok untuk frekuensi eksitasi rendah, namun karena redamannya nyaris nol, puncak resonansi saat start-up mesin bisa sangat tajam dan harus diantisipasi lewat snubber. Rubber mount (karet elastomer) memberikan static deflection menengah, redaman bawaan moderat (ζ sekitar 0,05 sampai 0,10) yang otomatis membatasi puncak resonansi tanpa komponen damper terpisah, harga terjangkau, dan menjadi pilihan default untuk mayoritas aplikasi industri seperti kompresor dan AHU. Air spring (pegas udara) menawarkan kekakuan yang dapat disesuaikan secara aktif lewat kontrol tekanan kompresor, memberikan performa isolasi tertinggi di antara pilihan pasif, namun dengan biaya dan kompleksitas perawatan yang jauh lebih besar. Pneumatic isolator, varian lanjutan dari air spring dengan kontrol presisi tinggi, dikhususkan untuk aplikasi paling sensitif seperti mikroskop dan sistem lithography semikonduktor yang dibahas lebih lanjut pada Bagian Aplikasi Industri.</w:t>
       </w:r>
     </w:p>
     <w:p>
@@ -5837,7 +7972,7 @@
           <w:color w:val="444444"/>
           <w:sz w:val="20"/>
         </w:rPr>
-        <w:t>Gambar 5. Kurva force transmissibility TR terhadap frequency ratio r untuk lima nilai rasio redaman zeta, menunjukkan region amplifikasi (r kurang dari akar 2) dan region isolasi (r lebih dari akar 2) yang berpotongan tepat di batas r=akar(2).</w:t>
+        <w:t xml:space="preserve">Gambar 5. Kurva force transmissibility TR terhadap frequency ratio r untuk lima nilai rasio redaman ζ, menunjukkan region amplifikasi (r kurang dari akar 2) dan region isolasi (r lebih dari akar 2) yang berpotongan tepat di batas r=√(2).</w:t>
       </w:r>
     </w:p>
     <w:p>
@@ -5861,7 +7996,7 @@
           <w:i w:val="0"/>
           <w:sz w:val="22"/>
         </w:rPr>
-        <w:t>Gambar 5 menegaskan dua hal penting untuk desain isolator praktis. Pertama, semua kurva zeta berpotongan tepat di r=akar(2) seperti dijelaskan di atas. Kedua, di region isolasi (r&gt;akar(2)), redaman justru memberi dampak berlawanan dibanding di region resonansi: redaman rendah (zeta sekitar 0,05) menghasilkan isolasi jauh lebih baik di frekuensi tinggi dibanding redaman tinggi (zeta sekitar 0,50), meski redaman rendah tersebut menghasilkan puncak resonansi yang jauh lebih tajam dan berbahaya saat start-up mesin melewati r=1. Inilah trade-off klasik desain isolator: redaman rendah unggul di steady-state operation (isolasi tinggi), namun berisiko besar saat kondisi transient seperti start-up atau shut-down mesin yang harus melewati region resonansi.</w:t>
+        <w:t xml:space="preserve">Gambar 5 menegaskan dua hal penting untuk desain isolator praktis. Pertama, semua kurva ζ berpotongan tepat di r=√(2) seperti dijelaskan di atas. Kedua, di region isolasi (r&gt;√(2)), redaman justru memberi dampak berlawanan dibanding di region resonansi: redaman rendah (ζ sekitar 0,05) menghasilkan isolasi jauh lebih baik di frekuensi tinggi dibanding redaman tinggi (ζ sekitar 0,50), meski redaman rendah tersebut menghasilkan puncak resonansi yang jauh lebih tajam dan berbahaya saat start-up mesin melewati r=1. Inilah trade-off klasik desain isolator: redaman rendah unggul di steady-state operation (isolasi tinggi), namun berisiko besar saat kondisi transient seperti start-up atau shut-down mesin yang harus melewati region resonansi.</w:t>
       </w:r>
     </w:p>
     <w:p>
@@ -5885,7 +8020,35 @@
           <w:i w:val="0"/>
           <w:sz w:val="22"/>
         </w:rPr>
-        <w:t>Untuk implementasi praktis, panduan target TR pun sudah terstandar di industri. Peralatan sensitif standar menargetkan TR kurang dari atau sama dengan 0,1 (90 persen reduksi), sedangkan peralatan laboratorium presisi menargetkan TR kurang dari atau sama dengan 0,05 (95 persen reduksi). Target tersebut dicapai dengan memilih r lebih besar dari atau sama dengan 4, artinya isolator harus memiliki natural frequency minimal empat kali lebih rendah dari frekuensi eksitasi yang harus diredam. Sebagai contoh, untuk eksitasi 50 Hz, isolator harus memiliki omega_n isolator sekitar 12,5 Hz atau lebih rendah.</w:t>
+        <w:t xml:space="preserve">Untuk implementasi praktis, panduan target TR pun sudah terstandar di industri. Peralatan sensitif standar menargetkan TR kurang dari atau sama dengan 0,1 (90 persen reduksi), sedangkan peralatan laboratorium presisi menargetkan TR kurang dari atau sama dengan 0,05 (95 persen reduksi). Target tersebut dicapai dengan memilih r lebih besar dari atau sama dengan 4, artinya isolator harus memiliki natural frequency minimal empat kali lebih rendah dari frekuensi eksitasi yang harus diredam. Sebagai contoh, untuk eksitasi 50 Hz, isolator harus memiliki </w:t>
+      </w:r>
+      <w:r>
+        <w:rPr>
+          <w:rFonts w:ascii="Arial" w:hAnsi="Arial" w:cs="Arial"/>
+          <w:b w:val="0"/>
+          <w:i w:val="0"/>
+          <w:sz w:val="22"/>
+        </w:rPr>
+        <w:t xml:space="preserve">ω</w:t>
+      </w:r>
+      <w:r>
+        <w:rPr>
+          <w:rFonts w:ascii="Arial" w:hAnsi="Arial" w:cs="Arial"/>
+          <w:b w:val="0"/>
+          <w:i w:val="0"/>
+          <w:sz w:val="22"/>
+          <w:vertAlign w:val="subscript"/>
+        </w:rPr>
+        <w:t xml:space="preserve">n</w:t>
+      </w:r>
+      <w:r>
+        <w:rPr>
+          <w:rFonts w:ascii="Arial" w:hAnsi="Arial" w:cs="Arial"/>
+          <w:b w:val="0"/>
+          <w:i w:val="0"/>
+          <w:sz w:val="22"/>
+        </w:rPr>
+        <w:t xml:space="preserve"> isolator sekitar 12,5 Hz atau lebih rendah.</w:t>
       </w:r>
     </w:p>
     <w:p>
@@ -5932,7 +8095,44 @@
           <w:i w:val="0"/>
           <w:sz w:val="22"/>
         </w:rPr>
-        <w:t>Engineer praktisi jarang menurunkan ulang formula transmissibility dari nol setiap kali melakukan desain. Sebaliknya, mereka memakai hubungan praktis antara static deflection isolator (delta, defleksi akibat berat sendiri mesin saat diam) dengan natural frequency isolator, memakai formula omega_n = akar(g/delta). Hubungan ini sangat berguna sebagai quick estimate di lapangan tanpa perlu menghitung k dan m secara terpisah.</w:t>
+        <w:t xml:space="preserve">Engineer praktisi jarang menurunkan ulang formula transmissibility dari nol setiap kali melakukan desain. Sebaliknya, mereka memakai hubungan praktis antara static deflection isolator (δ, defleksi akibat berat sendiri mesin saat diam) dengan natural frequency isolator, memakai formula </w:t>
+      </w:r>
+      <w:r>
+        <w:rPr>
+          <w:rFonts w:ascii="Arial" w:hAnsi="Arial" w:cs="Arial"/>
+          <w:b w:val="0"/>
+          <w:i w:val="0"/>
+          <w:sz w:val="22"/>
+        </w:rPr>
+        <w:t xml:space="preserve">ω</w:t>
+      </w:r>
+      <w:r>
+        <w:rPr>
+          <w:rFonts w:ascii="Arial" w:hAnsi="Arial" w:cs="Arial"/>
+          <w:b w:val="0"/>
+          <w:i w:val="0"/>
+          <w:sz w:val="22"/>
+          <w:vertAlign w:val="subscript"/>
+        </w:rPr>
+        <w:t xml:space="preserve">n</w:t>
+      </w:r>
+      <w:r>
+        <w:rPr>
+          <w:rFonts w:ascii="Arial" w:hAnsi="Arial" w:cs="Arial"/>
+          <w:b w:val="0"/>
+          <w:i w:val="0"/>
+          <w:sz w:val="22"/>
+        </w:rPr>
+        <w:t xml:space="preserve"> = √(g/δ). Hubungan ini sangat berguna sebagai quick estimate di lapangan tanpa perlu menghitung k dan m secara terpisah.</w:t>
+      </w:r>
+      <w:r>
+        <w:rPr>
+          <w:rFonts w:ascii="Arial" w:hAnsi="Arial" w:cs="Arial"/>
+          <w:b w:val="0"/>
+          <w:i w:val="0"/>
+          <w:sz w:val="22"/>
+        </w:rPr>
+        <w:t xml:space="preserve"> Bentuk ringkasnya dituliskan pada Persamaan (6).</w:t>
       </w:r>
     </w:p>
     <w:p>
@@ -5948,7 +8148,59 @@
           <w:color w:val="305496"/>
           <w:sz w:val="22"/>
         </w:rPr>
-        <w:t>f_n = (1/(2.pi)) . akar(g/delta),  delta dalam meter, g=9,81 m/s kuadrat</w:t>
+        <w:t xml:space="preserve"/>
+      </w:r>
+      <w:r>
+        <w:rPr>
+          <w:rFonts w:ascii="Arial" w:hAnsi="Arial" w:cs="Arial"/>
+          <w:b/>
+          <w:i/>
+          <w:color w:val="305496"/>
+          <w:sz w:val="22"/>
+        </w:rPr>
+        <w:t xml:space="preserve">f</w:t>
+      </w:r>
+      <w:r>
+        <w:rPr>
+          <w:rFonts w:ascii="Arial" w:hAnsi="Arial" w:cs="Arial"/>
+          <w:b/>
+          <w:i/>
+          <w:color w:val="305496"/>
+          <w:sz w:val="22"/>
+          <w:vertAlign w:val="subscript"/>
+        </w:rPr>
+        <w:t xml:space="preserve">n</w:t>
+      </w:r>
+      <w:r>
+        <w:rPr>
+          <w:rFonts w:ascii="Arial" w:hAnsi="Arial" w:cs="Arial"/>
+          <w:b/>
+          <w:i/>
+          <w:color w:val="305496"/>
+          <w:sz w:val="22"/>
+        </w:rPr>
+        <w:t xml:space="preserve"> = (1/(2·π)) · √(g/δ),  δ dalam meter, g=9,81 m/s</w:t>
+      </w:r>
+      <w:r>
+        <w:rPr>
+          <w:rFonts w:ascii="Arial" w:hAnsi="Arial" w:cs="Arial"/>
+          <w:b/>
+          <w:i/>
+          <w:color w:val="305496"/>
+          <w:sz w:val="22"/>
+          <w:vertAlign w:val="superscript"/>
+        </w:rPr>
+        <w:t xml:space="preserve">2</w:t>
+      </w:r>
+      <w:r>
+        <w:rPr>
+          <w:rFonts w:ascii="Arial" w:hAnsi="Arial" w:cs="Arial"/>
+          <w:b/>
+          <w:i/>
+          <w:color w:val="305496"/>
+          <w:sz w:val="22"/>
+        </w:rPr>
+        <w:t xml:space="preserve">   (6)</w:t>
       </w:r>
     </w:p>
     <w:p>
@@ -6005,7 +8257,69 @@
           <w:color w:val="444444"/>
           <w:sz w:val="20"/>
         </w:rPr>
-        <w:t>Gambar 6. Hubungan static deflection delta terhadap natural frequency isolator f_n, menunjukkan bahwa isolator yang lebih lembek (delta besar) menghasilkan f_n lebih rendah, ditandai tiga titik acuan praktis delta=25, 50, dan 100 mm.</w:t>
+        <w:t xml:space="preserve">Gambar 6. Hubungan static deflection δ terhadap natural frequency isolator </w:t>
+      </w:r>
+      <w:r>
+        <w:rPr>
+          <w:rFonts w:ascii="Arial" w:hAnsi="Arial" w:cs="Arial"/>
+          <w:b w:val="0"/>
+          <w:i/>
+          <w:color w:val="444444"/>
+          <w:sz w:val="20"/>
+        </w:rPr>
+        <w:t xml:space="preserve">f</w:t>
+      </w:r>
+      <w:r>
+        <w:rPr>
+          <w:rFonts w:ascii="Arial" w:hAnsi="Arial" w:cs="Arial"/>
+          <w:b w:val="0"/>
+          <w:i/>
+          <w:color w:val="444444"/>
+          <w:sz w:val="20"/>
+          <w:vertAlign w:val="subscript"/>
+        </w:rPr>
+        <w:t xml:space="preserve">n</w:t>
+      </w:r>
+      <w:r>
+        <w:rPr>
+          <w:rFonts w:ascii="Arial" w:hAnsi="Arial" w:cs="Arial"/>
+          <w:b w:val="0"/>
+          <w:i/>
+          <w:color w:val="444444"/>
+          <w:sz w:val="20"/>
+        </w:rPr>
+        <w:t xml:space="preserve">, menunjukkan bahwa isolator yang lebih lembek (δ besar) menghasilkan </w:t>
+      </w:r>
+      <w:r>
+        <w:rPr>
+          <w:rFonts w:ascii="Arial" w:hAnsi="Arial" w:cs="Arial"/>
+          <w:b w:val="0"/>
+          <w:i/>
+          <w:color w:val="444444"/>
+          <w:sz w:val="20"/>
+        </w:rPr>
+        <w:t xml:space="preserve">f</w:t>
+      </w:r>
+      <w:r>
+        <w:rPr>
+          <w:rFonts w:ascii="Arial" w:hAnsi="Arial" w:cs="Arial"/>
+          <w:b w:val="0"/>
+          <w:i/>
+          <w:color w:val="444444"/>
+          <w:sz w:val="20"/>
+          <w:vertAlign w:val="subscript"/>
+        </w:rPr>
+        <w:t xml:space="preserve">n</w:t>
+      </w:r>
+      <w:r>
+        <w:rPr>
+          <w:rFonts w:ascii="Arial" w:hAnsi="Arial" w:cs="Arial"/>
+          <w:b w:val="0"/>
+          <w:i/>
+          <w:color w:val="444444"/>
+          <w:sz w:val="20"/>
+        </w:rPr>
+        <w:t xml:space="preserve"> lebih rendah, ditandai tiga titik acuan praktis δ=25, 50, dan 100 mm.</w:t>
       </w:r>
     </w:p>
     <w:p>
@@ -6029,7 +8343,175 @@
           <w:i w:val="0"/>
           <w:sz w:val="22"/>
         </w:rPr>
-        <w:t>Gambar 6 menunjukkan kurva delta terhadap f_n pada skala log-log, dengan tiga titik acuan praktis yang sering dipakai sebagai rule of thumb di lapangan: delta=25 mm (1 inci) menghasilkan f_n sekitar 3,2 Hz, delta=50 mm menghasilkan f_n sekitar 2,2 Hz, dan delta=100 mm menghasilkan f_n sekitar 1,6 Hz. Aturan cepat yang berguna: isolator efektif untuk eksitasi di atas kira-kira 1,4 kali f_n (mengikuti batas r=akar(2) yang dibahas di Bagian sebelumnya). Semakin lembek isolator (semakin besar delta), semakin rendah f_n yang dicapai, dan semakin rendah pula frekuensi eksitasi minimum yang bisa diisolasi secara efektif, namun konsekuensinya mesin akan "mengambang" lebih tinggi di atas isolator saat diam.</w:t>
+        <w:t xml:space="preserve">Gambar 6 menunjukkan kurva δ terhadap </w:t>
+      </w:r>
+      <w:r>
+        <w:rPr>
+          <w:rFonts w:ascii="Arial" w:hAnsi="Arial" w:cs="Arial"/>
+          <w:b w:val="0"/>
+          <w:i w:val="0"/>
+          <w:sz w:val="22"/>
+        </w:rPr>
+        <w:t xml:space="preserve">f</w:t>
+      </w:r>
+      <w:r>
+        <w:rPr>
+          <w:rFonts w:ascii="Arial" w:hAnsi="Arial" w:cs="Arial"/>
+          <w:b w:val="0"/>
+          <w:i w:val="0"/>
+          <w:sz w:val="22"/>
+          <w:vertAlign w:val="subscript"/>
+        </w:rPr>
+        <w:t xml:space="preserve">n</w:t>
+      </w:r>
+      <w:r>
+        <w:rPr>
+          <w:rFonts w:ascii="Arial" w:hAnsi="Arial" w:cs="Arial"/>
+          <w:b w:val="0"/>
+          <w:i w:val="0"/>
+          <w:sz w:val="22"/>
+        </w:rPr>
+        <w:t xml:space="preserve"> pada skala log-log, dengan tiga titik acuan praktis yang sering dipakai sebagai rule of thumb di lapangan: δ=25 mm (1 inci) menghasilkan </w:t>
+      </w:r>
+      <w:r>
+        <w:rPr>
+          <w:rFonts w:ascii="Arial" w:hAnsi="Arial" w:cs="Arial"/>
+          <w:b w:val="0"/>
+          <w:i w:val="0"/>
+          <w:sz w:val="22"/>
+        </w:rPr>
+        <w:t xml:space="preserve">f</w:t>
+      </w:r>
+      <w:r>
+        <w:rPr>
+          <w:rFonts w:ascii="Arial" w:hAnsi="Arial" w:cs="Arial"/>
+          <w:b w:val="0"/>
+          <w:i w:val="0"/>
+          <w:sz w:val="22"/>
+          <w:vertAlign w:val="subscript"/>
+        </w:rPr>
+        <w:t xml:space="preserve">n</w:t>
+      </w:r>
+      <w:r>
+        <w:rPr>
+          <w:rFonts w:ascii="Arial" w:hAnsi="Arial" w:cs="Arial"/>
+          <w:b w:val="0"/>
+          <w:i w:val="0"/>
+          <w:sz w:val="22"/>
+        </w:rPr>
+        <w:t xml:space="preserve"> sekitar 3,2 Hz, δ=50 mm menghasilkan </w:t>
+      </w:r>
+      <w:r>
+        <w:rPr>
+          <w:rFonts w:ascii="Arial" w:hAnsi="Arial" w:cs="Arial"/>
+          <w:b w:val="0"/>
+          <w:i w:val="0"/>
+          <w:sz w:val="22"/>
+        </w:rPr>
+        <w:t xml:space="preserve">f</w:t>
+      </w:r>
+      <w:r>
+        <w:rPr>
+          <w:rFonts w:ascii="Arial" w:hAnsi="Arial" w:cs="Arial"/>
+          <w:b w:val="0"/>
+          <w:i w:val="0"/>
+          <w:sz w:val="22"/>
+          <w:vertAlign w:val="subscript"/>
+        </w:rPr>
+        <w:t xml:space="preserve">n</w:t>
+      </w:r>
+      <w:r>
+        <w:rPr>
+          <w:rFonts w:ascii="Arial" w:hAnsi="Arial" w:cs="Arial"/>
+          <w:b w:val="0"/>
+          <w:i w:val="0"/>
+          <w:sz w:val="22"/>
+        </w:rPr>
+        <w:t xml:space="preserve"> sekitar 2,2 Hz, dan δ=100 mm menghasilkan </w:t>
+      </w:r>
+      <w:r>
+        <w:rPr>
+          <w:rFonts w:ascii="Arial" w:hAnsi="Arial" w:cs="Arial"/>
+          <w:b w:val="0"/>
+          <w:i w:val="0"/>
+          <w:sz w:val="22"/>
+        </w:rPr>
+        <w:t xml:space="preserve">f</w:t>
+      </w:r>
+      <w:r>
+        <w:rPr>
+          <w:rFonts w:ascii="Arial" w:hAnsi="Arial" w:cs="Arial"/>
+          <w:b w:val="0"/>
+          <w:i w:val="0"/>
+          <w:sz w:val="22"/>
+          <w:vertAlign w:val="subscript"/>
+        </w:rPr>
+        <w:t xml:space="preserve">n</w:t>
+      </w:r>
+      <w:r>
+        <w:rPr>
+          <w:rFonts w:ascii="Arial" w:hAnsi="Arial" w:cs="Arial"/>
+          <w:b w:val="0"/>
+          <w:i w:val="0"/>
+          <w:sz w:val="22"/>
+        </w:rPr>
+        <w:t xml:space="preserve"> sekitar 1,6 Hz. Aturan cepat yang berguna: isolator efektif untuk eksitasi di atas kira-kira 1,4 kali </w:t>
+      </w:r>
+      <w:r>
+        <w:rPr>
+          <w:rFonts w:ascii="Arial" w:hAnsi="Arial" w:cs="Arial"/>
+          <w:b w:val="0"/>
+          <w:i w:val="0"/>
+          <w:sz w:val="22"/>
+        </w:rPr>
+        <w:t xml:space="preserve">f</w:t>
+      </w:r>
+      <w:r>
+        <w:rPr>
+          <w:rFonts w:ascii="Arial" w:hAnsi="Arial" w:cs="Arial"/>
+          <w:b w:val="0"/>
+          <w:i w:val="0"/>
+          <w:sz w:val="22"/>
+          <w:vertAlign w:val="subscript"/>
+        </w:rPr>
+        <w:t xml:space="preserve">n</w:t>
+      </w:r>
+      <w:r>
+        <w:rPr>
+          <w:rFonts w:ascii="Arial" w:hAnsi="Arial" w:cs="Arial"/>
+          <w:b w:val="0"/>
+          <w:i w:val="0"/>
+          <w:sz w:val="22"/>
+        </w:rPr>
+        <w:t xml:space="preserve"> (mengikuti batas r=√(2) yang dibahas di Bagian sebelumnya). Semakin lembek isolator (semakin besar δ), semakin rendah </w:t>
+      </w:r>
+      <w:r>
+        <w:rPr>
+          <w:rFonts w:ascii="Arial" w:hAnsi="Arial" w:cs="Arial"/>
+          <w:b w:val="0"/>
+          <w:i w:val="0"/>
+          <w:sz w:val="22"/>
+        </w:rPr>
+        <w:t xml:space="preserve">f</w:t>
+      </w:r>
+      <w:r>
+        <w:rPr>
+          <w:rFonts w:ascii="Arial" w:hAnsi="Arial" w:cs="Arial"/>
+          <w:b w:val="0"/>
+          <w:i w:val="0"/>
+          <w:sz w:val="22"/>
+          <w:vertAlign w:val="subscript"/>
+        </w:rPr>
+        <w:t xml:space="preserve">n</w:t>
+      </w:r>
+      <w:r>
+        <w:rPr>
+          <w:rFonts w:ascii="Arial" w:hAnsi="Arial" w:cs="Arial"/>
+          <w:b w:val="0"/>
+          <w:i w:val="0"/>
+          <w:sz w:val="22"/>
+        </w:rPr>
+        <w:t xml:space="preserve"> yang dicapai, dan semakin rendah pula frekuensi eksitasi minimum yang bisa diisolasi secara efektif, namun konsekuensinya mesin akan "mengambang" lebih tinggi di atas isolator saat diam.</w:t>
       </w:r>
     </w:p>
     <w:p>
@@ -6053,7 +8535,101 @@
           <w:i w:val="0"/>
           <w:sz w:val="22"/>
         </w:rPr>
-        <w:t>Workflow desain isolator praktis di industri terdiri atas empat langkah sistematis. Langkah pertama, identifikasi frekuensi eksitasi sumber getaran, baik dari spesifikasi mesin (misalnya motor 1750 RPM setara 29,2 Hz) maupun dari frekuensi terendah pada sistem multi-sumber (karena frekuensi rendah lebih sulit diisolasi dibanding frekuensi tinggi). Langkah kedua, tetapkan target TR berdasarkan toleransi receiver: TR=0,1 untuk ambient HVAC standar, TR=0,05 untuk peralatan standar, hingga TR=0,01 untuk laboratorium presisi tinggi. Langkah ketiga, hitung frequency ratio r yang dibutuhkan dan omega_n isolator hasilnya, memakai pendekatan redaman rendah (zeta mendekati 0) sehingga TR kira-kira 1/(r kuadrat - 1), atau ekuivalen r=akar(1/TR + 1). Langkah keempat, hitung static deflection target delta=g/omega_n kuadrat, lalu konversikan menjadi spesifikasi katalog isolator (pegas, karet, atau pneumatik) yang sesuai.</w:t>
+        <w:t xml:space="preserve">Workflow desain isolator praktis di industri terdiri atas empat langkah sistematis. Langkah pertama, identifikasi frekuensi eksitasi sumber getaran, baik dari spesifikasi mesin (misalnya motor 1750 RPM setara 29,2 Hz) maupun dari frekuensi terendah pada sistem multi-sumber (karena frekuensi rendah lebih sulit diisolasi dibanding frekuensi tinggi). Langkah kedua, tetapkan target TR berdasarkan toleransi receiver: TR=0,1 untuk ambient HVAC standar, TR=0,05 untuk peralatan standar, hingga TR=0,01 untuk laboratorium presisi tinggi. Langkah ketiga, hitung frequency ratio r yang dibutuhkan dan </w:t>
+      </w:r>
+      <w:r>
+        <w:rPr>
+          <w:rFonts w:ascii="Arial" w:hAnsi="Arial" w:cs="Arial"/>
+          <w:b w:val="0"/>
+          <w:i w:val="0"/>
+          <w:sz w:val="22"/>
+        </w:rPr>
+        <w:t xml:space="preserve">ω</w:t>
+      </w:r>
+      <w:r>
+        <w:rPr>
+          <w:rFonts w:ascii="Arial" w:hAnsi="Arial" w:cs="Arial"/>
+          <w:b w:val="0"/>
+          <w:i w:val="0"/>
+          <w:sz w:val="22"/>
+          <w:vertAlign w:val="subscript"/>
+        </w:rPr>
+        <w:t xml:space="preserve">n</w:t>
+      </w:r>
+      <w:r>
+        <w:rPr>
+          <w:rFonts w:ascii="Arial" w:hAnsi="Arial" w:cs="Arial"/>
+          <w:b w:val="0"/>
+          <w:i w:val="0"/>
+          <w:sz w:val="22"/>
+        </w:rPr>
+        <w:t xml:space="preserve"> isolator hasilnya, memakai pendekatan redaman rendah (ζ mendekati 0) sehingga TR kira-kira 1/(r</w:t>
+      </w:r>
+      <w:r>
+        <w:rPr>
+          <w:rFonts w:ascii="Arial" w:hAnsi="Arial" w:cs="Arial"/>
+          <w:b w:val="0"/>
+          <w:i w:val="0"/>
+          <w:sz w:val="22"/>
+          <w:vertAlign w:val="superscript"/>
+        </w:rPr>
+        <w:t xml:space="preserve">2</w:t>
+      </w:r>
+      <w:r>
+        <w:rPr>
+          <w:rFonts w:ascii="Arial" w:hAnsi="Arial" w:cs="Arial"/>
+          <w:b w:val="0"/>
+          <w:i w:val="0"/>
+          <w:sz w:val="22"/>
+        </w:rPr>
+        <w:t xml:space="preserve"> - 1), atau ekuivalen r=√(1/TR + 1). Langkah keempat, hitung static deflection target δ=g/</w:t>
+      </w:r>
+      <w:r>
+        <w:rPr>
+          <w:rFonts w:ascii="Arial" w:hAnsi="Arial" w:cs="Arial"/>
+          <w:b w:val="0"/>
+          <w:i w:val="0"/>
+          <w:sz w:val="22"/>
+        </w:rPr>
+        <w:t xml:space="preserve">ω</w:t>
+      </w:r>
+      <w:r>
+        <w:rPr>
+          <w:rFonts w:ascii="Arial" w:hAnsi="Arial" w:cs="Arial"/>
+          <w:b w:val="0"/>
+          <w:i w:val="0"/>
+          <w:sz w:val="22"/>
+          <w:vertAlign w:val="subscript"/>
+        </w:rPr>
+        <w:t xml:space="preserve">n</w:t>
+      </w:r>
+      <w:r>
+        <w:rPr>
+          <w:rFonts w:ascii="Arial" w:hAnsi="Arial" w:cs="Arial"/>
+          <w:b w:val="0"/>
+          <w:i w:val="0"/>
+          <w:sz w:val="22"/>
+          <w:vertAlign w:val="superscript"/>
+        </w:rPr>
+        <w:t xml:space="preserve">2</w:t>
+      </w:r>
+      <w:r>
+        <w:rPr>
+          <w:rFonts w:ascii="Arial" w:hAnsi="Arial" w:cs="Arial"/>
+          <w:b w:val="0"/>
+          <w:i w:val="0"/>
+          <w:sz w:val="22"/>
+        </w:rPr>
+        <w:t xml:space="preserve">, lalu konversikan menjadi spesifikasi katalog isolator (pegas, karet, atau pneumatik) yang sesuai.</w:t>
+      </w:r>
+      <w:r>
+        <w:rPr>
+          <w:rFonts w:ascii="Arial" w:hAnsi="Arial" w:cs="Arial"/>
+          <w:b w:val="0"/>
+          <w:i w:val="0"/>
+          <w:sz w:val="22"/>
+        </w:rPr>
+        <w:t xml:space="preserve"> Persamaan (7) memadatkan aturan tersebut.</w:t>
       </w:r>
     </w:p>
     <w:p>
@@ -6069,7 +8645,111 @@
           <w:color w:val="305496"/>
           <w:sz w:val="22"/>
         </w:rPr>
-        <w:t>r = akar(1/TR + 1),   omega_n = omega_eksitasi / r,   delta = g / omega_n kuadrat</w:t>
+        <w:t xml:space="preserve">r = √(1/TR + 1),   </w:t>
+      </w:r>
+      <w:r>
+        <w:rPr>
+          <w:rFonts w:ascii="Arial" w:hAnsi="Arial" w:cs="Arial"/>
+          <w:b/>
+          <w:i/>
+          <w:color w:val="305496"/>
+          <w:sz w:val="22"/>
+        </w:rPr>
+        <w:t xml:space="preserve">ω</w:t>
+      </w:r>
+      <w:r>
+        <w:rPr>
+          <w:rFonts w:ascii="Arial" w:hAnsi="Arial" w:cs="Arial"/>
+          <w:b/>
+          <w:i/>
+          <w:color w:val="305496"/>
+          <w:sz w:val="22"/>
+          <w:vertAlign w:val="subscript"/>
+        </w:rPr>
+        <w:t xml:space="preserve">n</w:t>
+      </w:r>
+      <w:r>
+        <w:rPr>
+          <w:rFonts w:ascii="Arial" w:hAnsi="Arial" w:cs="Arial"/>
+          <w:b/>
+          <w:i/>
+          <w:color w:val="305496"/>
+          <w:sz w:val="22"/>
+        </w:rPr>
+        <w:t xml:space="preserve"> = </w:t>
+      </w:r>
+      <w:r>
+        <w:rPr>
+          <w:rFonts w:ascii="Arial" w:hAnsi="Arial" w:cs="Arial"/>
+          <w:b/>
+          <w:i/>
+          <w:color w:val="305496"/>
+          <w:sz w:val="22"/>
+        </w:rPr>
+        <w:t xml:space="preserve">ω</w:t>
+      </w:r>
+      <w:r>
+        <w:rPr>
+          <w:rFonts w:ascii="Arial" w:hAnsi="Arial" w:cs="Arial"/>
+          <w:b/>
+          <w:i/>
+          <w:color w:val="305496"/>
+          <w:sz w:val="22"/>
+          <w:vertAlign w:val="subscript"/>
+        </w:rPr>
+        <w:t xml:space="preserve">eksitasi</w:t>
+      </w:r>
+      <w:r>
+        <w:rPr>
+          <w:rFonts w:ascii="Arial" w:hAnsi="Arial" w:cs="Arial"/>
+          <w:b/>
+          <w:i/>
+          <w:color w:val="305496"/>
+          <w:sz w:val="22"/>
+        </w:rPr>
+        <w:t xml:space="preserve"> / r,   δ = g / </w:t>
+      </w:r>
+      <w:r>
+        <w:rPr>
+          <w:rFonts w:ascii="Arial" w:hAnsi="Arial" w:cs="Arial"/>
+          <w:b/>
+          <w:i/>
+          <w:color w:val="305496"/>
+          <w:sz w:val="22"/>
+        </w:rPr>
+        <w:t xml:space="preserve">ω</w:t>
+      </w:r>
+      <w:r>
+        <w:rPr>
+          <w:rFonts w:ascii="Arial" w:hAnsi="Arial" w:cs="Arial"/>
+          <w:b/>
+          <w:i/>
+          <w:color w:val="305496"/>
+          <w:sz w:val="22"/>
+          <w:vertAlign w:val="subscript"/>
+        </w:rPr>
+        <w:t xml:space="preserve">n</w:t>
+      </w:r>
+      <w:r>
+        <w:rPr>
+          <w:rFonts w:ascii="Arial" w:hAnsi="Arial" w:cs="Arial"/>
+          <w:b/>
+          <w:i/>
+          <w:color w:val="305496"/>
+          <w:sz w:val="22"/>
+          <w:vertAlign w:val="superscript"/>
+        </w:rPr>
+        <w:t xml:space="preserve">2</w:t>
+      </w:r>
+      <w:r>
+        <w:rPr>
+          <w:rFonts w:ascii="Arial" w:hAnsi="Arial" w:cs="Arial"/>
+          <w:b/>
+          <w:i/>
+          <w:color w:val="305496"/>
+          <w:sz w:val="22"/>
+        </w:rPr>
+        <w:t xml:space="preserve">   (7)</w:t>
       </w:r>
     </w:p>
     <w:p>
@@ -6289,7 +8969,7 @@
                 <w:i w:val="0"/>
                 <w:sz w:val="19"/>
               </w:rPr>
-              <w:t>Konversi RPM ke frekuensi dan omega</w:t>
+              <w:t xml:space="preserve">Konversi RPM ke frekuensi dan ω</w:t>
             </w:r>
           </w:p>
         </w:tc>
@@ -6341,7 +9021,35 @@
                 <w:i w:val="0"/>
                 <w:sz w:val="19"/>
               </w:rPr>
-              <w:t>omega_eksitasi=157,08 rad/s</w:t>
+              <w:t xml:space="preserve"/>
+            </w:r>
+            <w:r>
+              <w:rPr>
+                <w:rFonts w:ascii="Arial" w:hAnsi="Arial" w:cs="Arial"/>
+                <w:b w:val="0"/>
+                <w:i w:val="0"/>
+                <w:sz w:val="19"/>
+              </w:rPr>
+              <w:t xml:space="preserve">ω</w:t>
+            </w:r>
+            <w:r>
+              <w:rPr>
+                <w:rFonts w:ascii="Arial" w:hAnsi="Arial" w:cs="Arial"/>
+                <w:b w:val="0"/>
+                <w:i w:val="0"/>
+                <w:sz w:val="19"/>
+                <w:vertAlign w:val="subscript"/>
+              </w:rPr>
+              <w:t xml:space="preserve">eksitasi</w:t>
+            </w:r>
+            <w:r>
+              <w:rPr>
+                <w:rFonts w:ascii="Arial" w:hAnsi="Arial" w:cs="Arial"/>
+                <w:b w:val="0"/>
+                <w:i w:val="0"/>
+                <w:sz w:val="19"/>
+              </w:rPr>
+              <w:t xml:space="preserve">=157,08 rad/s</w:t>
             </w:r>
           </w:p>
         </w:tc>
@@ -6424,7 +9132,35 @@
                 <w:i w:val="0"/>
                 <w:sz w:val="19"/>
               </w:rPr>
-              <w:t>TR_target=0,10 (90% reduksi)</w:t>
+              <w:t xml:space="preserve"/>
+            </w:r>
+            <w:r>
+              <w:rPr>
+                <w:rFonts w:ascii="Arial" w:hAnsi="Arial" w:cs="Arial"/>
+                <w:b w:val="0"/>
+                <w:i w:val="0"/>
+                <w:sz w:val="19"/>
+              </w:rPr>
+              <w:t xml:space="preserve">TR</w:t>
+            </w:r>
+            <w:r>
+              <w:rPr>
+                <w:rFonts w:ascii="Arial" w:hAnsi="Arial" w:cs="Arial"/>
+                <w:b w:val="0"/>
+                <w:i w:val="0"/>
+                <w:sz w:val="19"/>
+                <w:vertAlign w:val="subscript"/>
+              </w:rPr>
+              <w:t xml:space="preserve">target</w:t>
+            </w:r>
+            <w:r>
+              <w:rPr>
+                <w:rFonts w:ascii="Arial" w:hAnsi="Arial" w:cs="Arial"/>
+                <w:b w:val="0"/>
+                <w:i w:val="0"/>
+                <w:sz w:val="19"/>
+              </w:rPr>
+              <w:t xml:space="preserve">=0,10 (90% reduksi)</w:t>
             </w:r>
           </w:p>
         </w:tc>
@@ -6481,7 +9217,26 @@
                 <w:i w:val="0"/>
                 <w:sz w:val="19"/>
               </w:rPr>
-              <w:t>3. Hitung r dan omega_n</w:t>
+              <w:t xml:space="preserve">3. Hitung r dan </w:t>
+            </w:r>
+            <w:r>
+              <w:rPr>
+                <w:rFonts w:ascii="Arial" w:hAnsi="Arial" w:cs="Arial"/>
+                <w:b w:val="0"/>
+                <w:i w:val="0"/>
+                <w:sz w:val="19"/>
+              </w:rPr>
+              <w:t xml:space="preserve">ω</w:t>
+            </w:r>
+            <w:r>
+              <w:rPr>
+                <w:rFonts w:ascii="Arial" w:hAnsi="Arial" w:cs="Arial"/>
+                <w:b w:val="0"/>
+                <w:i w:val="0"/>
+                <w:sz w:val="19"/>
+                <w:vertAlign w:val="subscript"/>
+              </w:rPr>
+              <w:t xml:space="preserve">n</w:t>
             </w:r>
           </w:p>
         </w:tc>
@@ -6507,7 +9262,63 @@
                 <w:i w:val="0"/>
                 <w:sz w:val="19"/>
               </w:rPr>
-              <w:t>r=akar(1/TR+1), omega_n=omega_eks/r</w:t>
+              <w:t xml:space="preserve">r=√(1/TR+1), </w:t>
+            </w:r>
+            <w:r>
+              <w:rPr>
+                <w:rFonts w:ascii="Arial" w:hAnsi="Arial" w:cs="Arial"/>
+                <w:b w:val="0"/>
+                <w:i w:val="0"/>
+                <w:sz w:val="19"/>
+              </w:rPr>
+              <w:t xml:space="preserve">ω</w:t>
+            </w:r>
+            <w:r>
+              <w:rPr>
+                <w:rFonts w:ascii="Arial" w:hAnsi="Arial" w:cs="Arial"/>
+                <w:b w:val="0"/>
+                <w:i w:val="0"/>
+                <w:sz w:val="19"/>
+                <w:vertAlign w:val="subscript"/>
+              </w:rPr>
+              <w:t xml:space="preserve">n</w:t>
+            </w:r>
+            <w:r>
+              <w:rPr>
+                <w:rFonts w:ascii="Arial" w:hAnsi="Arial" w:cs="Arial"/>
+                <w:b w:val="0"/>
+                <w:i w:val="0"/>
+                <w:sz w:val="19"/>
+              </w:rPr>
+              <w:t xml:space="preserve">=</w:t>
+            </w:r>
+            <w:r>
+              <w:rPr>
+                <w:rFonts w:ascii="Arial" w:hAnsi="Arial" w:cs="Arial"/>
+                <w:b w:val="0"/>
+                <w:i w:val="0"/>
+                <w:sz w:val="19"/>
+              </w:rPr>
+              <w:t xml:space="preserve">ω</w:t>
+            </w:r>
+            <w:r>
+              <w:rPr>
+                <w:rFonts w:ascii="Arial" w:hAnsi="Arial" w:cs="Arial"/>
+                <w:b w:val="0"/>
+                <w:i w:val="0"/>
+                <w:sz w:val="19"/>
+                <w:vertAlign w:val="subscript"/>
+              </w:rPr>
+              <w:t xml:space="preserve">eks</w:t>
+            </w:r>
+            <w:r>
+              <w:rPr>
+                <w:rFonts w:ascii="Arial" w:hAnsi="Arial" w:cs="Arial"/>
+                <w:b w:val="0"/>
+                <w:i w:val="0"/>
+                <w:sz w:val="19"/>
+              </w:rPr>
+              <w:t xml:space="preserve">/r</w:t>
             </w:r>
           </w:p>
         </w:tc>
@@ -6533,7 +9344,7 @@
                 <w:i w:val="0"/>
                 <w:sz w:val="19"/>
               </w:rPr>
-              <w:t>r=akar(1/0,10+1)=akar(11)=3,32</w:t>
+              <w:t xml:space="preserve">r=√(1/0,10+1)=√(11)=3,32</w:t>
             </w:r>
           </w:p>
         </w:tc>
@@ -6559,7 +9370,35 @@
                 <w:i w:val="0"/>
                 <w:sz w:val="19"/>
               </w:rPr>
-              <w:t>omega_n=157,08/3,32=47,3 rad/s (fn=7,5 Hz)</w:t>
+              <w:t xml:space="preserve"/>
+            </w:r>
+            <w:r>
+              <w:rPr>
+                <w:rFonts w:ascii="Arial" w:hAnsi="Arial" w:cs="Arial"/>
+                <w:b w:val="0"/>
+                <w:i w:val="0"/>
+                <w:sz w:val="19"/>
+              </w:rPr>
+              <w:t xml:space="preserve">ω</w:t>
+            </w:r>
+            <w:r>
+              <w:rPr>
+                <w:rFonts w:ascii="Arial" w:hAnsi="Arial" w:cs="Arial"/>
+                <w:b w:val="0"/>
+                <w:i w:val="0"/>
+                <w:sz w:val="19"/>
+                <w:vertAlign w:val="subscript"/>
+              </w:rPr>
+              <w:t xml:space="preserve">n</w:t>
+            </w:r>
+            <w:r>
+              <w:rPr>
+                <w:rFonts w:ascii="Arial" w:hAnsi="Arial" w:cs="Arial"/>
+                <w:b w:val="0"/>
+                <w:i w:val="0"/>
+                <w:sz w:val="19"/>
+              </w:rPr>
+              <w:t xml:space="preserve">=157,08/3,32=47,3 rad/s (fn=7,5 Hz)</w:t>
             </w:r>
           </w:p>
         </w:tc>
@@ -6614,7 +9453,45 @@
                 <w:i w:val="0"/>
                 <w:sz w:val="19"/>
               </w:rPr>
-              <w:t>delta=g/omega_n kuadrat, pilih katalog</w:t>
+              <w:t xml:space="preserve">δ=g/</w:t>
+            </w:r>
+            <w:r>
+              <w:rPr>
+                <w:rFonts w:ascii="Arial" w:hAnsi="Arial" w:cs="Arial"/>
+                <w:b w:val="0"/>
+                <w:i w:val="0"/>
+                <w:sz w:val="19"/>
+              </w:rPr>
+              <w:t xml:space="preserve">ω</w:t>
+            </w:r>
+            <w:r>
+              <w:rPr>
+                <w:rFonts w:ascii="Arial" w:hAnsi="Arial" w:cs="Arial"/>
+                <w:b w:val="0"/>
+                <w:i w:val="0"/>
+                <w:sz w:val="19"/>
+                <w:vertAlign w:val="subscript"/>
+              </w:rPr>
+              <w:t xml:space="preserve">n</w:t>
+            </w:r>
+            <w:r>
+              <w:rPr>
+                <w:rFonts w:ascii="Arial" w:hAnsi="Arial" w:cs="Arial"/>
+                <w:b w:val="0"/>
+                <w:i w:val="0"/>
+                <w:sz w:val="19"/>
+                <w:vertAlign w:val="superscript"/>
+              </w:rPr>
+              <w:t xml:space="preserve">2</w:t>
+            </w:r>
+            <w:r>
+              <w:rPr>
+                <w:rFonts w:ascii="Arial" w:hAnsi="Arial" w:cs="Arial"/>
+                <w:b w:val="0"/>
+                <w:i w:val="0"/>
+                <w:sz w:val="19"/>
+              </w:rPr>
+              <w:t xml:space="preserve">, pilih katalog</w:t>
             </w:r>
           </w:p>
         </w:tc>
@@ -6639,7 +9516,17 @@
                 <w:i w:val="0"/>
                 <w:sz w:val="19"/>
               </w:rPr>
-              <w:t>delta=9,81/47,3 kuadrat</w:t>
+              <w:t xml:space="preserve">δ=9,81/47,3</w:t>
+            </w:r>
+            <w:r>
+              <w:rPr>
+                <w:rFonts w:ascii="Arial" w:hAnsi="Arial" w:cs="Arial"/>
+                <w:b w:val="0"/>
+                <w:i w:val="0"/>
+                <w:sz w:val="19"/>
+                <w:vertAlign w:val="superscript"/>
+              </w:rPr>
+              <w:t xml:space="preserve">2</w:t>
             </w:r>
           </w:p>
         </w:tc>
@@ -6664,7 +9551,7 @@
                 <w:i w:val="0"/>
                 <w:sz w:val="19"/>
               </w:rPr>
-              <w:t>delta=4,37 mm; 4x rubber mount @50 kg, 5 mm deflection</w:t>
+              <w:t xml:space="preserve">δ=4,37 mm; 4x rubber mount @50 kg, 5 mm deflection</w:t>
             </w:r>
           </w:p>
         </w:tc>
@@ -6696,7 +9583,35 @@
           <w:i w:val="0"/>
           <w:sz w:val="22"/>
         </w:rPr>
-        <w:t>Hasil akhir Tabel 4 (delta=4,37 mm, omega_n=47,3 rad/s setara 7,5 Hz) memberikan spesifikasi final yang langsung dapat dicocokkan dengan katalog isolator komersial: empat unit rubber mount, masing-masing berkapasitas beban 50 kg dan static deflection sekitar 5 mm di bawah berat operasional. Seluruh proses desain, dari identifikasi eksitasi hingga spesifikasi katalog final, dapat diselesaikan dalam empat langkah terstruktur tanpa memerlukan simulasi elemen hingga untuk skenario standar semacam ini. Perlu diperhatikan pula constraint praktis: isolator yang sangat lembek memang memberi isolasi sangat baik, namun menghasilkan defleksi statis besar (mesin "mengambang" 20 sampai 50 mm di atas isolator), yang dapat mengganggu instalasi visual atau menyebabkan ayunan berlebihan saat kondisi transient seperti gempa atau start-up mesin. Solusi praktis mengatasi hal ini adalah snubber, yaitu mechanical stop yang mengizinkan gerakan normal namun membatasi excursion ekstrem, standar dipasang pada mounting chiller dan generator skid industri.</w:t>
+        <w:t xml:space="preserve">Hasil akhir Tabel 4 (δ=4,37 mm, </w:t>
+      </w:r>
+      <w:r>
+        <w:rPr>
+          <w:rFonts w:ascii="Arial" w:hAnsi="Arial" w:cs="Arial"/>
+          <w:b w:val="0"/>
+          <w:i w:val="0"/>
+          <w:sz w:val="22"/>
+        </w:rPr>
+        <w:t xml:space="preserve">ω</w:t>
+      </w:r>
+      <w:r>
+        <w:rPr>
+          <w:rFonts w:ascii="Arial" w:hAnsi="Arial" w:cs="Arial"/>
+          <w:b w:val="0"/>
+          <w:i w:val="0"/>
+          <w:sz w:val="22"/>
+          <w:vertAlign w:val="subscript"/>
+        </w:rPr>
+        <w:t xml:space="preserve">n</w:t>
+      </w:r>
+      <w:r>
+        <w:rPr>
+          <w:rFonts w:ascii="Arial" w:hAnsi="Arial" w:cs="Arial"/>
+          <w:b w:val="0"/>
+          <w:i w:val="0"/>
+          <w:sz w:val="22"/>
+        </w:rPr>
+        <w:t xml:space="preserve">=47,3 rad/s setara 7,5 Hz) memberikan spesifikasi final yang langsung dapat dicocokkan dengan katalog isolator komersial: empat unit rubber mount, masing-masing berkapasitas beban 50 kg dan static deflection sekitar 5 mm di bawah berat operasional. Seluruh proses desain, dari identifikasi eksitasi hingga spesifikasi katalog final, dapat diselesaikan dalam empat langkah terstruktur tanpa memerlukan simulasi elemen hingga untuk skenario standar semacam ini. Perlu diperhatikan pula constraint praktis: isolator yang sangat lembek memang memberi isolasi sangat baik, namun menghasilkan defleksi statis besar (mesin "mengambang" 20 sampai 50 mm di atas isolator), yang dapat mengganggu instalasi visual atau menyebabkan ayunan berlebihan saat kondisi transient seperti gempa atau start-up mesin. Solusi praktis mengatasi hal ini adalah snubber, yaitu mechanical stop yang mengizinkan gerakan normal namun membatasi excursion ekstrem, standar dipasang pada mounting chiller dan generator skid industri.</w:t>
       </w:r>
     </w:p>
     <w:p>
@@ -6720,7 +9635,63 @@
           <w:i w:val="0"/>
           <w:sz w:val="22"/>
         </w:rPr>
-        <w:t>Skenario berbeda dari force transmissibility adalah displacement transmissibility, yang muncul ketika bukan mesin yang meng-eksitasi fondasi, melainkan fondasi atau lantai yang bergerak (base motion excitation) dan tujuan desainnya adalah melindungi mesin atau instrumen presisi yang berada di atasnya. Formula matematisnya identik persis dengan force transmissibility, namun interpretasi fisiknya berbeda: yang ditransmisikan bukan gaya, melainkan displacement dari base ke massa yang dilindungi. Penerapan displacement transmissibility sangat luas: melindungi mikroskop dan timbangan presisi dari getaran lantai lewat isolation table dengan f_n sekitar 1 sampai 2 Hz; melindungi mesin lithography semikonduktor lewat active isolation table dengan piezo actuator; suspensi kendaraan yang memakai jalan bergelombang sebagai input eksitasi (f_n desain sekitar 1 sampai 2 Hz, zeta sekitar 0,3 untuk kenyamanan berkendara); dan seismic base isolation pada gedung tahan gempa yang mengubah periode gedung dari sekitar 0,5 detik menjadi 3 sampai 5 detik lewat laminated rubber bearing atau friction pendulum, menjauhkannya dari periode dominan gempa dan mereduksi akselerasi lantai hingga 70 sampai 90 persen. Perkembangan terkini teknik friction pendulum untuk seismic base isolation terus mendorong konfigurasi multi-tahap (double, triple, hingga quintuple friction pendulum system) untuk memperluas rentang perlindungan terhadap berbagai intensitas gempa (Domadzra et al., 2024).</w:t>
+        <w:t xml:space="preserve">Skenario berbeda dari force transmissibility adalah displacement transmissibility, yang muncul ketika bukan mesin yang meng-eksitasi fondasi, melainkan fondasi atau lantai yang bergerak (base motion excitation) dan tujuan desainnya adalah melindungi mesin atau instrumen presisi yang berada di atasnya. Formula matematisnya identik persis dengan force transmissibility, namun interpretasi fisiknya berbeda: yang ditransmisikan bukan gaya, melainkan displacement dari base ke massa yang dilindungi. Penerapan displacement transmissibility sangat luas: melindungi mikroskop dan timbangan presisi dari getaran lantai lewat isolation table dengan </w:t>
+      </w:r>
+      <w:r>
+        <w:rPr>
+          <w:rFonts w:ascii="Arial" w:hAnsi="Arial" w:cs="Arial"/>
+          <w:b w:val="0"/>
+          <w:i w:val="0"/>
+          <w:sz w:val="22"/>
+        </w:rPr>
+        <w:t xml:space="preserve">f</w:t>
+      </w:r>
+      <w:r>
+        <w:rPr>
+          <w:rFonts w:ascii="Arial" w:hAnsi="Arial" w:cs="Arial"/>
+          <w:b w:val="0"/>
+          <w:i w:val="0"/>
+          <w:sz w:val="22"/>
+          <w:vertAlign w:val="subscript"/>
+        </w:rPr>
+        <w:t xml:space="preserve">n</w:t>
+      </w:r>
+      <w:r>
+        <w:rPr>
+          <w:rFonts w:ascii="Arial" w:hAnsi="Arial" w:cs="Arial"/>
+          <w:b w:val="0"/>
+          <w:i w:val="0"/>
+          <w:sz w:val="22"/>
+        </w:rPr>
+        <w:t xml:space="preserve"> sekitar 1 sampai 2 Hz; melindungi mesin lithography semikonduktor lewat active isolation table dengan piezo actuator; suspensi kendaraan yang memakai jalan bergelombang sebagai input eksitasi (</w:t>
+      </w:r>
+      <w:r>
+        <w:rPr>
+          <w:rFonts w:ascii="Arial" w:hAnsi="Arial" w:cs="Arial"/>
+          <w:b w:val="0"/>
+          <w:i w:val="0"/>
+          <w:sz w:val="22"/>
+        </w:rPr>
+        <w:t xml:space="preserve">f</w:t>
+      </w:r>
+      <w:r>
+        <w:rPr>
+          <w:rFonts w:ascii="Arial" w:hAnsi="Arial" w:cs="Arial"/>
+          <w:b w:val="0"/>
+          <w:i w:val="0"/>
+          <w:sz w:val="22"/>
+          <w:vertAlign w:val="subscript"/>
+        </w:rPr>
+        <w:t xml:space="preserve">n</w:t>
+      </w:r>
+      <w:r>
+        <w:rPr>
+          <w:rFonts w:ascii="Arial" w:hAnsi="Arial" w:cs="Arial"/>
+          <w:b w:val="0"/>
+          <w:i w:val="0"/>
+          <w:sz w:val="22"/>
+        </w:rPr>
+        <w:t xml:space="preserve"> desain sekitar 1 sampai 2 Hz, ζ sekitar 0,3 untuk kenyamanan berkendara); dan seismic base isolation pada gedung tahan gempa yang mengubah periode gedung dari sekitar 0,5 detik menjadi 3 sampai 5 detik lewat laminated rubber bearing atau friction pendulum, menjauhkannya dari periode dominan gempa dan mereduksi akselerasi lantai hingga 70 sampai 90 persen. Perkembangan terkini teknik friction pendulum untuk seismic base isolation terus mendorong konfigurasi multi-tahap (double, triple, hingga quintuple friction pendulum system) untuk memperluas rentang perlindungan terhadap berbagai intensitas gempa (Domadzra et al., 2024).</w:t>
       </w:r>
     </w:p>
     <w:p>
@@ -6744,7 +9715,110 @@
           <w:i w:val="0"/>
           <w:sz w:val="22"/>
         </w:rPr>
-        <w:t>Untuk persyaratan isolasi paling ekstrem, seperti gravitational wave detector LIGO yang harus mendeteksi displacement sekecil 10 pangkat -19 meter, digunakan pendekatan multi-stage isolation: stage pertama berupa isolator pasif kasar dengan f_n sekitar 10 Hz untuk mereject getaran lingkungan di atas 50 Hz, stage kedua berupa isolator pasif halus dengan f_n sekitar 1 Hz untuk mereject residual di atas 5 Hz, dan stage ketiga berupa control loop aktif dengan accelerometer dan aktuator untuk mereject drift di bawah 1 Hz. Kombinasi ketiga stage tersebut menghasilkan total rejeksi getaran lebih dari enam orde magnitudo, sebuah pencapaian rekayasa isolasi getaran paling ekstrem yang pernah dibangun manusia. Prinsip yang sama, meski dengan skala jauh lebih moderat, berlaku pula untuk isolasi peralatan presisi lain: kombinasi spring lembut untuk mencapai f_n target ditambah damping minimum secukupnya (zeta sekitar 0,05 sampai 0,15) untuk membatasi puncak resonansi tetap menjadi standar praktik rekayasa isolasi getaran modern, ditegaskan pula oleh kajian mitigasi getaran terkini pada peralatan presisi berbasis pneumatic vibration isolator yang menekankan pentingnya menyeimbangkan isolasi frekuensi rendah dengan stabilitas sistem secara keseluruhan (Shin &amp; Ahn, 2025).</w:t>
+        <w:t xml:space="preserve">Untuk persyaratan isolasi paling ekstrem, seperti gravitational wave detector LIGO yang harus mendeteksi displacement sekecil 10</w:t>
+      </w:r>
+      <w:r>
+        <w:rPr>
+          <w:rFonts w:ascii="Arial" w:hAnsi="Arial" w:cs="Arial"/>
+          <w:b w:val="0"/>
+          <w:i w:val="0"/>
+          <w:sz w:val="22"/>
+          <w:vertAlign w:val="superscript"/>
+        </w:rPr>
+        <w:t xml:space="preserve">-19</w:t>
+      </w:r>
+      <w:r>
+        <w:rPr>
+          <w:rFonts w:ascii="Arial" w:hAnsi="Arial" w:cs="Arial"/>
+          <w:b w:val="0"/>
+          <w:i w:val="0"/>
+          <w:sz w:val="22"/>
+        </w:rPr>
+        <w:t xml:space="preserve"> meter, digunakan pendekatan multi-stage isolation: stage pertama berupa isolator pasif kasar dengan </w:t>
+      </w:r>
+      <w:r>
+        <w:rPr>
+          <w:rFonts w:ascii="Arial" w:hAnsi="Arial" w:cs="Arial"/>
+          <w:b w:val="0"/>
+          <w:i w:val="0"/>
+          <w:sz w:val="22"/>
+        </w:rPr>
+        <w:t xml:space="preserve">f</w:t>
+      </w:r>
+      <w:r>
+        <w:rPr>
+          <w:rFonts w:ascii="Arial" w:hAnsi="Arial" w:cs="Arial"/>
+          <w:b w:val="0"/>
+          <w:i w:val="0"/>
+          <w:sz w:val="22"/>
+          <w:vertAlign w:val="subscript"/>
+        </w:rPr>
+        <w:t xml:space="preserve">n</w:t>
+      </w:r>
+      <w:r>
+        <w:rPr>
+          <w:rFonts w:ascii="Arial" w:hAnsi="Arial" w:cs="Arial"/>
+          <w:b w:val="0"/>
+          <w:i w:val="0"/>
+          <w:sz w:val="22"/>
+        </w:rPr>
+        <w:t xml:space="preserve"> sekitar 10 Hz untuk mereject getaran lingkungan di atas 50 Hz, stage kedua berupa isolator pasif halus dengan </w:t>
+      </w:r>
+      <w:r>
+        <w:rPr>
+          <w:rFonts w:ascii="Arial" w:hAnsi="Arial" w:cs="Arial"/>
+          <w:b w:val="0"/>
+          <w:i w:val="0"/>
+          <w:sz w:val="22"/>
+        </w:rPr>
+        <w:t xml:space="preserve">f</w:t>
+      </w:r>
+      <w:r>
+        <w:rPr>
+          <w:rFonts w:ascii="Arial" w:hAnsi="Arial" w:cs="Arial"/>
+          <w:b w:val="0"/>
+          <w:i w:val="0"/>
+          <w:sz w:val="22"/>
+          <w:vertAlign w:val="subscript"/>
+        </w:rPr>
+        <w:t xml:space="preserve">n</w:t>
+      </w:r>
+      <w:r>
+        <w:rPr>
+          <w:rFonts w:ascii="Arial" w:hAnsi="Arial" w:cs="Arial"/>
+          <w:b w:val="0"/>
+          <w:i w:val="0"/>
+          <w:sz w:val="22"/>
+        </w:rPr>
+        <w:t xml:space="preserve"> sekitar 1 Hz untuk mereject residual di atas 5 Hz, dan stage ketiga berupa control loop aktif dengan accelerometer dan aktuator untuk mereject drift di bawah 1 Hz. Kombinasi ketiga stage tersebut menghasilkan total rejeksi getaran lebih dari enam orde magnitudo, sebuah pencapaian rekayasa isolasi getaran paling ekstrem yang pernah dibangun manusia. Prinsip yang sama, meski dengan skala jauh lebih moderat, berlaku pula untuk isolasi peralatan presisi lain: kombinasi spring lembut untuk mencapai </w:t>
+      </w:r>
+      <w:r>
+        <w:rPr>
+          <w:rFonts w:ascii="Arial" w:hAnsi="Arial" w:cs="Arial"/>
+          <w:b w:val="0"/>
+          <w:i w:val="0"/>
+          <w:sz w:val="22"/>
+        </w:rPr>
+        <w:t xml:space="preserve">f</w:t>
+      </w:r>
+      <w:r>
+        <w:rPr>
+          <w:rFonts w:ascii="Arial" w:hAnsi="Arial" w:cs="Arial"/>
+          <w:b w:val="0"/>
+          <w:i w:val="0"/>
+          <w:sz w:val="22"/>
+          <w:vertAlign w:val="subscript"/>
+        </w:rPr>
+        <w:t xml:space="preserve">n</w:t>
+      </w:r>
+      <w:r>
+        <w:rPr>
+          <w:rFonts w:ascii="Arial" w:hAnsi="Arial" w:cs="Arial"/>
+          <w:b w:val="0"/>
+          <w:i w:val="0"/>
+          <w:sz w:val="22"/>
+        </w:rPr>
+        <w:t xml:space="preserve"> target ditambah damping minimum secukupnya (ζ sekitar 0,05 sampai 0,15) untuk membatasi puncak resonansi tetap menjadi standar praktik rekayasa isolasi getaran modern, ditegaskan pula oleh kajian mitigasi getaran terkini pada peralatan presisi berbasis pneumatic vibration isolator yang menekankan pentingnya menyeimbangkan isolasi frekuensi rendah dengan stabilitas sistem secara keseluruhan (Shin &amp; Ahn, 2025).</w:t>
       </w:r>
     </w:p>
     <w:p>
@@ -6881,7 +9955,35 @@
           <w:i w:val="0"/>
           <w:sz w:val="22"/>
         </w:rPr>
-        <w:t>kasur pegas hotel yang empuk memberikan static deflection besar saat ditiduri, menghasilkan natural frequency rendah yang menyerap guncangan gerakan tubuh secara halus; kasur yang terlalu keras (static deflection kecil) justru mentransmisikan setiap gerakan kecil secara langsung, analog persis dengan hubungan delta terhadap f_n pada Gambar 6 modul ini.</w:t>
+        <w:t xml:space="preserve">kasur pegas hotel yang empuk memberikan static deflection besar saat ditiduri, menghasilkan natural frequency rendah yang menyerap guncangan gerakan tubuh secara halus; kasur yang terlalu keras (static deflection kecil) justru mentransmisikan setiap gerakan kecil secara langsung, analog persis dengan hubungan δ terhadap </w:t>
+      </w:r>
+      <w:r>
+        <w:rPr>
+          <w:rFonts w:ascii="Arial" w:hAnsi="Arial" w:cs="Arial"/>
+          <w:b w:val="0"/>
+          <w:i w:val="0"/>
+          <w:sz w:val="22"/>
+        </w:rPr>
+        <w:t xml:space="preserve">f</w:t>
+      </w:r>
+      <w:r>
+        <w:rPr>
+          <w:rFonts w:ascii="Arial" w:hAnsi="Arial" w:cs="Arial"/>
+          <w:b w:val="0"/>
+          <w:i w:val="0"/>
+          <w:sz w:val="22"/>
+          <w:vertAlign w:val="subscript"/>
+        </w:rPr>
+        <w:t xml:space="preserve">n</w:t>
+      </w:r>
+      <w:r>
+        <w:rPr>
+          <w:rFonts w:ascii="Arial" w:hAnsi="Arial" w:cs="Arial"/>
+          <w:b w:val="0"/>
+          <w:i w:val="0"/>
+          <w:sz w:val="22"/>
+        </w:rPr>
+        <w:t xml:space="preserve"> pada Gambar 6 modul ini.</w:t>
       </w:r>
     </w:p>
     <w:p>
@@ -7132,7 +10234,38 @@
           <w:color w:val="444444"/>
           <w:sz w:val="20"/>
         </w:rPr>
-        <w:t>Gambar 7. Rentang target transmissibility TR (skala log) dan natural frequency isolator f_n di berbagai aplikasi industri, dari suspensi kendaraan hingga semiconductor lithography.</w:t>
+        <w:t xml:space="preserve">Gambar 7. Rentang target transmissibility TR (skala log) dan natural frequency isolator </w:t>
+      </w:r>
+      <w:r>
+        <w:rPr>
+          <w:rFonts w:ascii="Arial" w:hAnsi="Arial" w:cs="Arial"/>
+          <w:b w:val="0"/>
+          <w:i/>
+          <w:color w:val="444444"/>
+          <w:sz w:val="20"/>
+        </w:rPr>
+        <w:t xml:space="preserve">f</w:t>
+      </w:r>
+      <w:r>
+        <w:rPr>
+          <w:rFonts w:ascii="Arial" w:hAnsi="Arial" w:cs="Arial"/>
+          <w:b w:val="0"/>
+          <w:i/>
+          <w:color w:val="444444"/>
+          <w:sz w:val="20"/>
+          <w:vertAlign w:val="subscript"/>
+        </w:rPr>
+        <w:t xml:space="preserve">n</w:t>
+      </w:r>
+      <w:r>
+        <w:rPr>
+          <w:rFonts w:ascii="Arial" w:hAnsi="Arial" w:cs="Arial"/>
+          <w:b w:val="0"/>
+          <w:i/>
+          <w:color w:val="444444"/>
+          <w:sz w:val="20"/>
+        </w:rPr>
+        <w:t xml:space="preserve"> di berbagai aplikasi industri, dari suspensi kendaraan hingga semiconductor lithography.</w:t>
       </w:r>
     </w:p>
     <w:p>
@@ -7854,7 +10987,45 @@
           <w:i w:val="0"/>
           <w:sz w:val="22"/>
         </w:rPr>
-        <w:t>mendefinisikan fungsi den_hartog_tmd(m_main, omega_n, mu) yang menghitung m_a=mu.m_main, f_opt=1/(1+mu), zeta_opt=akar(3.mu/(8.(1+mu) pangkat 3)), omega_a=f_opt.omega_n, k_a=m_a.omega_a kuadrat, dan c_a=2.m_a.omega_a.zeta_opt, mengembalikan dict berisi seluruh parameter TMD. Dijalankan untuk gedung m_main=1e6 kg, omega_n=2.pi.0,2 rad/s, dengan loop mu=[0,01; 0,02; 0,05; 0,10] untuk mencetak perbandingan hasil, persis seperti Tabel 1 pada modul ini.</w:t>
+        <w:t xml:space="preserve">mendefinisikan fungsi den_hartog_tmd(m_main, omega_n, μ) yang menghitung m_a=μ·m_main, f_opt=1/(1+μ), zeta_opt=√(3·μ/(8·(1+μ)</w:t>
+      </w:r>
+      <w:r>
+        <w:rPr>
+          <w:rFonts w:ascii="Arial" w:hAnsi="Arial" w:cs="Arial"/>
+          <w:b w:val="0"/>
+          <w:i w:val="0"/>
+          <w:sz w:val="22"/>
+          <w:vertAlign w:val="superscript"/>
+        </w:rPr>
+        <w:t xml:space="preserve">3</w:t>
+      </w:r>
+      <w:r>
+        <w:rPr>
+          <w:rFonts w:ascii="Arial" w:hAnsi="Arial" w:cs="Arial"/>
+          <w:b w:val="0"/>
+          <w:i w:val="0"/>
+          <w:sz w:val="22"/>
+        </w:rPr>
+        <w:t xml:space="preserve">)), omega_a=f_opt.omega_n, k_a=m_a·omega_a</w:t>
+      </w:r>
+      <w:r>
+        <w:rPr>
+          <w:rFonts w:ascii="Arial" w:hAnsi="Arial" w:cs="Arial"/>
+          <w:b w:val="0"/>
+          <w:i w:val="0"/>
+          <w:sz w:val="22"/>
+          <w:vertAlign w:val="superscript"/>
+        </w:rPr>
+        <w:t xml:space="preserve">2</w:t>
+      </w:r>
+      <w:r>
+        <w:rPr>
+          <w:rFonts w:ascii="Arial" w:hAnsi="Arial" w:cs="Arial"/>
+          <w:b w:val="0"/>
+          <w:i w:val="0"/>
+          <w:sz w:val="22"/>
+        </w:rPr>
+        <w:t xml:space="preserve">, dan c_a=2·m_a·omega_a·zeta_opt, mengembalikan dict berisi seluruh parameter TMD. Dijalankan untuk gedung m_main=1e6 kg, omega_n=2·π.0,2 rad/s, dengan loop μ=[0,01; 0,02; 0,05; 0,10] untuk mencetak perbandingan hasil, persis seperti Tabel 1 pada modul ini.</w:t>
       </w:r>
     </w:p>
     <w:p>
@@ -7878,7 +11049,7 @@
           <w:i w:val="0"/>
           <w:sz w:val="22"/>
         </w:rPr>
-        <w:t xml:space="preserve">Cell 2 adalah inti verifikasi desain: mendefinisikan fungsi frf_with_tmd() yang menyusun matriks impedansi kompleks 2x2 (Z11, Z12, Z21, Z22 dari kombinasi massa, kekakuan, dan redaman dikalikan j.omega), lalu menyelesaikan respons struktur utama lewat aturan Cramer H=Z22/det. Dibandingkan dengan frf_sdof() untuk kondisi tanpa TMD, hasilnya diplot pada sumbu semilogaritmik terhadap frequency ratio r, menghasilkan visualisasi identik pola dengan Gambar 3 pada modul ini. Gambar 8 menunjukkan potongan kode lengkap Cell 1.</w:t>
+        <w:t xml:space="preserve">Cell 2 adalah inti verifikasi desain: mendefinisikan fungsi frf_with_tmd() yang menyusun matriks impedansi kompleks 2x2 (Z11, Z12, Z21, Z22 dari kombinasi massa, kekakuan, dan redaman dikalikan j·ω), lalu menyelesaikan respons struktur utama lewat aturan Cramer H=Z22/det. Dibandingkan dengan frf_sdof() untuk kondisi tanpa TMD, hasilnya diplot pada sumbu semilogaritmik terhadap frequency ratio r, menghasilkan visualisasi identik pola dengan Gambar 3 pada modul ini. Gambar 8 menunjukkan potongan kode lengkap Cell 1.</w:t>
       </w:r>
     </w:p>
     <w:p>
@@ -7902,7 +11073,7 @@
           <w:i w:val="0"/>
           <w:sz w:val="22"/>
         </w:rPr>
-        <w:t>Perlu diperhatikan bahwa loop for pada Cell 1 dan Cell 2 (mengiterasi tiap nilai omega satu per satu untuk menghitung determinan matriks impedansi) dipilih demi kejelasan pedagogis, bukan demi kecepatan komputasi. Untuk keperluan produksi dengan array frekuensi berukuran besar, pendekatan vektorisasi penuh memakai NumPy (menghitung Z11, Z12, Z22 sebagai array kompleks sekaligus, tanpa loop Python eksplisit) dapat mempercepat komputasi puluhan hingga ratusan kali lipat, terutama saat FRF perlu dihitung ulang berkali-kali dalam proses optimasi parameter TMD otomatis. Mahasiswa yang tertarik dapat mencoba menggantikan loop for pada frf_with_tmd() dengan operasi array NumPy penuh sebagai latihan tambahan di luar soal wajib tugas.</w:t>
+        <w:t xml:space="preserve">Perlu diperhatikan bahwa loop for pada Cell 1 dan Cell 2 (mengiterasi tiap nilai ω satu per satu untuk menghitung determinan matriks impedansi) dipilih demi kejelasan pedagogis, bukan demi kecepatan komputasi. Untuk keperluan produksi dengan array frekuensi berukuran besar, pendekatan vektorisasi penuh memakai NumPy (menghitung Z11, Z12, Z22 sebagai array kompleks sekaligus, tanpa loop Python eksplisit) dapat mempercepat komputasi puluhan hingga ratusan kali lipat, terutama saat FRF perlu dihitung ulang berkali-kali dalam proses optimasi parameter TMD otomatis. Mahasiswa yang tertarik dapat mencoba menggantikan loop for pada frf_with_tmd() dengan operasi array NumPy penuh sebagai latihan tambahan di luar soal wajib tugas.</w:t>
       </w:r>
     </w:p>
     <w:p>
@@ -7959,7 +11130,7 @@
           <w:color w:val="444444"/>
           <w:sz w:val="20"/>
         </w:rPr>
-        <w:t xml:space="preserve">Gambar 8. Potongan Cell 1: fungsi den_hartog_tmd() menghitung parameter tuning optimal TMD (m_a, k_a, c_a) dari mass ratio mu, frekuensi natural struktur, dan massa struktur utama.</w:t>
+        <w:t xml:space="preserve">Gambar 8. Potongan Cell 1: fungsi den_hartog_tmd() menghitung parameter tuning optimal TMD (m_a, k_a, c_a) dari mass ratio μ, frekuensi natural struktur, dan massa struktur utama.</w:t>
       </w:r>
     </w:p>
     <w:p>
@@ -7992,7 +11163,7 @@
           <w:i w:val="0"/>
           <w:sz w:val="22"/>
         </w:rPr>
-        <w:t>mendefinisikan fungsi transmissibility(r, zeta) yang menerapkan formula TR persis seperti pada Bagian 03 modul, lalu memplotnya pada sumbu log-log untuk lima nilai zeta sekaligus (0,01 sampai 0,50), dengan region amplifikasi (r kurang dari akar 2) dan region isolasi (r lebih dari akar 2) ditandai memakai fill_between, menghasilkan visualisasi identik pola dengan Gambar 5 pada modul ini.</w:t>
+        <w:t xml:space="preserve">mendefinisikan fungsi transmissibility(r, ζ) yang menerapkan formula TR persis seperti pada Bagian 03 modul, lalu memplotnya pada sumbu log-log untuk lima nilai ζ sekaligus (0,01 sampai 0,50), dengan region amplifikasi (r kurang dari akar 2) dan region isolasi (r lebih dari akar 2) ditandai memakai fill_between, menghasilkan visualisasi identik pola dengan Gambar 5 pada modul ini.</w:t>
       </w:r>
     </w:p>
     <w:p>
@@ -8025,7 +11196,7 @@
           <w:i w:val="0"/>
           <w:sz w:val="22"/>
         </w:rPr>
-        <w:t>mendefinisikan fungsi design_isolator(mass_kg, freq_excitation_hz, target_TR) yang mengimplementasikan keempat langkah workflow desain isolator secara end-to-end: menghitung r_required dari target TR, omega_n isolator, static deflection dalam milimeter, dan pembagian beban ke empat unit isolator standar, mengembalikan dict spesifikasi lengkap. Dijalankan untuk kompresor 200 kg pada 1500 RPM dengan target TR=0,10, menghasilkan angka yang persis sama dengan worked example pada Tabel 4 modul ini (delta=4,37 mm, fn=7,5 Hz).</w:t>
+        <w:t xml:space="preserve">mendefinisikan fungsi design_isolator(mass_kg, freq_excitation_hz, target_TR) yang mengimplementasikan keempat langkah workflow desain isolator secara end-to-end: menghitung r_required dari target TR, omega_n isolator, static deflection dalam milimeter, dan pembagian beban ke empat unit isolator standar, mengembalikan dict spesifikasi lengkap. Dijalankan untuk kompresor 200 kg pada 1500 RPM dengan target TR=0,10, menghasilkan angka yang persis sama dengan worked example pada Tabel 4 modul ini (δ=4,37 mm, fn=7,5 Hz).</w:t>
       </w:r>
     </w:p>
     <w:p>
@@ -8049,7 +11220,7 @@
           <w:i w:val="0"/>
           <w:sz w:val="22"/>
         </w:rPr>
-        <w:t>Dua catatan teknis penting perlu diperhatikan mahasiswa saat mengadaptasi keempat cell di atas untuk soal tugas komputasi. Pertama, pendekatan r_required=akar(1/TR+1) pada Cell 4 adalah aproksimasi untuk redaman rendah (zeta mendekati 0); untuk isolator dengan redaman signifikan (zeta lebih dari 0,1), hasil TR aktual perlu diverifikasi ulang memakai formula transmissibility() lengkap pada Cell 3, karena redaman menaikkan TR di region isolasi seperti dibahas pada Bagian 03. Kedua, matriks impedansi pada Cell 2 memakai bilangan kompleks (dtype=complex di NumPy); mahasiswa wajib berhati-hati membedakan antara mengambil magnitudo (np.abs) untuk plot FRF versus mengambil bagian real atau imajiner untuk analisis fase, karena tertukar antara keduanya adalah kesalahan umum yang menghasilkan kurva FRF yang tampak benar secara visual namun salah secara numerik.</w:t>
+        <w:t xml:space="preserve">Dua catatan teknis penting perlu diperhatikan mahasiswa saat mengadaptasi keempat cell di atas untuk soal tugas komputasi. Pertama, pendekatan r_required=√(1/TR+1) pada Cell 4 adalah aproksimasi untuk redaman rendah (ζ mendekati 0); untuk isolator dengan redaman signifikan (ζ lebih dari 0,1), hasil TR aktual perlu diverifikasi ulang memakai formula transmissibility() lengkap pada Cell 3, karena redaman menaikkan TR di region isolasi seperti dibahas pada Bagian 03. Kedua, matriks impedansi pada Cell 2 memakai bilangan kompleks (dtype=complex di NumPy); mahasiswa wajib berhati-hati membedakan antara mengambil magnitudo (np.abs) untuk plot FRF versus mengambil bagian real atau imajiner untuk analisis fase, karena tertukar antara keduanya adalah kesalahan umum yang menghasilkan kurva FRF yang tampak benar secara visual namun salah secara numerik.</w:t>
       </w:r>
     </w:p>
     <w:p>
@@ -8436,7 +11607,59 @@
           <w:color w:val="333333"/>
           <w:sz w:val="21"/>
         </w:rPr>
-        <w:t>omega_a = 2.omega_drive</w:t>
+        <w:t xml:space="preserve"/>
+      </w:r>
+      <w:r>
+        <w:rPr>
+          <w:rFonts w:ascii="Arial" w:hAnsi="Arial" w:cs="Arial"/>
+          <w:b w:val="0"/>
+          <w:i w:val="0"/>
+          <w:color w:val="333333"/>
+          <w:sz w:val="21"/>
+        </w:rPr>
+        <w:t xml:space="preserve">ω</w:t>
+      </w:r>
+      <w:r>
+        <w:rPr>
+          <w:rFonts w:ascii="Arial" w:hAnsi="Arial" w:cs="Arial"/>
+          <w:b w:val="0"/>
+          <w:i w:val="0"/>
+          <w:color w:val="333333"/>
+          <w:sz w:val="21"/>
+          <w:vertAlign w:val="subscript"/>
+        </w:rPr>
+        <w:t xml:space="preserve">a</w:t>
+      </w:r>
+      <w:r>
+        <w:rPr>
+          <w:rFonts w:ascii="Arial" w:hAnsi="Arial" w:cs="Arial"/>
+          <w:b w:val="0"/>
+          <w:i w:val="0"/>
+          <w:color w:val="333333"/>
+          <w:sz w:val="21"/>
+        </w:rPr>
+        <w:t xml:space="preserve"> = 2·</w:t>
+      </w:r>
+      <w:r>
+        <w:rPr>
+          <w:rFonts w:ascii="Arial" w:hAnsi="Arial" w:cs="Arial"/>
+          <w:b w:val="0"/>
+          <w:i w:val="0"/>
+          <w:color w:val="333333"/>
+          <w:sz w:val="21"/>
+        </w:rPr>
+        <w:t xml:space="preserve">ω</w:t>
+      </w:r>
+      <w:r>
+        <w:rPr>
+          <w:rFonts w:ascii="Arial" w:hAnsi="Arial" w:cs="Arial"/>
+          <w:b w:val="0"/>
+          <w:i w:val="0"/>
+          <w:color w:val="333333"/>
+          <w:sz w:val="21"/>
+          <w:vertAlign w:val="subscript"/>
+        </w:rPr>
+        <w:t xml:space="preserve">drive</w:t>
       </w:r>
     </w:p>
     <w:p>
@@ -8472,7 +11695,162 @@
           <w:color w:val="333333"/>
           <w:sz w:val="21"/>
         </w:rPr>
-        <w:t>omega_a = f_opt.omega_n dengan f_opt=1/(1+mu), sedikit di bawah omega_n struktur utama</w:t>
+        <w:t xml:space="preserve"/>
+      </w:r>
+      <w:r>
+        <w:rPr>
+          <w:rFonts w:ascii="Arial" w:hAnsi="Arial" w:cs="Arial"/>
+          <w:b w:val="0"/>
+          <w:i w:val="0"/>
+          <w:color w:val="333333"/>
+          <w:sz w:val="21"/>
+        </w:rPr>
+        <w:t xml:space="preserve">ω</w:t>
+      </w:r>
+      <w:r>
+        <w:rPr>
+          <w:rFonts w:ascii="Arial" w:hAnsi="Arial" w:cs="Arial"/>
+          <w:b w:val="0"/>
+          <w:i w:val="0"/>
+          <w:color w:val="333333"/>
+          <w:sz w:val="21"/>
+          <w:vertAlign w:val="subscript"/>
+        </w:rPr>
+        <w:t xml:space="preserve">a</w:t>
+      </w:r>
+      <w:r>
+        <w:rPr>
+          <w:rFonts w:ascii="Arial" w:hAnsi="Arial" w:cs="Arial"/>
+          <w:b w:val="0"/>
+          <w:i w:val="0"/>
+          <w:color w:val="333333"/>
+          <w:sz w:val="21"/>
+        </w:rPr>
+        <w:t xml:space="preserve"> = </w:t>
+      </w:r>
+      <w:r>
+        <w:rPr>
+          <w:rFonts w:ascii="Arial" w:hAnsi="Arial" w:cs="Arial"/>
+          <w:b w:val="0"/>
+          <w:i w:val="0"/>
+          <w:color w:val="333333"/>
+          <w:sz w:val="21"/>
+        </w:rPr>
+        <w:t xml:space="preserve">f</w:t>
+      </w:r>
+      <w:r>
+        <w:rPr>
+          <w:rFonts w:ascii="Arial" w:hAnsi="Arial" w:cs="Arial"/>
+          <w:b w:val="0"/>
+          <w:i w:val="0"/>
+          <w:color w:val="333333"/>
+          <w:sz w:val="21"/>
+          <w:vertAlign w:val="subscript"/>
+        </w:rPr>
+        <w:t xml:space="preserve">opt</w:t>
+      </w:r>
+      <w:r>
+        <w:rPr>
+          <w:rFonts w:ascii="Arial" w:hAnsi="Arial" w:cs="Arial"/>
+          <w:b w:val="0"/>
+          <w:i w:val="0"/>
+          <w:color w:val="333333"/>
+          <w:sz w:val="21"/>
+        </w:rPr>
+        <w:t xml:space="preserve">.</w:t>
+      </w:r>
+      <w:r>
+        <w:rPr>
+          <w:rFonts w:ascii="Arial" w:hAnsi="Arial" w:cs="Arial"/>
+          <w:b w:val="0"/>
+          <w:i w:val="0"/>
+          <w:color w:val="333333"/>
+          <w:sz w:val="21"/>
+        </w:rPr>
+        <w:t xml:space="preserve">ω</w:t>
+      </w:r>
+      <w:r>
+        <w:rPr>
+          <w:rFonts w:ascii="Arial" w:hAnsi="Arial" w:cs="Arial"/>
+          <w:b w:val="0"/>
+          <w:i w:val="0"/>
+          <w:color w:val="333333"/>
+          <w:sz w:val="21"/>
+          <w:vertAlign w:val="subscript"/>
+        </w:rPr>
+        <w:t xml:space="preserve">n</w:t>
+      </w:r>
+      <w:r>
+        <w:rPr>
+          <w:rFonts w:ascii="Arial" w:hAnsi="Arial" w:cs="Arial"/>
+          <w:b w:val="0"/>
+          <w:i w:val="0"/>
+          <w:color w:val="333333"/>
+          <w:sz w:val="21"/>
+        </w:rPr>
+        <w:t xml:space="preserve"> dengan </w:t>
+      </w:r>
+      <w:r>
+        <w:rPr>
+          <w:rFonts w:ascii="Arial" w:hAnsi="Arial" w:cs="Arial"/>
+          <w:b w:val="0"/>
+          <w:i w:val="0"/>
+          <w:color w:val="333333"/>
+          <w:sz w:val="21"/>
+        </w:rPr>
+        <w:t xml:space="preserve">f</w:t>
+      </w:r>
+      <w:r>
+        <w:rPr>
+          <w:rFonts w:ascii="Arial" w:hAnsi="Arial" w:cs="Arial"/>
+          <w:b w:val="0"/>
+          <w:i w:val="0"/>
+          <w:color w:val="333333"/>
+          <w:sz w:val="21"/>
+          <w:vertAlign w:val="subscript"/>
+        </w:rPr>
+        <w:t xml:space="preserve">opt</w:t>
+      </w:r>
+      <w:r>
+        <w:rPr>
+          <w:rFonts w:ascii="Arial" w:hAnsi="Arial" w:cs="Arial"/>
+          <w:b w:val="0"/>
+          <w:i w:val="0"/>
+          <w:color w:val="333333"/>
+          <w:sz w:val="21"/>
+        </w:rPr>
+        <w:t xml:space="preserve">=1/(1+μ), sedikit di bawah </w:t>
+      </w:r>
+      <w:r>
+        <w:rPr>
+          <w:rFonts w:ascii="Arial" w:hAnsi="Arial" w:cs="Arial"/>
+          <w:b w:val="0"/>
+          <w:i w:val="0"/>
+          <w:color w:val="333333"/>
+          <w:sz w:val="21"/>
+        </w:rPr>
+        <w:t xml:space="preserve">ω</w:t>
+      </w:r>
+      <w:r>
+        <w:rPr>
+          <w:rFonts w:ascii="Arial" w:hAnsi="Arial" w:cs="Arial"/>
+          <w:b w:val="0"/>
+          <w:i w:val="0"/>
+          <w:color w:val="333333"/>
+          <w:sz w:val="21"/>
+          <w:vertAlign w:val="subscript"/>
+        </w:rPr>
+        <w:t xml:space="preserve">n</w:t>
+      </w:r>
+      <w:r>
+        <w:rPr>
+          <w:rFonts w:ascii="Arial" w:hAnsi="Arial" w:cs="Arial"/>
+          <w:b w:val="0"/>
+          <w:i w:val="0"/>
+          <w:color w:val="333333"/>
+          <w:sz w:val="21"/>
+        </w:rPr>
+        <w:t xml:space="preserve"> struktur utama</w:t>
       </w:r>
     </w:p>
     <w:p>
@@ -8508,7 +11886,59 @@
           <w:color w:val="333333"/>
           <w:sz w:val="21"/>
         </w:rPr>
-        <w:t>omega_a = 0,5.omega_drive</w:t>
+        <w:t xml:space="preserve"/>
+      </w:r>
+      <w:r>
+        <w:rPr>
+          <w:rFonts w:ascii="Arial" w:hAnsi="Arial" w:cs="Arial"/>
+          <w:b w:val="0"/>
+          <w:i w:val="0"/>
+          <w:color w:val="333333"/>
+          <w:sz w:val="21"/>
+        </w:rPr>
+        <w:t xml:space="preserve">ω</w:t>
+      </w:r>
+      <w:r>
+        <w:rPr>
+          <w:rFonts w:ascii="Arial" w:hAnsi="Arial" w:cs="Arial"/>
+          <w:b w:val="0"/>
+          <w:i w:val="0"/>
+          <w:color w:val="333333"/>
+          <w:sz w:val="21"/>
+          <w:vertAlign w:val="subscript"/>
+        </w:rPr>
+        <w:t xml:space="preserve">a</w:t>
+      </w:r>
+      <w:r>
+        <w:rPr>
+          <w:rFonts w:ascii="Arial" w:hAnsi="Arial" w:cs="Arial"/>
+          <w:b w:val="0"/>
+          <w:i w:val="0"/>
+          <w:color w:val="333333"/>
+          <w:sz w:val="21"/>
+        </w:rPr>
+        <w:t xml:space="preserve"> = 0,5·</w:t>
+      </w:r>
+      <w:r>
+        <w:rPr>
+          <w:rFonts w:ascii="Arial" w:hAnsi="Arial" w:cs="Arial"/>
+          <w:b w:val="0"/>
+          <w:i w:val="0"/>
+          <w:color w:val="333333"/>
+          <w:sz w:val="21"/>
+        </w:rPr>
+        <w:t xml:space="preserve">ω</w:t>
+      </w:r>
+      <w:r>
+        <w:rPr>
+          <w:rFonts w:ascii="Arial" w:hAnsi="Arial" w:cs="Arial"/>
+          <w:b w:val="0"/>
+          <w:i w:val="0"/>
+          <w:color w:val="333333"/>
+          <w:sz w:val="21"/>
+          <w:vertAlign w:val="subscript"/>
+        </w:rPr>
+        <w:t xml:space="preserve">drive</w:t>
       </w:r>
     </w:p>
     <w:p>
@@ -8544,7 +11974,38 @@
           <w:color w:val="333333"/>
           <w:sz w:val="21"/>
         </w:rPr>
-        <w:t>omega_a tidak berpengaruh terhadap performa TMD</w:t>
+        <w:t xml:space="preserve"/>
+      </w:r>
+      <w:r>
+        <w:rPr>
+          <w:rFonts w:ascii="Arial" w:hAnsi="Arial" w:cs="Arial"/>
+          <w:b w:val="0"/>
+          <w:i w:val="0"/>
+          <w:color w:val="333333"/>
+          <w:sz w:val="21"/>
+        </w:rPr>
+        <w:t xml:space="preserve">ω</w:t>
+      </w:r>
+      <w:r>
+        <w:rPr>
+          <w:rFonts w:ascii="Arial" w:hAnsi="Arial" w:cs="Arial"/>
+          <w:b w:val="0"/>
+          <w:i w:val="0"/>
+          <w:color w:val="333333"/>
+          <w:sz w:val="21"/>
+          <w:vertAlign w:val="subscript"/>
+        </w:rPr>
+        <w:t xml:space="preserve">a</w:t>
+      </w:r>
+      <w:r>
+        <w:rPr>
+          <w:rFonts w:ascii="Arial" w:hAnsi="Arial" w:cs="Arial"/>
+          <w:b w:val="0"/>
+          <w:i w:val="0"/>
+          <w:color w:val="333333"/>
+          <w:sz w:val="21"/>
+        </w:rPr>
+        <w:t xml:space="preserve"> tidak berpengaruh terhadap performa TMD</w:t>
       </w:r>
     </w:p>
     <w:p>
@@ -8568,7 +12029,91 @@
           <w:i w:val="0"/>
           <w:sz w:val="22"/>
         </w:rPr>
-        <w:t>Menurut formula Den Hartog, f_opt = omega_a/omega_n untuk TMD dirumuskan sebagai...</w:t>
+        <w:t xml:space="preserve">Menurut formula Den Hartog, </w:t>
+      </w:r>
+      <w:r>
+        <w:rPr>
+          <w:rFonts w:ascii="Arial" w:hAnsi="Arial" w:cs="Arial"/>
+          <w:b w:val="0"/>
+          <w:i w:val="0"/>
+          <w:sz w:val="22"/>
+        </w:rPr>
+        <w:t xml:space="preserve">f</w:t>
+      </w:r>
+      <w:r>
+        <w:rPr>
+          <w:rFonts w:ascii="Arial" w:hAnsi="Arial" w:cs="Arial"/>
+          <w:b w:val="0"/>
+          <w:i w:val="0"/>
+          <w:sz w:val="22"/>
+          <w:vertAlign w:val="subscript"/>
+        </w:rPr>
+        <w:t xml:space="preserve">opt</w:t>
+      </w:r>
+      <w:r>
+        <w:rPr>
+          <w:rFonts w:ascii="Arial" w:hAnsi="Arial" w:cs="Arial"/>
+          <w:b w:val="0"/>
+          <w:i w:val="0"/>
+          <w:sz w:val="22"/>
+        </w:rPr>
+        <w:t xml:space="preserve"> = </w:t>
+      </w:r>
+      <w:r>
+        <w:rPr>
+          <w:rFonts w:ascii="Arial" w:hAnsi="Arial" w:cs="Arial"/>
+          <w:b w:val="0"/>
+          <w:i w:val="0"/>
+          <w:sz w:val="22"/>
+        </w:rPr>
+        <w:t xml:space="preserve">ω</w:t>
+      </w:r>
+      <w:r>
+        <w:rPr>
+          <w:rFonts w:ascii="Arial" w:hAnsi="Arial" w:cs="Arial"/>
+          <w:b w:val="0"/>
+          <w:i w:val="0"/>
+          <w:sz w:val="22"/>
+          <w:vertAlign w:val="subscript"/>
+        </w:rPr>
+        <w:t xml:space="preserve">a</w:t>
+      </w:r>
+      <w:r>
+        <w:rPr>
+          <w:rFonts w:ascii="Arial" w:hAnsi="Arial" w:cs="Arial"/>
+          <w:b w:val="0"/>
+          <w:i w:val="0"/>
+          <w:sz w:val="22"/>
+        </w:rPr>
+        <w:t xml:space="preserve">/</w:t>
+      </w:r>
+      <w:r>
+        <w:rPr>
+          <w:rFonts w:ascii="Arial" w:hAnsi="Arial" w:cs="Arial"/>
+          <w:b w:val="0"/>
+          <w:i w:val="0"/>
+          <w:sz w:val="22"/>
+        </w:rPr>
+        <w:t xml:space="preserve">ω</w:t>
+      </w:r>
+      <w:r>
+        <w:rPr>
+          <w:rFonts w:ascii="Arial" w:hAnsi="Arial" w:cs="Arial"/>
+          <w:b w:val="0"/>
+          <w:i w:val="0"/>
+          <w:sz w:val="22"/>
+          <w:vertAlign w:val="subscript"/>
+        </w:rPr>
+        <w:t xml:space="preserve">n</w:t>
+      </w:r>
+      <w:r>
+        <w:rPr>
+          <w:rFonts w:ascii="Arial" w:hAnsi="Arial" w:cs="Arial"/>
+          <w:b w:val="0"/>
+          <w:i w:val="0"/>
+          <w:sz w:val="22"/>
+        </w:rPr>
+        <w:t xml:space="preserve"> untuk TMD dirumuskan sebagai...</w:t>
       </w:r>
     </w:p>
     <w:p>
@@ -8604,7 +12149,7 @@
           <w:color w:val="333333"/>
           <w:sz w:val="21"/>
         </w:rPr>
-        <w:t>1 + mu</w:t>
+        <w:t xml:space="preserve">1 + μ</w:t>
       </w:r>
     </w:p>
     <w:p>
@@ -8640,7 +12185,7 @@
           <w:color w:val="333333"/>
           <w:sz w:val="21"/>
         </w:rPr>
-        <w:t>1 / (1 + mu)</w:t>
+        <w:t xml:space="preserve">1 / (1 + μ)</w:t>
       </w:r>
     </w:p>
     <w:p>
@@ -8676,7 +12221,7 @@
           <w:color w:val="333333"/>
           <w:sz w:val="21"/>
         </w:rPr>
-        <w:t>1 - mu</w:t>
+        <w:t xml:space="preserve">1 - μ</w:t>
       </w:r>
     </w:p>
     <w:p>
@@ -8712,7 +12257,7 @@
           <w:color w:val="333333"/>
           <w:sz w:val="21"/>
         </w:rPr>
-        <w:t>mu kuadrat</w:t>
+        <w:t xml:space="preserve">μ kuadrat</w:t>
       </w:r>
     </w:p>
     <w:p>
@@ -8736,7 +12281,54 @@
           <w:i w:val="0"/>
           <w:sz w:val="22"/>
         </w:rPr>
-        <w:t>Den Hartog optimal damping zeta_opt dengan mass ratio mu=0,05 (dihitung dari formula akar(3.mu/(8.(1+mu) pangkat 3))) bernilai sekitar...</w:t>
+        <w:t xml:space="preserve">Den Hartog optimal damping </w:t>
+      </w:r>
+      <w:r>
+        <w:rPr>
+          <w:rFonts w:ascii="Arial" w:hAnsi="Arial" w:cs="Arial"/>
+          <w:b w:val="0"/>
+          <w:i w:val="0"/>
+          <w:sz w:val="22"/>
+        </w:rPr>
+        <w:t xml:space="preserve">ζ</w:t>
+      </w:r>
+      <w:r>
+        <w:rPr>
+          <w:rFonts w:ascii="Arial" w:hAnsi="Arial" w:cs="Arial"/>
+          <w:b w:val="0"/>
+          <w:i w:val="0"/>
+          <w:sz w:val="22"/>
+          <w:vertAlign w:val="subscript"/>
+        </w:rPr>
+        <w:t xml:space="preserve">opt</w:t>
+      </w:r>
+      <w:r>
+        <w:rPr>
+          <w:rFonts w:ascii="Arial" w:hAnsi="Arial" w:cs="Arial"/>
+          <w:b w:val="0"/>
+          <w:i w:val="0"/>
+          <w:sz w:val="22"/>
+        </w:rPr>
+        <w:t xml:space="preserve"> dengan mass ratio μ=0,05 (dihitung dari formula √(3·μ/(8·(1+μ)</w:t>
+      </w:r>
+      <w:r>
+        <w:rPr>
+          <w:rFonts w:ascii="Arial" w:hAnsi="Arial" w:cs="Arial"/>
+          <w:b w:val="0"/>
+          <w:i w:val="0"/>
+          <w:sz w:val="22"/>
+          <w:vertAlign w:val="superscript"/>
+        </w:rPr>
+        <w:t xml:space="preserve">3</w:t>
+      </w:r>
+      <w:r>
+        <w:rPr>
+          <w:rFonts w:ascii="Arial" w:hAnsi="Arial" w:cs="Arial"/>
+          <w:b w:val="0"/>
+          <w:i w:val="0"/>
+          <w:sz w:val="22"/>
+        </w:rPr>
+        <w:t xml:space="preserve">))) bernilai sekitar...</w:t>
       </w:r>
     </w:p>
     <w:p>
@@ -8976,7 +12568,100 @@
           <w:color w:val="333333"/>
           <w:sz w:val="21"/>
         </w:rPr>
-        <w:t>2 frekuensi pribadi (omega_1 lebih kecil dari omega_tuning lebih kecil dari omega_2) dan 1 anti-resonance</w:t>
+        <w:t xml:space="preserve">2 frekuensi pribadi (</w:t>
+      </w:r>
+      <w:r>
+        <w:rPr>
+          <w:rFonts w:ascii="Arial" w:hAnsi="Arial" w:cs="Arial"/>
+          <w:b w:val="0"/>
+          <w:i w:val="0"/>
+          <w:color w:val="333333"/>
+          <w:sz w:val="21"/>
+        </w:rPr>
+        <w:t xml:space="preserve">ω</w:t>
+      </w:r>
+      <w:r>
+        <w:rPr>
+          <w:rFonts w:ascii="Arial" w:hAnsi="Arial" w:cs="Arial"/>
+          <w:b w:val="0"/>
+          <w:i w:val="0"/>
+          <w:color w:val="333333"/>
+          <w:sz w:val="21"/>
+          <w:vertAlign w:val="subscript"/>
+        </w:rPr>
+        <w:t xml:space="preserve">1</w:t>
+      </w:r>
+      <w:r>
+        <w:rPr>
+          <w:rFonts w:ascii="Arial" w:hAnsi="Arial" w:cs="Arial"/>
+          <w:b w:val="0"/>
+          <w:i w:val="0"/>
+          <w:color w:val="333333"/>
+          <w:sz w:val="21"/>
+        </w:rPr>
+        <w:t xml:space="preserve"> lebih kecil dari </w:t>
+      </w:r>
+      <w:r>
+        <w:rPr>
+          <w:rFonts w:ascii="Arial" w:hAnsi="Arial" w:cs="Arial"/>
+          <w:b w:val="0"/>
+          <w:i w:val="0"/>
+          <w:color w:val="333333"/>
+          <w:sz w:val="21"/>
+        </w:rPr>
+        <w:t xml:space="preserve">ω</w:t>
+      </w:r>
+      <w:r>
+        <w:rPr>
+          <w:rFonts w:ascii="Arial" w:hAnsi="Arial" w:cs="Arial"/>
+          <w:b w:val="0"/>
+          <w:i w:val="0"/>
+          <w:color w:val="333333"/>
+          <w:sz w:val="21"/>
+          <w:vertAlign w:val="subscript"/>
+        </w:rPr>
+        <w:t xml:space="preserve">tuning</w:t>
+      </w:r>
+      <w:r>
+        <w:rPr>
+          <w:rFonts w:ascii="Arial" w:hAnsi="Arial" w:cs="Arial"/>
+          <w:b w:val="0"/>
+          <w:i w:val="0"/>
+          <w:color w:val="333333"/>
+          <w:sz w:val="21"/>
+        </w:rPr>
+        <w:t xml:space="preserve"> lebih kecil dari </w:t>
+      </w:r>
+      <w:r>
+        <w:rPr>
+          <w:rFonts w:ascii="Arial" w:hAnsi="Arial" w:cs="Arial"/>
+          <w:b w:val="0"/>
+          <w:i w:val="0"/>
+          <w:color w:val="333333"/>
+          <w:sz w:val="21"/>
+        </w:rPr>
+        <w:t xml:space="preserve">ω</w:t>
+      </w:r>
+      <w:r>
+        <w:rPr>
+          <w:rFonts w:ascii="Arial" w:hAnsi="Arial" w:cs="Arial"/>
+          <w:b w:val="0"/>
+          <w:i w:val="0"/>
+          <w:color w:val="333333"/>
+          <w:sz w:val="21"/>
+          <w:vertAlign w:val="subscript"/>
+        </w:rPr>
+        <w:t xml:space="preserve">2</w:t>
+      </w:r>
+      <w:r>
+        <w:rPr>
+          <w:rFonts w:ascii="Arial" w:hAnsi="Arial" w:cs="Arial"/>
+          <w:b w:val="0"/>
+          <w:i w:val="0"/>
+          <w:color w:val="333333"/>
+          <w:sz w:val="21"/>
+        </w:rPr>
+        <w:t xml:space="preserve">) dan 1 anti-resonance</w:t>
       </w:r>
     </w:p>
     <w:p>
@@ -9108,7 +12793,28 @@
           <w:color w:val="333333"/>
           <w:sz w:val="21"/>
         </w:rPr>
-        <w:t>F_transmitted / F_source</w:t>
+        <w:t xml:space="preserve">F_transmitted / </w:t>
+      </w:r>
+      <w:r>
+        <w:rPr>
+          <w:rFonts w:ascii="Arial" w:hAnsi="Arial" w:cs="Arial"/>
+          <w:b w:val="0"/>
+          <w:i w:val="0"/>
+          <w:color w:val="333333"/>
+          <w:sz w:val="21"/>
+        </w:rPr>
+        <w:t xml:space="preserve">F</w:t>
+      </w:r>
+      <w:r>
+        <w:rPr>
+          <w:rFonts w:ascii="Arial" w:hAnsi="Arial" w:cs="Arial"/>
+          <w:b w:val="0"/>
+          <w:i w:val="0"/>
+          <w:color w:val="333333"/>
+          <w:sz w:val="21"/>
+          <w:vertAlign w:val="subscript"/>
+        </w:rPr>
+        <w:t xml:space="preserve">source</w:t>
       </w:r>
     </w:p>
     <w:p>
@@ -9144,7 +12850,38 @@
           <w:color w:val="333333"/>
           <w:sz w:val="21"/>
         </w:rPr>
-        <w:t>F_source / F_transmitted</w:t>
+        <w:t xml:space="preserve"/>
+      </w:r>
+      <w:r>
+        <w:rPr>
+          <w:rFonts w:ascii="Arial" w:hAnsi="Arial" w:cs="Arial"/>
+          <w:b w:val="0"/>
+          <w:i w:val="0"/>
+          <w:color w:val="333333"/>
+          <w:sz w:val="21"/>
+        </w:rPr>
+        <w:t xml:space="preserve">F</w:t>
+      </w:r>
+      <w:r>
+        <w:rPr>
+          <w:rFonts w:ascii="Arial" w:hAnsi="Arial" w:cs="Arial"/>
+          <w:b w:val="0"/>
+          <w:i w:val="0"/>
+          <w:color w:val="333333"/>
+          <w:sz w:val="21"/>
+          <w:vertAlign w:val="subscript"/>
+        </w:rPr>
+        <w:t xml:space="preserve">source</w:t>
+      </w:r>
+      <w:r>
+        <w:rPr>
+          <w:rFonts w:ascii="Arial" w:hAnsi="Arial" w:cs="Arial"/>
+          <w:b w:val="0"/>
+          <w:i w:val="0"/>
+          <w:color w:val="333333"/>
+          <w:sz w:val="21"/>
+        </w:rPr>
+        <w:t xml:space="preserve"> / F_transmitted</w:t>
       </w:r>
     </w:p>
     <w:p>
@@ -9348,7 +13085,7 @@
           <w:color w:val="333333"/>
           <w:sz w:val="21"/>
         </w:rPr>
-        <w:t>Frequency ratio r &gt; akar(2) (di atas titik resonansi)</w:t>
+        <w:t xml:space="preserve">Frequency ratio r &gt; √(2) (di atas titik resonansi)</w:t>
       </w:r>
     </w:p>
     <w:p>
@@ -9444,7 +13181,7 @@
           <w:color w:val="333333"/>
           <w:sz w:val="21"/>
         </w:rPr>
-        <w:t>Sangat tinggi (zeta &gt; 0,5)</w:t>
+        <w:t xml:space="preserve">Sangat tinggi (ζ &gt; 0,5)</w:t>
       </w:r>
     </w:p>
     <w:p>
@@ -9480,7 +13217,7 @@
           <w:color w:val="333333"/>
           <w:sz w:val="21"/>
         </w:rPr>
-        <w:t>Rendah (zeta sekitar 0,05), meski konsekuensinya puncak resonansi saat start-up menjadi tinggi</w:t>
+        <w:t xml:space="preserve">Rendah (ζ sekitar 0,05), meski konsekuensinya puncak resonansi saat start-up menjadi tinggi</w:t>
       </w:r>
     </w:p>
     <w:p>
@@ -9516,7 +13253,7 @@
           <w:color w:val="333333"/>
           <w:sz w:val="21"/>
         </w:rPr>
-        <w:t>Tepat kritis (zeta = 1)</w:t>
+        <w:t xml:space="preserve">Tepat kritis (ζ = 1)</w:t>
       </w:r>
     </w:p>
     <w:p>
@@ -9552,7 +13289,7 @@
           <w:color w:val="333333"/>
           <w:sz w:val="21"/>
         </w:rPr>
-        <w:t>Nol mutlak (zeta = 0) tanpa pengecualian</w:t>
+        <w:t xml:space="preserve">Nol mutlak (ζ = 0) tanpa pengecualian</w:t>
       </w:r>
     </w:p>
     <w:p>
@@ -9576,7 +13313,35 @@
           <w:i w:val="0"/>
           <w:sz w:val="22"/>
         </w:rPr>
-        <w:t>Static deflection isolator (delta) terkait dengan natural frequency lewat formula f_n kira-kira...</w:t>
+        <w:t xml:space="preserve">Static deflection isolator (δ) terkait dengan natural frequency lewat formula </w:t>
+      </w:r>
+      <w:r>
+        <w:rPr>
+          <w:rFonts w:ascii="Arial" w:hAnsi="Arial" w:cs="Arial"/>
+          <w:b w:val="0"/>
+          <w:i w:val="0"/>
+          <w:sz w:val="22"/>
+        </w:rPr>
+        <w:t xml:space="preserve">f</w:t>
+      </w:r>
+      <w:r>
+        <w:rPr>
+          <w:rFonts w:ascii="Arial" w:hAnsi="Arial" w:cs="Arial"/>
+          <w:b w:val="0"/>
+          <w:i w:val="0"/>
+          <w:sz w:val="22"/>
+          <w:vertAlign w:val="subscript"/>
+        </w:rPr>
+        <w:t xml:space="preserve">n</w:t>
+      </w:r>
+      <w:r>
+        <w:rPr>
+          <w:rFonts w:ascii="Arial" w:hAnsi="Arial" w:cs="Arial"/>
+          <w:b w:val="0"/>
+          <w:i w:val="0"/>
+          <w:sz w:val="22"/>
+        </w:rPr>
+        <w:t xml:space="preserve"> kira-kira...</w:t>
       </w:r>
     </w:p>
     <w:p>
@@ -9612,7 +13377,7 @@
           <w:color w:val="333333"/>
           <w:sz w:val="21"/>
         </w:rPr>
-        <w:t>akar(g.delta)</w:t>
+        <w:t xml:space="preserve">√(g·δ)</w:t>
       </w:r>
     </w:p>
     <w:p>
@@ -9648,7 +13413,7 @@
           <w:color w:val="333333"/>
           <w:sz w:val="21"/>
         </w:rPr>
-        <w:t>(1/2.pi).akar(g/delta)</w:t>
+        <w:t xml:space="preserve">(1/2·π)·√(g/δ)</w:t>
       </w:r>
     </w:p>
     <w:p>
@@ -9684,7 +13449,7 @@
           <w:color w:val="333333"/>
           <w:sz w:val="21"/>
         </w:rPr>
-        <w:t>g/delta</w:t>
+        <w:t xml:space="preserve">g/δ</w:t>
       </w:r>
     </w:p>
     <w:p>
@@ -9720,7 +13485,7 @@
           <w:color w:val="333333"/>
           <w:sz w:val="21"/>
         </w:rPr>
-        <w:t>delta/g</w:t>
+        <w:t xml:space="preserve">δ/g</w:t>
       </w:r>
     </w:p>
     <w:p>
@@ -9943,7 +13708,35 @@
           <w:i w:val="0"/>
           <w:sz w:val="22"/>
         </w:rPr>
-        <w:t>Den Hartog optimal frequency ratio untuk mu=0,10. Formula: f_opt = 1/(1+mu).</w:t>
+        <w:t xml:space="preserve">Den Hartog optimal frequency ratio untuk μ=0,10. Formula: </w:t>
+      </w:r>
+      <w:r>
+        <w:rPr>
+          <w:rFonts w:ascii="Arial" w:hAnsi="Arial" w:cs="Arial"/>
+          <w:b w:val="0"/>
+          <w:i w:val="0"/>
+          <w:sz w:val="22"/>
+        </w:rPr>
+        <w:t xml:space="preserve">f</w:t>
+      </w:r>
+      <w:r>
+        <w:rPr>
+          <w:rFonts w:ascii="Arial" w:hAnsi="Arial" w:cs="Arial"/>
+          <w:b w:val="0"/>
+          <w:i w:val="0"/>
+          <w:sz w:val="22"/>
+          <w:vertAlign w:val="subscript"/>
+        </w:rPr>
+        <w:t xml:space="preserve">opt</w:t>
+      </w:r>
+      <w:r>
+        <w:rPr>
+          <w:rFonts w:ascii="Arial" w:hAnsi="Arial" w:cs="Arial"/>
+          <w:b w:val="0"/>
+          <w:i w:val="0"/>
+          <w:sz w:val="22"/>
+        </w:rPr>
+        <w:t xml:space="preserve"> = 1/(1+μ).</w:t>
       </w:r>
     </w:p>
     <w:p>
@@ -9979,7 +13772,38 @@
           <w:color w:val="333333"/>
           <w:sz w:val="21"/>
         </w:rPr>
-        <w:t>Terapkan rumus Den Hartog f_opt=1/(1+mu); substitusikan nilai mu=0,10 memakai print().</w:t>
+        <w:t xml:space="preserve">Terapkan rumus Den Hartog </w:t>
+      </w:r>
+      <w:r>
+        <w:rPr>
+          <w:rFonts w:ascii="Arial" w:hAnsi="Arial" w:cs="Arial"/>
+          <w:b w:val="0"/>
+          <w:i w:val="0"/>
+          <w:color w:val="333333"/>
+          <w:sz w:val="21"/>
+        </w:rPr>
+        <w:t xml:space="preserve">f</w:t>
+      </w:r>
+      <w:r>
+        <w:rPr>
+          <w:rFonts w:ascii="Arial" w:hAnsi="Arial" w:cs="Arial"/>
+          <w:b w:val="0"/>
+          <w:i w:val="0"/>
+          <w:color w:val="333333"/>
+          <w:sz w:val="21"/>
+          <w:vertAlign w:val="subscript"/>
+        </w:rPr>
+        <w:t xml:space="preserve">opt</w:t>
+      </w:r>
+      <w:r>
+        <w:rPr>
+          <w:rFonts w:ascii="Arial" w:hAnsi="Arial" w:cs="Arial"/>
+          <w:b w:val="0"/>
+          <w:i w:val="0"/>
+          <w:color w:val="333333"/>
+          <w:sz w:val="21"/>
+        </w:rPr>
+        <w:t xml:space="preserve">=1/(1+μ); substitusikan nilai μ=0,10 memakai print().</w:t>
       </w:r>
     </w:p>
     <w:p>
@@ -10003,7 +13827,54 @@
           <w:i w:val="0"/>
           <w:sz w:val="22"/>
         </w:rPr>
-        <w:t>Den Hartog optimal damping untuk mu=0,10. Formula: zeta_opt = akar(3.mu/(8.(1+mu) pangkat 3)).</w:t>
+        <w:t xml:space="preserve">Den Hartog optimal damping untuk μ=0,10. Formula: </w:t>
+      </w:r>
+      <w:r>
+        <w:rPr>
+          <w:rFonts w:ascii="Arial" w:hAnsi="Arial" w:cs="Arial"/>
+          <w:b w:val="0"/>
+          <w:i w:val="0"/>
+          <w:sz w:val="22"/>
+        </w:rPr>
+        <w:t xml:space="preserve">ζ</w:t>
+      </w:r>
+      <w:r>
+        <w:rPr>
+          <w:rFonts w:ascii="Arial" w:hAnsi="Arial" w:cs="Arial"/>
+          <w:b w:val="0"/>
+          <w:i w:val="0"/>
+          <w:sz w:val="22"/>
+          <w:vertAlign w:val="subscript"/>
+        </w:rPr>
+        <w:t xml:space="preserve">opt</w:t>
+      </w:r>
+      <w:r>
+        <w:rPr>
+          <w:rFonts w:ascii="Arial" w:hAnsi="Arial" w:cs="Arial"/>
+          <w:b w:val="0"/>
+          <w:i w:val="0"/>
+          <w:sz w:val="22"/>
+        </w:rPr>
+        <w:t xml:space="preserve"> = √(3·μ/(8·(1+μ)</w:t>
+      </w:r>
+      <w:r>
+        <w:rPr>
+          <w:rFonts w:ascii="Arial" w:hAnsi="Arial" w:cs="Arial"/>
+          <w:b w:val="0"/>
+          <w:i w:val="0"/>
+          <w:sz w:val="22"/>
+          <w:vertAlign w:val="superscript"/>
+        </w:rPr>
+        <w:t xml:space="preserve">3</w:t>
+      </w:r>
+      <w:r>
+        <w:rPr>
+          <w:rFonts w:ascii="Arial" w:hAnsi="Arial" w:cs="Arial"/>
+          <w:b w:val="0"/>
+          <w:i w:val="0"/>
+          <w:sz w:val="22"/>
+        </w:rPr>
+        <w:t xml:space="preserve">)).</w:t>
       </w:r>
     </w:p>
     <w:p>
@@ -10039,7 +13910,7 @@
           <w:color w:val="333333"/>
           <w:sz w:val="21"/>
         </w:rPr>
-        <w:t>Terapkan zeta_opt=np.sqrt(3*mu/(8*(1+mu)**3)) dengan mu=0,10.</w:t>
+        <w:t xml:space="preserve">Terapkan zeta_opt=np.sqrt(3·μ/(8·(1+μ)**3)) dengan μ=0,10.</w:t>
       </w:r>
     </w:p>
     <w:p>
@@ -10063,7 +13934,222 @@
           <w:i w:val="0"/>
           <w:sz w:val="22"/>
         </w:rPr>
-        <w:t>TMD spring stiffness: untuk struktur omega_n=10 rad/s, m_a=100 kg, mu=0,05, f_opt=1/(1+mu). Hitung k_a=m_a.(f_opt.omega_n) kuadrat.</w:t>
+        <w:t xml:space="preserve">TMD spring stiffness: untuk struktur </w:t>
+      </w:r>
+      <w:r>
+        <w:rPr>
+          <w:rFonts w:ascii="Arial" w:hAnsi="Arial" w:cs="Arial"/>
+          <w:b w:val="0"/>
+          <w:i w:val="0"/>
+          <w:sz w:val="22"/>
+        </w:rPr>
+        <w:t xml:space="preserve">ω</w:t>
+      </w:r>
+      <w:r>
+        <w:rPr>
+          <w:rFonts w:ascii="Arial" w:hAnsi="Arial" w:cs="Arial"/>
+          <w:b w:val="0"/>
+          <w:i w:val="0"/>
+          <w:sz w:val="22"/>
+          <w:vertAlign w:val="subscript"/>
+        </w:rPr>
+        <w:t xml:space="preserve">n</w:t>
+      </w:r>
+      <w:r>
+        <w:rPr>
+          <w:rFonts w:ascii="Arial" w:hAnsi="Arial" w:cs="Arial"/>
+          <w:b w:val="0"/>
+          <w:i w:val="0"/>
+          <w:sz w:val="22"/>
+        </w:rPr>
+        <w:t xml:space="preserve">=10 rad/s, </w:t>
+      </w:r>
+      <w:r>
+        <w:rPr>
+          <w:rFonts w:ascii="Arial" w:hAnsi="Arial" w:cs="Arial"/>
+          <w:b w:val="0"/>
+          <w:i w:val="0"/>
+          <w:sz w:val="22"/>
+        </w:rPr>
+        <w:t xml:space="preserve">m</w:t>
+      </w:r>
+      <w:r>
+        <w:rPr>
+          <w:rFonts w:ascii="Arial" w:hAnsi="Arial" w:cs="Arial"/>
+          <w:b w:val="0"/>
+          <w:i w:val="0"/>
+          <w:sz w:val="22"/>
+          <w:vertAlign w:val="subscript"/>
+        </w:rPr>
+        <w:t xml:space="preserve">a</w:t>
+      </w:r>
+      <w:r>
+        <w:rPr>
+          <w:rFonts w:ascii="Arial" w:hAnsi="Arial" w:cs="Arial"/>
+          <w:b w:val="0"/>
+          <w:i w:val="0"/>
+          <w:sz w:val="22"/>
+        </w:rPr>
+        <w:t xml:space="preserve">=100 kg, μ=0,05, </w:t>
+      </w:r>
+      <w:r>
+        <w:rPr>
+          <w:rFonts w:ascii="Arial" w:hAnsi="Arial" w:cs="Arial"/>
+          <w:b w:val="0"/>
+          <w:i w:val="0"/>
+          <w:sz w:val="22"/>
+        </w:rPr>
+        <w:t xml:space="preserve">f</w:t>
+      </w:r>
+      <w:r>
+        <w:rPr>
+          <w:rFonts w:ascii="Arial" w:hAnsi="Arial" w:cs="Arial"/>
+          <w:b w:val="0"/>
+          <w:i w:val="0"/>
+          <w:sz w:val="22"/>
+          <w:vertAlign w:val="subscript"/>
+        </w:rPr>
+        <w:t xml:space="preserve">opt</w:t>
+      </w:r>
+      <w:r>
+        <w:rPr>
+          <w:rFonts w:ascii="Arial" w:hAnsi="Arial" w:cs="Arial"/>
+          <w:b w:val="0"/>
+          <w:i w:val="0"/>
+          <w:sz w:val="22"/>
+        </w:rPr>
+        <w:t xml:space="preserve">=1/(1+μ). Hitung </w:t>
+      </w:r>
+      <w:r>
+        <w:rPr>
+          <w:rFonts w:ascii="Arial" w:hAnsi="Arial" w:cs="Arial"/>
+          <w:b w:val="0"/>
+          <w:i w:val="0"/>
+          <w:sz w:val="22"/>
+        </w:rPr>
+        <w:t xml:space="preserve">k</w:t>
+      </w:r>
+      <w:r>
+        <w:rPr>
+          <w:rFonts w:ascii="Arial" w:hAnsi="Arial" w:cs="Arial"/>
+          <w:b w:val="0"/>
+          <w:i w:val="0"/>
+          <w:sz w:val="22"/>
+          <w:vertAlign w:val="subscript"/>
+        </w:rPr>
+        <w:t xml:space="preserve">a</w:t>
+      </w:r>
+      <w:r>
+        <w:rPr>
+          <w:rFonts w:ascii="Arial" w:hAnsi="Arial" w:cs="Arial"/>
+          <w:b w:val="0"/>
+          <w:i w:val="0"/>
+          <w:sz w:val="22"/>
+        </w:rPr>
+        <w:t xml:space="preserve">=</w:t>
+      </w:r>
+      <w:r>
+        <w:rPr>
+          <w:rFonts w:ascii="Arial" w:hAnsi="Arial" w:cs="Arial"/>
+          <w:b w:val="0"/>
+          <w:i w:val="0"/>
+          <w:sz w:val="22"/>
+        </w:rPr>
+        <w:t xml:space="preserve">m</w:t>
+      </w:r>
+      <w:r>
+        <w:rPr>
+          <w:rFonts w:ascii="Arial" w:hAnsi="Arial" w:cs="Arial"/>
+          <w:b w:val="0"/>
+          <w:i w:val="0"/>
+          <w:sz w:val="22"/>
+          <w:vertAlign w:val="subscript"/>
+        </w:rPr>
+        <w:t xml:space="preserve">a</w:t>
+      </w:r>
+      <w:r>
+        <w:rPr>
+          <w:rFonts w:ascii="Arial" w:hAnsi="Arial" w:cs="Arial"/>
+          <w:b w:val="0"/>
+          <w:i w:val="0"/>
+          <w:sz w:val="22"/>
+        </w:rPr>
+        <w:t xml:space="preserve">·(</w:t>
+      </w:r>
+      <w:r>
+        <w:rPr>
+          <w:rFonts w:ascii="Arial" w:hAnsi="Arial" w:cs="Arial"/>
+          <w:b w:val="0"/>
+          <w:i w:val="0"/>
+          <w:sz w:val="22"/>
+        </w:rPr>
+        <w:t xml:space="preserve">f</w:t>
+      </w:r>
+      <w:r>
+        <w:rPr>
+          <w:rFonts w:ascii="Arial" w:hAnsi="Arial" w:cs="Arial"/>
+          <w:b w:val="0"/>
+          <w:i w:val="0"/>
+          <w:sz w:val="22"/>
+          <w:vertAlign w:val="subscript"/>
+        </w:rPr>
+        <w:t xml:space="preserve">opt</w:t>
+      </w:r>
+      <w:r>
+        <w:rPr>
+          <w:rFonts w:ascii="Arial" w:hAnsi="Arial" w:cs="Arial"/>
+          <w:b w:val="0"/>
+          <w:i w:val="0"/>
+          <w:sz w:val="22"/>
+        </w:rPr>
+        <w:t xml:space="preserve">.</w:t>
+      </w:r>
+      <w:r>
+        <w:rPr>
+          <w:rFonts w:ascii="Arial" w:hAnsi="Arial" w:cs="Arial"/>
+          <w:b w:val="0"/>
+          <w:i w:val="0"/>
+          <w:sz w:val="22"/>
+        </w:rPr>
+        <w:t xml:space="preserve">ω</w:t>
+      </w:r>
+      <w:r>
+        <w:rPr>
+          <w:rFonts w:ascii="Arial" w:hAnsi="Arial" w:cs="Arial"/>
+          <w:b w:val="0"/>
+          <w:i w:val="0"/>
+          <w:sz w:val="22"/>
+          <w:vertAlign w:val="subscript"/>
+        </w:rPr>
+        <w:t xml:space="preserve">n</w:t>
+      </w:r>
+      <w:r>
+        <w:rPr>
+          <w:rFonts w:ascii="Arial" w:hAnsi="Arial" w:cs="Arial"/>
+          <w:b w:val="0"/>
+          <w:i w:val="0"/>
+          <w:sz w:val="22"/>
+        </w:rPr>
+        <w:t xml:space="preserve">)</w:t>
+      </w:r>
+      <w:r>
+        <w:rPr>
+          <w:rFonts w:ascii="Arial" w:hAnsi="Arial" w:cs="Arial"/>
+          <w:b w:val="0"/>
+          <w:i w:val="0"/>
+          <w:sz w:val="22"/>
+          <w:vertAlign w:val="superscript"/>
+        </w:rPr>
+        <w:t xml:space="preserve">2</w:t>
+      </w:r>
+      <w:r>
+        <w:rPr>
+          <w:rFonts w:ascii="Arial" w:hAnsi="Arial" w:cs="Arial"/>
+          <w:b w:val="0"/>
+          <w:i w:val="0"/>
+          <w:sz w:val="22"/>
+        </w:rPr>
+        <w:t xml:space="preserve">.</w:t>
       </w:r>
     </w:p>
     <w:p>
@@ -10099,7 +14185,7 @@
           <w:color w:val="333333"/>
           <w:sz w:val="21"/>
         </w:rPr>
-        <w:t>Hitung f_opt=1/(1+mu) lebih dulu, lalu k_a=m_a*(f_opt*omega_n)**2; substitusikan m_a, omega_n, dan mu dari soal.</w:t>
+        <w:t xml:space="preserve">Hitung f_opt=1/(1+μ) lebih dulu, lalu k_a=m_a·(f_opt·omega_n)**2; substitusikan m_a, omega_n, dan μ dari soal.</w:t>
       </w:r>
     </w:p>
     <w:p>
@@ -10123,7 +14209,82 @@
           <w:i w:val="0"/>
           <w:sz w:val="22"/>
         </w:rPr>
-        <w:t>Untuk vibration isolator dengan natural freq f_n=5 Hz, hitung static deflection delta (mm). Formula: delta=g/(2.pi.f_n) kuadrat.</w:t>
+        <w:t xml:space="preserve">Untuk vibration isolator dengan natural freq </w:t>
+      </w:r>
+      <w:r>
+        <w:rPr>
+          <w:rFonts w:ascii="Arial" w:hAnsi="Arial" w:cs="Arial"/>
+          <w:b w:val="0"/>
+          <w:i w:val="0"/>
+          <w:sz w:val="22"/>
+        </w:rPr>
+        <w:t xml:space="preserve">f</w:t>
+      </w:r>
+      <w:r>
+        <w:rPr>
+          <w:rFonts w:ascii="Arial" w:hAnsi="Arial" w:cs="Arial"/>
+          <w:b w:val="0"/>
+          <w:i w:val="0"/>
+          <w:sz w:val="22"/>
+          <w:vertAlign w:val="subscript"/>
+        </w:rPr>
+        <w:t xml:space="preserve">n</w:t>
+      </w:r>
+      <w:r>
+        <w:rPr>
+          <w:rFonts w:ascii="Arial" w:hAnsi="Arial" w:cs="Arial"/>
+          <w:b w:val="0"/>
+          <w:i w:val="0"/>
+          <w:sz w:val="22"/>
+        </w:rPr>
+        <w:t xml:space="preserve">=5 Hz, hitung static deflection δ (mm). Formula: δ=g/(2·π·</w:t>
+      </w:r>
+      <w:r>
+        <w:rPr>
+          <w:rFonts w:ascii="Arial" w:hAnsi="Arial" w:cs="Arial"/>
+          <w:b w:val="0"/>
+          <w:i w:val="0"/>
+          <w:sz w:val="22"/>
+        </w:rPr>
+        <w:t xml:space="preserve">f</w:t>
+      </w:r>
+      <w:r>
+        <w:rPr>
+          <w:rFonts w:ascii="Arial" w:hAnsi="Arial" w:cs="Arial"/>
+          <w:b w:val="0"/>
+          <w:i w:val="0"/>
+          <w:sz w:val="22"/>
+          <w:vertAlign w:val="subscript"/>
+        </w:rPr>
+        <w:t xml:space="preserve">n</w:t>
+      </w:r>
+      <w:r>
+        <w:rPr>
+          <w:rFonts w:ascii="Arial" w:hAnsi="Arial" w:cs="Arial"/>
+          <w:b w:val="0"/>
+          <w:i w:val="0"/>
+          <w:sz w:val="22"/>
+        </w:rPr>
+        <w:t xml:space="preserve">)</w:t>
+      </w:r>
+      <w:r>
+        <w:rPr>
+          <w:rFonts w:ascii="Arial" w:hAnsi="Arial" w:cs="Arial"/>
+          <w:b w:val="0"/>
+          <w:i w:val="0"/>
+          <w:sz w:val="22"/>
+          <w:vertAlign w:val="superscript"/>
+        </w:rPr>
+        <w:t xml:space="preserve">2</w:t>
+      </w:r>
+      <w:r>
+        <w:rPr>
+          <w:rFonts w:ascii="Arial" w:hAnsi="Arial" w:cs="Arial"/>
+          <w:b w:val="0"/>
+          <w:i w:val="0"/>
+          <w:sz w:val="22"/>
+        </w:rPr>
+        <w:t xml:space="preserve">.</w:t>
       </w:r>
     </w:p>
     <w:p>
@@ -10159,7 +14320,7 @@
           <w:color w:val="333333"/>
           <w:sz w:val="21"/>
         </w:rPr>
-        <w:t>Static deflection delta=g/(2*np.pi*f_n)**2 dengan g=9.81; kalikan 1000 untuk konversi ke mm.</w:t>
+        <w:t xml:space="preserve">Static deflection δ=g/(2·np.pi·f_n)**2 dengan g=9.81; kalikan 1000 untuk konversi ke mm.</w:t>
       </w:r>
     </w:p>
     <w:p>
@@ -10183,7 +14344,83 @@
           <w:i w:val="0"/>
           <w:sz w:val="22"/>
         </w:rPr>
-        <w:t>Force Transmissibility (TR) untuk r=3, zeta=0,05. Formula: TR=akar((1+(2.zeta.r) kuadrat)/((1-r kuadrat) kuadrat+(2.zeta.r) kuadrat)).</w:t>
+        <w:t xml:space="preserve">Force Transmissibility (TR) untuk r=3, ζ=0,05. Formula: TR=√((1+(2·ζ·r)</w:t>
+      </w:r>
+      <w:r>
+        <w:rPr>
+          <w:rFonts w:ascii="Arial" w:hAnsi="Arial" w:cs="Arial"/>
+          <w:b w:val="0"/>
+          <w:i w:val="0"/>
+          <w:sz w:val="22"/>
+          <w:vertAlign w:val="superscript"/>
+        </w:rPr>
+        <w:t xml:space="preserve">2</w:t>
+      </w:r>
+      <w:r>
+        <w:rPr>
+          <w:rFonts w:ascii="Arial" w:hAnsi="Arial" w:cs="Arial"/>
+          <w:b w:val="0"/>
+          <w:i w:val="0"/>
+          <w:sz w:val="22"/>
+        </w:rPr>
+        <w:t xml:space="preserve">)/((1-r</w:t>
+      </w:r>
+      <w:r>
+        <w:rPr>
+          <w:rFonts w:ascii="Arial" w:hAnsi="Arial" w:cs="Arial"/>
+          <w:b w:val="0"/>
+          <w:i w:val="0"/>
+          <w:sz w:val="22"/>
+          <w:vertAlign w:val="superscript"/>
+        </w:rPr>
+        <w:t xml:space="preserve">2</w:t>
+      </w:r>
+      <w:r>
+        <w:rPr>
+          <w:rFonts w:ascii="Arial" w:hAnsi="Arial" w:cs="Arial"/>
+          <w:b w:val="0"/>
+          <w:i w:val="0"/>
+          <w:sz w:val="22"/>
+        </w:rPr>
+        <w:t xml:space="preserve">)</w:t>
+      </w:r>
+      <w:r>
+        <w:rPr>
+          <w:rFonts w:ascii="Arial" w:hAnsi="Arial" w:cs="Arial"/>
+          <w:b w:val="0"/>
+          <w:i w:val="0"/>
+          <w:sz w:val="22"/>
+          <w:vertAlign w:val="superscript"/>
+        </w:rPr>
+        <w:t xml:space="preserve">2</w:t>
+      </w:r>
+      <w:r>
+        <w:rPr>
+          <w:rFonts w:ascii="Arial" w:hAnsi="Arial" w:cs="Arial"/>
+          <w:b w:val="0"/>
+          <w:i w:val="0"/>
+          <w:sz w:val="22"/>
+        </w:rPr>
+        <w:t xml:space="preserve">+(2·ζ·r)</w:t>
+      </w:r>
+      <w:r>
+        <w:rPr>
+          <w:rFonts w:ascii="Arial" w:hAnsi="Arial" w:cs="Arial"/>
+          <w:b w:val="0"/>
+          <w:i w:val="0"/>
+          <w:sz w:val="22"/>
+          <w:vertAlign w:val="superscript"/>
+        </w:rPr>
+        <w:t xml:space="preserve">2</w:t>
+      </w:r>
+      <w:r>
+        <w:rPr>
+          <w:rFonts w:ascii="Arial" w:hAnsi="Arial" w:cs="Arial"/>
+          <w:b w:val="0"/>
+          <w:i w:val="0"/>
+          <w:sz w:val="22"/>
+        </w:rPr>
+        <w:t xml:space="preserve">)).</w:t>
       </w:r>
     </w:p>
     <w:p>
@@ -10219,7 +14456,7 @@
           <w:color w:val="333333"/>
           <w:sz w:val="21"/>
         </w:rPr>
-        <w:t>Terapkan formula transmissibility dengan np.sqrt; substitusikan r=3 dan zeta=0,05.</w:t>
+        <w:t xml:space="preserve">Terapkan formula transmissibility dengan np.sqrt; substitusikan r=3 dan ζ=0,05.</w:t>
       </w:r>
     </w:p>
     <w:p>
@@ -10243,7 +14480,7 @@
           <w:i w:val="0"/>
           <w:sz w:val="22"/>
         </w:rPr>
-        <w:t>Frequency ratio r untuk TR target=0,1, dengan pendekatan redaman rendah zeta menuju 0. Formula aproksimasi: r kira-kira akar(1/TR + 1).</w:t>
+        <w:t xml:space="preserve">Frequency ratio r untuk TR target=0,1, dengan pendekatan redaman rendah ζ menuju 0. Formula aproksimasi: r kira-kira √(1/TR + 1).</w:t>
       </w:r>
     </w:p>
     <w:p>
@@ -10303,7 +14540,63 @@
           <w:i w:val="0"/>
           <w:sz w:val="22"/>
         </w:rPr>
-        <w:t>Untuk eksitasi 50 Hz dan target r=3, hitung natural freq isolator f_n=f_eksitasi/r.</w:t>
+        <w:t xml:space="preserve">Untuk eksitasi 50 Hz dan target r=3, hitung natural freq isolator </w:t>
+      </w:r>
+      <w:r>
+        <w:rPr>
+          <w:rFonts w:ascii="Arial" w:hAnsi="Arial" w:cs="Arial"/>
+          <w:b w:val="0"/>
+          <w:i w:val="0"/>
+          <w:sz w:val="22"/>
+        </w:rPr>
+        <w:t xml:space="preserve">f</w:t>
+      </w:r>
+      <w:r>
+        <w:rPr>
+          <w:rFonts w:ascii="Arial" w:hAnsi="Arial" w:cs="Arial"/>
+          <w:b w:val="0"/>
+          <w:i w:val="0"/>
+          <w:sz w:val="22"/>
+          <w:vertAlign w:val="subscript"/>
+        </w:rPr>
+        <w:t xml:space="preserve">n</w:t>
+      </w:r>
+      <w:r>
+        <w:rPr>
+          <w:rFonts w:ascii="Arial" w:hAnsi="Arial" w:cs="Arial"/>
+          <w:b w:val="0"/>
+          <w:i w:val="0"/>
+          <w:sz w:val="22"/>
+        </w:rPr>
+        <w:t xml:space="preserve">=</w:t>
+      </w:r>
+      <w:r>
+        <w:rPr>
+          <w:rFonts w:ascii="Arial" w:hAnsi="Arial" w:cs="Arial"/>
+          <w:b w:val="0"/>
+          <w:i w:val="0"/>
+          <w:sz w:val="22"/>
+        </w:rPr>
+        <w:t xml:space="preserve">f</w:t>
+      </w:r>
+      <w:r>
+        <w:rPr>
+          <w:rFonts w:ascii="Arial" w:hAnsi="Arial" w:cs="Arial"/>
+          <w:b w:val="0"/>
+          <w:i w:val="0"/>
+          <w:sz w:val="22"/>
+          <w:vertAlign w:val="subscript"/>
+        </w:rPr>
+        <w:t xml:space="preserve">eksitasi</w:t>
+      </w:r>
+      <w:r>
+        <w:rPr>
+          <w:rFonts w:ascii="Arial" w:hAnsi="Arial" w:cs="Arial"/>
+          <w:b w:val="0"/>
+          <w:i w:val="0"/>
+          <w:sz w:val="22"/>
+        </w:rPr>
+        <w:t xml:space="preserve">/r.</w:t>
       </w:r>
     </w:p>
     <w:p>
@@ -10339,7 +14632,69 @@
           <w:color w:val="333333"/>
           <w:sz w:val="21"/>
         </w:rPr>
-        <w:t>Natural freq isolator f_n=f_eksitasi/r; bagi frekuensi eksitasi 50 Hz dengan rasio r=3.</w:t>
+        <w:t xml:space="preserve">Natural freq isolator </w:t>
+      </w:r>
+      <w:r>
+        <w:rPr>
+          <w:rFonts w:ascii="Arial" w:hAnsi="Arial" w:cs="Arial"/>
+          <w:b w:val="0"/>
+          <w:i w:val="0"/>
+          <w:color w:val="333333"/>
+          <w:sz w:val="21"/>
+        </w:rPr>
+        <w:t xml:space="preserve">f</w:t>
+      </w:r>
+      <w:r>
+        <w:rPr>
+          <w:rFonts w:ascii="Arial" w:hAnsi="Arial" w:cs="Arial"/>
+          <w:b w:val="0"/>
+          <w:i w:val="0"/>
+          <w:color w:val="333333"/>
+          <w:sz w:val="21"/>
+          <w:vertAlign w:val="subscript"/>
+        </w:rPr>
+        <w:t xml:space="preserve">n</w:t>
+      </w:r>
+      <w:r>
+        <w:rPr>
+          <w:rFonts w:ascii="Arial" w:hAnsi="Arial" w:cs="Arial"/>
+          <w:b w:val="0"/>
+          <w:i w:val="0"/>
+          <w:color w:val="333333"/>
+          <w:sz w:val="21"/>
+        </w:rPr>
+        <w:t xml:space="preserve">=</w:t>
+      </w:r>
+      <w:r>
+        <w:rPr>
+          <w:rFonts w:ascii="Arial" w:hAnsi="Arial" w:cs="Arial"/>
+          <w:b w:val="0"/>
+          <w:i w:val="0"/>
+          <w:color w:val="333333"/>
+          <w:sz w:val="21"/>
+        </w:rPr>
+        <w:t xml:space="preserve">f</w:t>
+      </w:r>
+      <w:r>
+        <w:rPr>
+          <w:rFonts w:ascii="Arial" w:hAnsi="Arial" w:cs="Arial"/>
+          <w:b w:val="0"/>
+          <w:i w:val="0"/>
+          <w:color w:val="333333"/>
+          <w:sz w:val="21"/>
+          <w:vertAlign w:val="subscript"/>
+        </w:rPr>
+        <w:t xml:space="preserve">eksitasi</w:t>
+      </w:r>
+      <w:r>
+        <w:rPr>
+          <w:rFonts w:ascii="Arial" w:hAnsi="Arial" w:cs="Arial"/>
+          <w:b w:val="0"/>
+          <w:i w:val="0"/>
+          <w:color w:val="333333"/>
+          <w:sz w:val="21"/>
+        </w:rPr>
+        <w:t xml:space="preserve">/r; bagi frekuensi eksitasi 50 Hz dengan rasio r=3.</w:t>
       </w:r>
     </w:p>
     <w:p>
@@ -10363,7 +14718,35 @@
           <w:i w:val="0"/>
           <w:sz w:val="22"/>
         </w:rPr>
-        <w:t>Untuk mass ratio mu=0,05 dan struktur m=1000 kg, hitung massa absorber m_a.</w:t>
+        <w:t xml:space="preserve">Untuk mass ratio μ=0,05 dan struktur m=1000 kg, hitung massa absorber </w:t>
+      </w:r>
+      <w:r>
+        <w:rPr>
+          <w:rFonts w:ascii="Arial" w:hAnsi="Arial" w:cs="Arial"/>
+          <w:b w:val="0"/>
+          <w:i w:val="0"/>
+          <w:sz w:val="22"/>
+        </w:rPr>
+        <w:t xml:space="preserve">m</w:t>
+      </w:r>
+      <w:r>
+        <w:rPr>
+          <w:rFonts w:ascii="Arial" w:hAnsi="Arial" w:cs="Arial"/>
+          <w:b w:val="0"/>
+          <w:i w:val="0"/>
+          <w:sz w:val="22"/>
+          <w:vertAlign w:val="subscript"/>
+        </w:rPr>
+        <w:t xml:space="preserve">a</w:t>
+      </w:r>
+      <w:r>
+        <w:rPr>
+          <w:rFonts w:ascii="Arial" w:hAnsi="Arial" w:cs="Arial"/>
+          <w:b w:val="0"/>
+          <w:i w:val="0"/>
+          <w:sz w:val="22"/>
+        </w:rPr>
+        <w:t xml:space="preserve">.</w:t>
       </w:r>
     </w:p>
     <w:p>
@@ -10399,7 +14782,38 @@
           <w:color w:val="333333"/>
           <w:sz w:val="21"/>
         </w:rPr>
-        <w:t>Massa absorber m_a=mu*m; kalikan mass ratio dengan massa struktur m=1000 kg.</w:t>
+        <w:t xml:space="preserve">Massa absorber </w:t>
+      </w:r>
+      <w:r>
+        <w:rPr>
+          <w:rFonts w:ascii="Arial" w:hAnsi="Arial" w:cs="Arial"/>
+          <w:b w:val="0"/>
+          <w:i w:val="0"/>
+          <w:color w:val="333333"/>
+          <w:sz w:val="21"/>
+        </w:rPr>
+        <w:t xml:space="preserve">m</w:t>
+      </w:r>
+      <w:r>
+        <w:rPr>
+          <w:rFonts w:ascii="Arial" w:hAnsi="Arial" w:cs="Arial"/>
+          <w:b w:val="0"/>
+          <w:i w:val="0"/>
+          <w:color w:val="333333"/>
+          <w:sz w:val="21"/>
+          <w:vertAlign w:val="subscript"/>
+        </w:rPr>
+        <w:t xml:space="preserve">a</w:t>
+      </w:r>
+      <w:r>
+        <w:rPr>
+          <w:rFonts w:ascii="Arial" w:hAnsi="Arial" w:cs="Arial"/>
+          <w:b w:val="0"/>
+          <w:i w:val="0"/>
+          <w:color w:val="333333"/>
+          <w:sz w:val="21"/>
+        </w:rPr>
+        <w:t xml:space="preserve">=μ·m; kalikan mass ratio dengan massa struktur m=1000 kg.</w:t>
       </w:r>
     </w:p>
     <w:p>
@@ -10423,7 +14837,203 @@
           <w:i w:val="0"/>
           <w:sz w:val="22"/>
         </w:rPr>
-        <w:t>TMD damping coefficient: untuk m_a=100 kg, omega_a=9,5 rad/s, zeta_opt=0,127, hitung c_a=2.m_a.omega_a.zeta_opt.</w:t>
+        <w:t xml:space="preserve">TMD damping coefficient: untuk </w:t>
+      </w:r>
+      <w:r>
+        <w:rPr>
+          <w:rFonts w:ascii="Arial" w:hAnsi="Arial" w:cs="Arial"/>
+          <w:b w:val="0"/>
+          <w:i w:val="0"/>
+          <w:sz w:val="22"/>
+        </w:rPr>
+        <w:t xml:space="preserve">m</w:t>
+      </w:r>
+      <w:r>
+        <w:rPr>
+          <w:rFonts w:ascii="Arial" w:hAnsi="Arial" w:cs="Arial"/>
+          <w:b w:val="0"/>
+          <w:i w:val="0"/>
+          <w:sz w:val="22"/>
+          <w:vertAlign w:val="subscript"/>
+        </w:rPr>
+        <w:t xml:space="preserve">a</w:t>
+      </w:r>
+      <w:r>
+        <w:rPr>
+          <w:rFonts w:ascii="Arial" w:hAnsi="Arial" w:cs="Arial"/>
+          <w:b w:val="0"/>
+          <w:i w:val="0"/>
+          <w:sz w:val="22"/>
+        </w:rPr>
+        <w:t xml:space="preserve">=100 kg, </w:t>
+      </w:r>
+      <w:r>
+        <w:rPr>
+          <w:rFonts w:ascii="Arial" w:hAnsi="Arial" w:cs="Arial"/>
+          <w:b w:val="0"/>
+          <w:i w:val="0"/>
+          <w:sz w:val="22"/>
+        </w:rPr>
+        <w:t xml:space="preserve">ω</w:t>
+      </w:r>
+      <w:r>
+        <w:rPr>
+          <w:rFonts w:ascii="Arial" w:hAnsi="Arial" w:cs="Arial"/>
+          <w:b w:val="0"/>
+          <w:i w:val="0"/>
+          <w:sz w:val="22"/>
+          <w:vertAlign w:val="subscript"/>
+        </w:rPr>
+        <w:t xml:space="preserve">a</w:t>
+      </w:r>
+      <w:r>
+        <w:rPr>
+          <w:rFonts w:ascii="Arial" w:hAnsi="Arial" w:cs="Arial"/>
+          <w:b w:val="0"/>
+          <w:i w:val="0"/>
+          <w:sz w:val="22"/>
+        </w:rPr>
+        <w:t xml:space="preserve">=9,5 rad/s, </w:t>
+      </w:r>
+      <w:r>
+        <w:rPr>
+          <w:rFonts w:ascii="Arial" w:hAnsi="Arial" w:cs="Arial"/>
+          <w:b w:val="0"/>
+          <w:i w:val="0"/>
+          <w:sz w:val="22"/>
+        </w:rPr>
+        <w:t xml:space="preserve">ζ</w:t>
+      </w:r>
+      <w:r>
+        <w:rPr>
+          <w:rFonts w:ascii="Arial" w:hAnsi="Arial" w:cs="Arial"/>
+          <w:b w:val="0"/>
+          <w:i w:val="0"/>
+          <w:sz w:val="22"/>
+          <w:vertAlign w:val="subscript"/>
+        </w:rPr>
+        <w:t xml:space="preserve">opt</w:t>
+      </w:r>
+      <w:r>
+        <w:rPr>
+          <w:rFonts w:ascii="Arial" w:hAnsi="Arial" w:cs="Arial"/>
+          <w:b w:val="0"/>
+          <w:i w:val="0"/>
+          <w:sz w:val="22"/>
+        </w:rPr>
+        <w:t xml:space="preserve">=0,127, hitung </w:t>
+      </w:r>
+      <w:r>
+        <w:rPr>
+          <w:rFonts w:ascii="Arial" w:hAnsi="Arial" w:cs="Arial"/>
+          <w:b w:val="0"/>
+          <w:i w:val="0"/>
+          <w:sz w:val="22"/>
+        </w:rPr>
+        <w:t xml:space="preserve">c</w:t>
+      </w:r>
+      <w:r>
+        <w:rPr>
+          <w:rFonts w:ascii="Arial" w:hAnsi="Arial" w:cs="Arial"/>
+          <w:b w:val="0"/>
+          <w:i w:val="0"/>
+          <w:sz w:val="22"/>
+          <w:vertAlign w:val="subscript"/>
+        </w:rPr>
+        <w:t xml:space="preserve">a</w:t>
+      </w:r>
+      <w:r>
+        <w:rPr>
+          <w:rFonts w:ascii="Arial" w:hAnsi="Arial" w:cs="Arial"/>
+          <w:b w:val="0"/>
+          <w:i w:val="0"/>
+          <w:sz w:val="22"/>
+        </w:rPr>
+        <w:t xml:space="preserve">=2·</w:t>
+      </w:r>
+      <w:r>
+        <w:rPr>
+          <w:rFonts w:ascii="Arial" w:hAnsi="Arial" w:cs="Arial"/>
+          <w:b w:val="0"/>
+          <w:i w:val="0"/>
+          <w:sz w:val="22"/>
+        </w:rPr>
+        <w:t xml:space="preserve">m</w:t>
+      </w:r>
+      <w:r>
+        <w:rPr>
+          <w:rFonts w:ascii="Arial" w:hAnsi="Arial" w:cs="Arial"/>
+          <w:b w:val="0"/>
+          <w:i w:val="0"/>
+          <w:sz w:val="22"/>
+          <w:vertAlign w:val="subscript"/>
+        </w:rPr>
+        <w:t xml:space="preserve">a</w:t>
+      </w:r>
+      <w:r>
+        <w:rPr>
+          <w:rFonts w:ascii="Arial" w:hAnsi="Arial" w:cs="Arial"/>
+          <w:b w:val="0"/>
+          <w:i w:val="0"/>
+          <w:sz w:val="22"/>
+        </w:rPr>
+        <w:t xml:space="preserve">·</w:t>
+      </w:r>
+      <w:r>
+        <w:rPr>
+          <w:rFonts w:ascii="Arial" w:hAnsi="Arial" w:cs="Arial"/>
+          <w:b w:val="0"/>
+          <w:i w:val="0"/>
+          <w:sz w:val="22"/>
+        </w:rPr>
+        <w:t xml:space="preserve">ω</w:t>
+      </w:r>
+      <w:r>
+        <w:rPr>
+          <w:rFonts w:ascii="Arial" w:hAnsi="Arial" w:cs="Arial"/>
+          <w:b w:val="0"/>
+          <w:i w:val="0"/>
+          <w:sz w:val="22"/>
+          <w:vertAlign w:val="subscript"/>
+        </w:rPr>
+        <w:t xml:space="preserve">a</w:t>
+      </w:r>
+      <w:r>
+        <w:rPr>
+          <w:rFonts w:ascii="Arial" w:hAnsi="Arial" w:cs="Arial"/>
+          <w:b w:val="0"/>
+          <w:i w:val="0"/>
+          <w:sz w:val="22"/>
+        </w:rPr>
+        <w:t xml:space="preserve">·</w:t>
+      </w:r>
+      <w:r>
+        <w:rPr>
+          <w:rFonts w:ascii="Arial" w:hAnsi="Arial" w:cs="Arial"/>
+          <w:b w:val="0"/>
+          <w:i w:val="0"/>
+          <w:sz w:val="22"/>
+        </w:rPr>
+        <w:t xml:space="preserve">ζ</w:t>
+      </w:r>
+      <w:r>
+        <w:rPr>
+          <w:rFonts w:ascii="Arial" w:hAnsi="Arial" w:cs="Arial"/>
+          <w:b w:val="0"/>
+          <w:i w:val="0"/>
+          <w:sz w:val="22"/>
+          <w:vertAlign w:val="subscript"/>
+        </w:rPr>
+        <w:t xml:space="preserve">opt</w:t>
+      </w:r>
+      <w:r>
+        <w:rPr>
+          <w:rFonts w:ascii="Arial" w:hAnsi="Arial" w:cs="Arial"/>
+          <w:b w:val="0"/>
+          <w:i w:val="0"/>
+          <w:sz w:val="22"/>
+        </w:rPr>
+        <w:t xml:space="preserve">.</w:t>
       </w:r>
     </w:p>
     <w:p>
@@ -10459,7 +15069,131 @@
           <w:color w:val="333333"/>
           <w:sz w:val="21"/>
         </w:rPr>
-        <w:t>Koefisien redaman absorber c_a=2*m_a*omega_a*zeta_opt; substitusikan ketiga nilai dari soal.</w:t>
+        <w:t xml:space="preserve">Koefisien redaman absorber </w:t>
+      </w:r>
+      <w:r>
+        <w:rPr>
+          <w:rFonts w:ascii="Arial" w:hAnsi="Arial" w:cs="Arial"/>
+          <w:b w:val="0"/>
+          <w:i w:val="0"/>
+          <w:color w:val="333333"/>
+          <w:sz w:val="21"/>
+        </w:rPr>
+        <w:t xml:space="preserve">c</w:t>
+      </w:r>
+      <w:r>
+        <w:rPr>
+          <w:rFonts w:ascii="Arial" w:hAnsi="Arial" w:cs="Arial"/>
+          <w:b w:val="0"/>
+          <w:i w:val="0"/>
+          <w:color w:val="333333"/>
+          <w:sz w:val="21"/>
+          <w:vertAlign w:val="subscript"/>
+        </w:rPr>
+        <w:t xml:space="preserve">a</w:t>
+      </w:r>
+      <w:r>
+        <w:rPr>
+          <w:rFonts w:ascii="Arial" w:hAnsi="Arial" w:cs="Arial"/>
+          <w:b w:val="0"/>
+          <w:i w:val="0"/>
+          <w:color w:val="333333"/>
+          <w:sz w:val="21"/>
+        </w:rPr>
+        <w:t xml:space="preserve">=2·</w:t>
+      </w:r>
+      <w:r>
+        <w:rPr>
+          <w:rFonts w:ascii="Arial" w:hAnsi="Arial" w:cs="Arial"/>
+          <w:b w:val="0"/>
+          <w:i w:val="0"/>
+          <w:color w:val="333333"/>
+          <w:sz w:val="21"/>
+        </w:rPr>
+        <w:t xml:space="preserve">m</w:t>
+      </w:r>
+      <w:r>
+        <w:rPr>
+          <w:rFonts w:ascii="Arial" w:hAnsi="Arial" w:cs="Arial"/>
+          <w:b w:val="0"/>
+          <w:i w:val="0"/>
+          <w:color w:val="333333"/>
+          <w:sz w:val="21"/>
+          <w:vertAlign w:val="subscript"/>
+        </w:rPr>
+        <w:t xml:space="preserve">a</w:t>
+      </w:r>
+      <w:r>
+        <w:rPr>
+          <w:rFonts w:ascii="Arial" w:hAnsi="Arial" w:cs="Arial"/>
+          <w:b w:val="0"/>
+          <w:i w:val="0"/>
+          <w:color w:val="333333"/>
+          <w:sz w:val="21"/>
+        </w:rPr>
+        <w:t xml:space="preserve">·</w:t>
+      </w:r>
+      <w:r>
+        <w:rPr>
+          <w:rFonts w:ascii="Arial" w:hAnsi="Arial" w:cs="Arial"/>
+          <w:b w:val="0"/>
+          <w:i w:val="0"/>
+          <w:color w:val="333333"/>
+          <w:sz w:val="21"/>
+        </w:rPr>
+        <w:t xml:space="preserve">ω</w:t>
+      </w:r>
+      <w:r>
+        <w:rPr>
+          <w:rFonts w:ascii="Arial" w:hAnsi="Arial" w:cs="Arial"/>
+          <w:b w:val="0"/>
+          <w:i w:val="0"/>
+          <w:color w:val="333333"/>
+          <w:sz w:val="21"/>
+          <w:vertAlign w:val="subscript"/>
+        </w:rPr>
+        <w:t xml:space="preserve">a</w:t>
+      </w:r>
+      <w:r>
+        <w:rPr>
+          <w:rFonts w:ascii="Arial" w:hAnsi="Arial" w:cs="Arial"/>
+          <w:b w:val="0"/>
+          <w:i w:val="0"/>
+          <w:color w:val="333333"/>
+          <w:sz w:val="21"/>
+        </w:rPr>
+        <w:t xml:space="preserve">·</w:t>
+      </w:r>
+      <w:r>
+        <w:rPr>
+          <w:rFonts w:ascii="Arial" w:hAnsi="Arial" w:cs="Arial"/>
+          <w:b w:val="0"/>
+          <w:i w:val="0"/>
+          <w:color w:val="333333"/>
+          <w:sz w:val="21"/>
+        </w:rPr>
+        <w:t xml:space="preserve">ζ</w:t>
+      </w:r>
+      <w:r>
+        <w:rPr>
+          <w:rFonts w:ascii="Arial" w:hAnsi="Arial" w:cs="Arial"/>
+          <w:b w:val="0"/>
+          <w:i w:val="0"/>
+          <w:color w:val="333333"/>
+          <w:sz w:val="21"/>
+          <w:vertAlign w:val="subscript"/>
+        </w:rPr>
+        <w:t xml:space="preserve">opt</w:t>
+      </w:r>
+      <w:r>
+        <w:rPr>
+          <w:rFonts w:ascii="Arial" w:hAnsi="Arial" w:cs="Arial"/>
+          <w:b w:val="0"/>
+          <w:i w:val="0"/>
+          <w:color w:val="333333"/>
+          <w:sz w:val="21"/>
+        </w:rPr>
+        <w:t xml:space="preserve">; substitusikan ketiga nilai dari soal.</w:t>
       </w:r>
     </w:p>
     <w:p>
@@ -10483,7 +15217,7 @@
           <w:i w:val="0"/>
           <w:sz w:val="22"/>
         </w:rPr>
-        <w:t>Reduction factor TMD: Xmax/Xstatic kira-kira akar((2+mu)/mu) dengan tuning Den Hartog optimal. Untuk mu=0,05, hitung ratio ini.</w:t>
+        <w:t xml:space="preserve">Reduction factor TMD: Xmax/Xstatic kira-kira √((2+μ)/μ) dengan tuning Den Hartog optimal. Untuk μ=0,05, hitung ratio ini.</w:t>
       </w:r>
     </w:p>
     <w:p>
@@ -10519,7 +15253,7 @@
           <w:color w:val="333333"/>
           <w:sz w:val="21"/>
         </w:rPr>
-        <w:t>Terapkan reduction factor np.sqrt((2+mu)/mu) dengan mu=0,05.</w:t>
+        <w:t xml:space="preserve">Terapkan reduction factor np.sqrt((2+mu)/mu) dengan μ=0,05.</w:t>
       </w:r>
     </w:p>
     <w:p>
@@ -10574,7 +15308,7 @@
           <w:i w:val="0"/>
           <w:sz w:val="22"/>
         </w:rPr>
-        <w:t>Den Hartog full design function: implementasikan den_hartog_tmd(m_main, omega_n, mu) yang mengembalikan dict (m_a, k_a, c_a). Uji dengan input (1000, 10, 0,05). Cetak k_a.</w:t>
+        <w:t xml:space="preserve">Den Hartog full design function: implementasikan den_hartog_tmd(m_main, omega_n, μ) yang mengembalikan dict (m_a, k_a, c_a). Uji dengan input (1000, 10, 0,05). Cetak k_a.</w:t>
       </w:r>
     </w:p>
     <w:p>
@@ -10610,7 +15344,7 @@
           <w:color w:val="333333"/>
           <w:sz w:val="21"/>
         </w:rPr>
-        <w:t>Hitung berurutan: m_a=mu*m_main, f_opt=1/(1+mu), omega_a=f_opt*omega_n, lalu k_a=m_a*omega_a**2; kembalikan k_a dari dict hasil desain.</w:t>
+        <w:t xml:space="preserve">Hitung berurutan: m_a=μ·m_main, f_opt=1/(1+μ), omega_a=f_opt·omega_n, lalu k_a=m_a·omega_a**2; kembalikan k_a dari dict hasil desain.</w:t>
       </w:r>
     </w:p>
     <w:p>
@@ -10634,7 +15368,119 @@
           <w:i w:val="0"/>
           <w:sz w:val="22"/>
         </w:rPr>
-        <w:t>FRF magnitude struktur dengan TMD: untuk sistem 2-DoF (m=1, k=100, m_a=0,05, k_a=4,535, c_a=0,13) pada omega=10 (frekuensi tuning). Hitung |X_main/F| lewat matriks impedansi 2x2 dan aturan Cramer.</w:t>
+        <w:t xml:space="preserve">FRF magnitude struktur dengan TMD: untuk sistem 2-DoF (m=1, k=100, </w:t>
+      </w:r>
+      <w:r>
+        <w:rPr>
+          <w:rFonts w:ascii="Arial" w:hAnsi="Arial" w:cs="Arial"/>
+          <w:b w:val="0"/>
+          <w:i w:val="0"/>
+          <w:sz w:val="22"/>
+        </w:rPr>
+        <w:t xml:space="preserve">m</w:t>
+      </w:r>
+      <w:r>
+        <w:rPr>
+          <w:rFonts w:ascii="Arial" w:hAnsi="Arial" w:cs="Arial"/>
+          <w:b w:val="0"/>
+          <w:i w:val="0"/>
+          <w:sz w:val="22"/>
+          <w:vertAlign w:val="subscript"/>
+        </w:rPr>
+        <w:t xml:space="preserve">a</w:t>
+      </w:r>
+      <w:r>
+        <w:rPr>
+          <w:rFonts w:ascii="Arial" w:hAnsi="Arial" w:cs="Arial"/>
+          <w:b w:val="0"/>
+          <w:i w:val="0"/>
+          <w:sz w:val="22"/>
+        </w:rPr>
+        <w:t xml:space="preserve">=0,05, </w:t>
+      </w:r>
+      <w:r>
+        <w:rPr>
+          <w:rFonts w:ascii="Arial" w:hAnsi="Arial" w:cs="Arial"/>
+          <w:b w:val="0"/>
+          <w:i w:val="0"/>
+          <w:sz w:val="22"/>
+        </w:rPr>
+        <w:t xml:space="preserve">k</w:t>
+      </w:r>
+      <w:r>
+        <w:rPr>
+          <w:rFonts w:ascii="Arial" w:hAnsi="Arial" w:cs="Arial"/>
+          <w:b w:val="0"/>
+          <w:i w:val="0"/>
+          <w:sz w:val="22"/>
+          <w:vertAlign w:val="subscript"/>
+        </w:rPr>
+        <w:t xml:space="preserve">a</w:t>
+      </w:r>
+      <w:r>
+        <w:rPr>
+          <w:rFonts w:ascii="Arial" w:hAnsi="Arial" w:cs="Arial"/>
+          <w:b w:val="0"/>
+          <w:i w:val="0"/>
+          <w:sz w:val="22"/>
+        </w:rPr>
+        <w:t xml:space="preserve">=4,535, </w:t>
+      </w:r>
+      <w:r>
+        <w:rPr>
+          <w:rFonts w:ascii="Arial" w:hAnsi="Arial" w:cs="Arial"/>
+          <w:b w:val="0"/>
+          <w:i w:val="0"/>
+          <w:sz w:val="22"/>
+        </w:rPr>
+        <w:t xml:space="preserve">c</w:t>
+      </w:r>
+      <w:r>
+        <w:rPr>
+          <w:rFonts w:ascii="Arial" w:hAnsi="Arial" w:cs="Arial"/>
+          <w:b w:val="0"/>
+          <w:i w:val="0"/>
+          <w:sz w:val="22"/>
+          <w:vertAlign w:val="subscript"/>
+        </w:rPr>
+        <w:t xml:space="preserve">a</w:t>
+      </w:r>
+      <w:r>
+        <w:rPr>
+          <w:rFonts w:ascii="Arial" w:hAnsi="Arial" w:cs="Arial"/>
+          <w:b w:val="0"/>
+          <w:i w:val="0"/>
+          <w:sz w:val="22"/>
+        </w:rPr>
+        <w:t xml:space="preserve">=0,13) pada ω=10 (frekuensi tuning). Hitung |</w:t>
+      </w:r>
+      <w:r>
+        <w:rPr>
+          <w:rFonts w:ascii="Arial" w:hAnsi="Arial" w:cs="Arial"/>
+          <w:b w:val="0"/>
+          <w:i w:val="0"/>
+          <w:sz w:val="22"/>
+        </w:rPr>
+        <w:t xml:space="preserve">X</w:t>
+      </w:r>
+      <w:r>
+        <w:rPr>
+          <w:rFonts w:ascii="Arial" w:hAnsi="Arial" w:cs="Arial"/>
+          <w:b w:val="0"/>
+          <w:i w:val="0"/>
+          <w:sz w:val="22"/>
+          <w:vertAlign w:val="subscript"/>
+        </w:rPr>
+        <w:t xml:space="preserve">main</w:t>
+      </w:r>
+      <w:r>
+        <w:rPr>
+          <w:rFonts w:ascii="Arial" w:hAnsi="Arial" w:cs="Arial"/>
+          <w:b w:val="0"/>
+          <w:i w:val="0"/>
+          <w:sz w:val="22"/>
+        </w:rPr>
+        <w:t xml:space="preserve">/F| lewat matriks impedansi 2x2 dan aturan Cramer.</w:t>
       </w:r>
     </w:p>
     <w:p>
@@ -10670,7 +15516,38 @@
           <w:color w:val="333333"/>
           <w:sz w:val="21"/>
         </w:rPr>
-        <w:t>Susun matriks impedansi kompleks 2x2 (Z11, Z12, Z22 dari massa, kekakuan, dan j.omega.c), lalu terapkan aturan Cramer H=Z22/det untuk memperoleh |X_main/F|; pada tuning yang tepat terjadi anti-resonance dangkal.</w:t>
+        <w:t xml:space="preserve">Susun matriks impedansi kompleks 2x2 (Z11, Z12, Z22 dari massa, kekakuan, dan j·ω·c), lalu terapkan aturan Cramer H=Z22/det untuk memperoleh |</w:t>
+      </w:r>
+      <w:r>
+        <w:rPr>
+          <w:rFonts w:ascii="Arial" w:hAnsi="Arial" w:cs="Arial"/>
+          <w:b w:val="0"/>
+          <w:i w:val="0"/>
+          <w:color w:val="333333"/>
+          <w:sz w:val="21"/>
+        </w:rPr>
+        <w:t xml:space="preserve">X</w:t>
+      </w:r>
+      <w:r>
+        <w:rPr>
+          <w:rFonts w:ascii="Arial" w:hAnsi="Arial" w:cs="Arial"/>
+          <w:b w:val="0"/>
+          <w:i w:val="0"/>
+          <w:color w:val="333333"/>
+          <w:sz w:val="21"/>
+          <w:vertAlign w:val="subscript"/>
+        </w:rPr>
+        <w:t xml:space="preserve">main</w:t>
+      </w:r>
+      <w:r>
+        <w:rPr>
+          <w:rFonts w:ascii="Arial" w:hAnsi="Arial" w:cs="Arial"/>
+          <w:b w:val="0"/>
+          <w:i w:val="0"/>
+          <w:color w:val="333333"/>
+          <w:sz w:val="21"/>
+        </w:rPr>
+        <w:t xml:space="preserve">/F|; pada tuning yang tepat terjadi anti-resonance dangkal.</w:t>
       </w:r>
     </w:p>
     <w:p>
@@ -10694,7 +15571,7 @@
           <w:i w:val="0"/>
           <w:sz w:val="22"/>
         </w:rPr>
-        <w:t>Transmissibility curve sweep: hitung TR untuk r dari 0,5 sampai 5 (10 nilai), zeta=0,1. Cetak TR di r=akar(2) (titik batas isolasi).</w:t>
+        <w:t xml:space="preserve">Transmissibility curve sweep: hitung TR untuk r dari 0,5 sampai 5 (10 nilai), ζ=0,1. Cetak TR di r=√(2) (titik batas isolasi).</w:t>
       </w:r>
     </w:p>
     <w:p>
@@ -10730,7 +15607,28 @@
           <w:color w:val="333333"/>
           <w:sz w:val="21"/>
         </w:rPr>
-        <w:t>Hitung TR di r=akar(2) memakai formula transmissibility standar; ingat bahwa di r=akar(2), suku (2.zeta.r) kuadrat sama besar di pembilang dan penyebut sehingga TR=1 untuk SEMUA nilai zeta.</w:t>
+        <w:t xml:space="preserve">Hitung TR di r=√(2) memakai formula transmissibility standar; ingat bahwa di r=√(2), suku (2·ζ·r)</w:t>
+      </w:r>
+      <w:r>
+        <w:rPr>
+          <w:rFonts w:ascii="Arial" w:hAnsi="Arial" w:cs="Arial"/>
+          <w:b w:val="0"/>
+          <w:i w:val="0"/>
+          <w:color w:val="333333"/>
+          <w:sz w:val="21"/>
+          <w:vertAlign w:val="superscript"/>
+        </w:rPr>
+        <w:t xml:space="preserve">2</w:t>
+      </w:r>
+      <w:r>
+        <w:rPr>
+          <w:rFonts w:ascii="Arial" w:hAnsi="Arial" w:cs="Arial"/>
+          <w:b w:val="0"/>
+          <w:i w:val="0"/>
+          <w:color w:val="333333"/>
+          <w:sz w:val="21"/>
+        </w:rPr>
+        <w:t xml:space="preserve"> sama besar di pembilang dan penyebut sehingga TR=1 untuk SEMUA nilai ζ.</w:t>
       </w:r>
     </w:p>
     <w:p>
@@ -10754,7 +15652,35 @@
           <w:i w:val="0"/>
           <w:sz w:val="22"/>
         </w:rPr>
-        <w:t>Optimal isolator design: untuk kompresor 200 kg pada 1500 RPM, target TR=0,1. Hitung omega_n isolator, lalu static deflection (mm).</w:t>
+        <w:t xml:space="preserve">Optimal isolator design: untuk kompresor 200 kg pada 1500 RPM, target TR=0,1. Hitung </w:t>
+      </w:r>
+      <w:r>
+        <w:rPr>
+          <w:rFonts w:ascii="Arial" w:hAnsi="Arial" w:cs="Arial"/>
+          <w:b w:val="0"/>
+          <w:i w:val="0"/>
+          <w:sz w:val="22"/>
+        </w:rPr>
+        <w:t xml:space="preserve">ω</w:t>
+      </w:r>
+      <w:r>
+        <w:rPr>
+          <w:rFonts w:ascii="Arial" w:hAnsi="Arial" w:cs="Arial"/>
+          <w:b w:val="0"/>
+          <w:i w:val="0"/>
+          <w:sz w:val="22"/>
+          <w:vertAlign w:val="subscript"/>
+        </w:rPr>
+        <w:t xml:space="preserve">n</w:t>
+      </w:r>
+      <w:r>
+        <w:rPr>
+          <w:rFonts w:ascii="Arial" w:hAnsi="Arial" w:cs="Arial"/>
+          <w:b w:val="0"/>
+          <w:i w:val="0"/>
+          <w:sz w:val="22"/>
+        </w:rPr>
+        <w:t xml:space="preserve"> isolator, lalu static deflection (mm).</w:t>
       </w:r>
     </w:p>
     <w:p>
@@ -10790,7 +15716,38 @@
           <w:color w:val="333333"/>
           <w:sz w:val="21"/>
         </w:rPr>
-        <w:t>Hitung r dari TR target (r kira-kira akar(1/TR+1)), konversi RPM ke omega eksitasi, dapatkan omega_n=omega_eksitasi/r, lalu static deflection delta=g/omega_n**2 (konversi ke mm).</w:t>
+        <w:t xml:space="preserve">Hitung r dari TR target (r kira-kira √(1/TR+1)), konversi RPM ke ω eksitasi, dapatkan omega_n=</w:t>
+      </w:r>
+      <w:r>
+        <w:rPr>
+          <w:rFonts w:ascii="Arial" w:hAnsi="Arial" w:cs="Arial"/>
+          <w:b w:val="0"/>
+          <w:i w:val="0"/>
+          <w:color w:val="333333"/>
+          <w:sz w:val="21"/>
+        </w:rPr>
+        <w:t xml:space="preserve">ω</w:t>
+      </w:r>
+      <w:r>
+        <w:rPr>
+          <w:rFonts w:ascii="Arial" w:hAnsi="Arial" w:cs="Arial"/>
+          <w:b w:val="0"/>
+          <w:i w:val="0"/>
+          <w:color w:val="333333"/>
+          <w:sz w:val="21"/>
+          <w:vertAlign w:val="subscript"/>
+        </w:rPr>
+        <w:t xml:space="preserve">eksitasi</w:t>
+      </w:r>
+      <w:r>
+        <w:rPr>
+          <w:rFonts w:ascii="Arial" w:hAnsi="Arial" w:cs="Arial"/>
+          <w:b w:val="0"/>
+          <w:i w:val="0"/>
+          <w:color w:val="333333"/>
+          <w:sz w:val="21"/>
+        </w:rPr>
+        <w:t xml:space="preserve">/r, lalu static deflection δ=g/omega_n**2 (konversi ke mm).</w:t>
       </w:r>
     </w:p>
     <w:p>
@@ -10814,7 +15771,203 @@
           <w:i w:val="0"/>
           <w:sz w:val="22"/>
         </w:rPr>
-        <w:t>Sensitivity analysis: TMD dirancang untuk omega_n=10 dengan mu=0,05, f_opt=0,952. Bila omega_n aktual struktur bergeser ke 10,5 (5% mistuning), hitung f_opt aktual (=omega_a/omega_n baru), lalu cetak SELISIH-nya terhadap f_opt desain (0,952).</w:t>
+        <w:t xml:space="preserve">Sensitivity analysis: TMD dirancang untuk </w:t>
+      </w:r>
+      <w:r>
+        <w:rPr>
+          <w:rFonts w:ascii="Arial" w:hAnsi="Arial" w:cs="Arial"/>
+          <w:b w:val="0"/>
+          <w:i w:val="0"/>
+          <w:sz w:val="22"/>
+        </w:rPr>
+        <w:t xml:space="preserve">ω</w:t>
+      </w:r>
+      <w:r>
+        <w:rPr>
+          <w:rFonts w:ascii="Arial" w:hAnsi="Arial" w:cs="Arial"/>
+          <w:b w:val="0"/>
+          <w:i w:val="0"/>
+          <w:sz w:val="22"/>
+          <w:vertAlign w:val="subscript"/>
+        </w:rPr>
+        <w:t xml:space="preserve">n</w:t>
+      </w:r>
+      <w:r>
+        <w:rPr>
+          <w:rFonts w:ascii="Arial" w:hAnsi="Arial" w:cs="Arial"/>
+          <w:b w:val="0"/>
+          <w:i w:val="0"/>
+          <w:sz w:val="22"/>
+        </w:rPr>
+        <w:t xml:space="preserve">=10 dengan μ=0,05, </w:t>
+      </w:r>
+      <w:r>
+        <w:rPr>
+          <w:rFonts w:ascii="Arial" w:hAnsi="Arial" w:cs="Arial"/>
+          <w:b w:val="0"/>
+          <w:i w:val="0"/>
+          <w:sz w:val="22"/>
+        </w:rPr>
+        <w:t xml:space="preserve">f</w:t>
+      </w:r>
+      <w:r>
+        <w:rPr>
+          <w:rFonts w:ascii="Arial" w:hAnsi="Arial" w:cs="Arial"/>
+          <w:b w:val="0"/>
+          <w:i w:val="0"/>
+          <w:sz w:val="22"/>
+          <w:vertAlign w:val="subscript"/>
+        </w:rPr>
+        <w:t xml:space="preserve">opt</w:t>
+      </w:r>
+      <w:r>
+        <w:rPr>
+          <w:rFonts w:ascii="Arial" w:hAnsi="Arial" w:cs="Arial"/>
+          <w:b w:val="0"/>
+          <w:i w:val="0"/>
+          <w:sz w:val="22"/>
+        </w:rPr>
+        <w:t xml:space="preserve">=0,952. Bila </w:t>
+      </w:r>
+      <w:r>
+        <w:rPr>
+          <w:rFonts w:ascii="Arial" w:hAnsi="Arial" w:cs="Arial"/>
+          <w:b w:val="0"/>
+          <w:i w:val="0"/>
+          <w:sz w:val="22"/>
+        </w:rPr>
+        <w:t xml:space="preserve">ω</w:t>
+      </w:r>
+      <w:r>
+        <w:rPr>
+          <w:rFonts w:ascii="Arial" w:hAnsi="Arial" w:cs="Arial"/>
+          <w:b w:val="0"/>
+          <w:i w:val="0"/>
+          <w:sz w:val="22"/>
+          <w:vertAlign w:val="subscript"/>
+        </w:rPr>
+        <w:t xml:space="preserve">n</w:t>
+      </w:r>
+      <w:r>
+        <w:rPr>
+          <w:rFonts w:ascii="Arial" w:hAnsi="Arial" w:cs="Arial"/>
+          <w:b w:val="0"/>
+          <w:i w:val="0"/>
+          <w:sz w:val="22"/>
+        </w:rPr>
+        <w:t xml:space="preserve"> aktual struktur bergeser ke 10,5 (5% mistuning), hitung </w:t>
+      </w:r>
+      <w:r>
+        <w:rPr>
+          <w:rFonts w:ascii="Arial" w:hAnsi="Arial" w:cs="Arial"/>
+          <w:b w:val="0"/>
+          <w:i w:val="0"/>
+          <w:sz w:val="22"/>
+        </w:rPr>
+        <w:t xml:space="preserve">f</w:t>
+      </w:r>
+      <w:r>
+        <w:rPr>
+          <w:rFonts w:ascii="Arial" w:hAnsi="Arial" w:cs="Arial"/>
+          <w:b w:val="0"/>
+          <w:i w:val="0"/>
+          <w:sz w:val="22"/>
+          <w:vertAlign w:val="subscript"/>
+        </w:rPr>
+        <w:t xml:space="preserve">opt</w:t>
+      </w:r>
+      <w:r>
+        <w:rPr>
+          <w:rFonts w:ascii="Arial" w:hAnsi="Arial" w:cs="Arial"/>
+          <w:b w:val="0"/>
+          <w:i w:val="0"/>
+          <w:sz w:val="22"/>
+        </w:rPr>
+        <w:t xml:space="preserve"> aktual (=</w:t>
+      </w:r>
+      <w:r>
+        <w:rPr>
+          <w:rFonts w:ascii="Arial" w:hAnsi="Arial" w:cs="Arial"/>
+          <w:b w:val="0"/>
+          <w:i w:val="0"/>
+          <w:sz w:val="22"/>
+        </w:rPr>
+        <w:t xml:space="preserve">ω</w:t>
+      </w:r>
+      <w:r>
+        <w:rPr>
+          <w:rFonts w:ascii="Arial" w:hAnsi="Arial" w:cs="Arial"/>
+          <w:b w:val="0"/>
+          <w:i w:val="0"/>
+          <w:sz w:val="22"/>
+          <w:vertAlign w:val="subscript"/>
+        </w:rPr>
+        <w:t xml:space="preserve">a</w:t>
+      </w:r>
+      <w:r>
+        <w:rPr>
+          <w:rFonts w:ascii="Arial" w:hAnsi="Arial" w:cs="Arial"/>
+          <w:b w:val="0"/>
+          <w:i w:val="0"/>
+          <w:sz w:val="22"/>
+        </w:rPr>
+        <w:t xml:space="preserve">/</w:t>
+      </w:r>
+      <w:r>
+        <w:rPr>
+          <w:rFonts w:ascii="Arial" w:hAnsi="Arial" w:cs="Arial"/>
+          <w:b w:val="0"/>
+          <w:i w:val="0"/>
+          <w:sz w:val="22"/>
+        </w:rPr>
+        <w:t xml:space="preserve">ω</w:t>
+      </w:r>
+      <w:r>
+        <w:rPr>
+          <w:rFonts w:ascii="Arial" w:hAnsi="Arial" w:cs="Arial"/>
+          <w:b w:val="0"/>
+          <w:i w:val="0"/>
+          <w:sz w:val="22"/>
+          <w:vertAlign w:val="subscript"/>
+        </w:rPr>
+        <w:t xml:space="preserve">n</w:t>
+      </w:r>
+      <w:r>
+        <w:rPr>
+          <w:rFonts w:ascii="Arial" w:hAnsi="Arial" w:cs="Arial"/>
+          <w:b w:val="0"/>
+          <w:i w:val="0"/>
+          <w:sz w:val="22"/>
+        </w:rPr>
+        <w:t xml:space="preserve"> baru), lalu cetak SELISIH-nya terhadap </w:t>
+      </w:r>
+      <w:r>
+        <w:rPr>
+          <w:rFonts w:ascii="Arial" w:hAnsi="Arial" w:cs="Arial"/>
+          <w:b w:val="0"/>
+          <w:i w:val="0"/>
+          <w:sz w:val="22"/>
+        </w:rPr>
+        <w:t xml:space="preserve">f</w:t>
+      </w:r>
+      <w:r>
+        <w:rPr>
+          <w:rFonts w:ascii="Arial" w:hAnsi="Arial" w:cs="Arial"/>
+          <w:b w:val="0"/>
+          <w:i w:val="0"/>
+          <w:sz w:val="22"/>
+          <w:vertAlign w:val="subscript"/>
+        </w:rPr>
+        <w:t xml:space="preserve">opt</w:t>
+      </w:r>
+      <w:r>
+        <w:rPr>
+          <w:rFonts w:ascii="Arial" w:hAnsi="Arial" w:cs="Arial"/>
+          <w:b w:val="0"/>
+          <w:i w:val="0"/>
+          <w:sz w:val="22"/>
+        </w:rPr>
+        <w:t xml:space="preserve"> desain (0,952).</w:t>
       </w:r>
     </w:p>
     <w:p>
@@ -10850,7 +16003,224 @@
           <w:color w:val="333333"/>
           <w:sz w:val="21"/>
         </w:rPr>
-        <w:t>Dari desain diperoleh omega_a=f_opt*omega_n, lalu f_opt aktual=omega_a/omega_n_baru; hitung selisih antara f_opt desain dan f_opt aktual sebagai indikator sensitivitas mistuning.</w:t>
+        <w:t xml:space="preserve">Dari desain diperoleh </w:t>
+      </w:r>
+      <w:r>
+        <w:rPr>
+          <w:rFonts w:ascii="Arial" w:hAnsi="Arial" w:cs="Arial"/>
+          <w:b w:val="0"/>
+          <w:i w:val="0"/>
+          <w:color w:val="333333"/>
+          <w:sz w:val="21"/>
+        </w:rPr>
+        <w:t xml:space="preserve">ω</w:t>
+      </w:r>
+      <w:r>
+        <w:rPr>
+          <w:rFonts w:ascii="Arial" w:hAnsi="Arial" w:cs="Arial"/>
+          <w:b w:val="0"/>
+          <w:i w:val="0"/>
+          <w:color w:val="333333"/>
+          <w:sz w:val="21"/>
+          <w:vertAlign w:val="subscript"/>
+        </w:rPr>
+        <w:t xml:space="preserve">a</w:t>
+      </w:r>
+      <w:r>
+        <w:rPr>
+          <w:rFonts w:ascii="Arial" w:hAnsi="Arial" w:cs="Arial"/>
+          <w:b w:val="0"/>
+          <w:i w:val="0"/>
+          <w:color w:val="333333"/>
+          <w:sz w:val="21"/>
+        </w:rPr>
+        <w:t xml:space="preserve">=</w:t>
+      </w:r>
+      <w:r>
+        <w:rPr>
+          <w:rFonts w:ascii="Arial" w:hAnsi="Arial" w:cs="Arial"/>
+          <w:b w:val="0"/>
+          <w:i w:val="0"/>
+          <w:color w:val="333333"/>
+          <w:sz w:val="21"/>
+        </w:rPr>
+        <w:t xml:space="preserve">f</w:t>
+      </w:r>
+      <w:r>
+        <w:rPr>
+          <w:rFonts w:ascii="Arial" w:hAnsi="Arial" w:cs="Arial"/>
+          <w:b w:val="0"/>
+          <w:i w:val="0"/>
+          <w:color w:val="333333"/>
+          <w:sz w:val="21"/>
+          <w:vertAlign w:val="subscript"/>
+        </w:rPr>
+        <w:t xml:space="preserve">opt</w:t>
+      </w:r>
+      <w:r>
+        <w:rPr>
+          <w:rFonts w:ascii="Arial" w:hAnsi="Arial" w:cs="Arial"/>
+          <w:b w:val="0"/>
+          <w:i w:val="0"/>
+          <w:color w:val="333333"/>
+          <w:sz w:val="21"/>
+        </w:rPr>
+        <w:t xml:space="preserve">·</w:t>
+      </w:r>
+      <w:r>
+        <w:rPr>
+          <w:rFonts w:ascii="Arial" w:hAnsi="Arial" w:cs="Arial"/>
+          <w:b w:val="0"/>
+          <w:i w:val="0"/>
+          <w:color w:val="333333"/>
+          <w:sz w:val="21"/>
+        </w:rPr>
+        <w:t xml:space="preserve">ω</w:t>
+      </w:r>
+      <w:r>
+        <w:rPr>
+          <w:rFonts w:ascii="Arial" w:hAnsi="Arial" w:cs="Arial"/>
+          <w:b w:val="0"/>
+          <w:i w:val="0"/>
+          <w:color w:val="333333"/>
+          <w:sz w:val="21"/>
+          <w:vertAlign w:val="subscript"/>
+        </w:rPr>
+        <w:t xml:space="preserve">n</w:t>
+      </w:r>
+      <w:r>
+        <w:rPr>
+          <w:rFonts w:ascii="Arial" w:hAnsi="Arial" w:cs="Arial"/>
+          <w:b w:val="0"/>
+          <w:i w:val="0"/>
+          <w:color w:val="333333"/>
+          <w:sz w:val="21"/>
+        </w:rPr>
+        <w:t xml:space="preserve">, lalu </w:t>
+      </w:r>
+      <w:r>
+        <w:rPr>
+          <w:rFonts w:ascii="Arial" w:hAnsi="Arial" w:cs="Arial"/>
+          <w:b w:val="0"/>
+          <w:i w:val="0"/>
+          <w:color w:val="333333"/>
+          <w:sz w:val="21"/>
+        </w:rPr>
+        <w:t xml:space="preserve">f</w:t>
+      </w:r>
+      <w:r>
+        <w:rPr>
+          <w:rFonts w:ascii="Arial" w:hAnsi="Arial" w:cs="Arial"/>
+          <w:b w:val="0"/>
+          <w:i w:val="0"/>
+          <w:color w:val="333333"/>
+          <w:sz w:val="21"/>
+          <w:vertAlign w:val="subscript"/>
+        </w:rPr>
+        <w:t xml:space="preserve">opt</w:t>
+      </w:r>
+      <w:r>
+        <w:rPr>
+          <w:rFonts w:ascii="Arial" w:hAnsi="Arial" w:cs="Arial"/>
+          <w:b w:val="0"/>
+          <w:i w:val="0"/>
+          <w:color w:val="333333"/>
+          <w:sz w:val="21"/>
+        </w:rPr>
+        <w:t xml:space="preserve"> aktual=</w:t>
+      </w:r>
+      <w:r>
+        <w:rPr>
+          <w:rFonts w:ascii="Arial" w:hAnsi="Arial" w:cs="Arial"/>
+          <w:b w:val="0"/>
+          <w:i w:val="0"/>
+          <w:color w:val="333333"/>
+          <w:sz w:val="21"/>
+        </w:rPr>
+        <w:t xml:space="preserve">ω</w:t>
+      </w:r>
+      <w:r>
+        <w:rPr>
+          <w:rFonts w:ascii="Arial" w:hAnsi="Arial" w:cs="Arial"/>
+          <w:b w:val="0"/>
+          <w:i w:val="0"/>
+          <w:color w:val="333333"/>
+          <w:sz w:val="21"/>
+          <w:vertAlign w:val="subscript"/>
+        </w:rPr>
+        <w:t xml:space="preserve">a</w:t>
+      </w:r>
+      <w:r>
+        <w:rPr>
+          <w:rFonts w:ascii="Arial" w:hAnsi="Arial" w:cs="Arial"/>
+          <w:b w:val="0"/>
+          <w:i w:val="0"/>
+          <w:color w:val="333333"/>
+          <w:sz w:val="21"/>
+        </w:rPr>
+        <w:t xml:space="preserve">/ω_n_baru; hitung selisih antara </w:t>
+      </w:r>
+      <w:r>
+        <w:rPr>
+          <w:rFonts w:ascii="Arial" w:hAnsi="Arial" w:cs="Arial"/>
+          <w:b w:val="0"/>
+          <w:i w:val="0"/>
+          <w:color w:val="333333"/>
+          <w:sz w:val="21"/>
+        </w:rPr>
+        <w:t xml:space="preserve">f</w:t>
+      </w:r>
+      <w:r>
+        <w:rPr>
+          <w:rFonts w:ascii="Arial" w:hAnsi="Arial" w:cs="Arial"/>
+          <w:b w:val="0"/>
+          <w:i w:val="0"/>
+          <w:color w:val="333333"/>
+          <w:sz w:val="21"/>
+          <w:vertAlign w:val="subscript"/>
+        </w:rPr>
+        <w:t xml:space="preserve">opt</w:t>
+      </w:r>
+      <w:r>
+        <w:rPr>
+          <w:rFonts w:ascii="Arial" w:hAnsi="Arial" w:cs="Arial"/>
+          <w:b w:val="0"/>
+          <w:i w:val="0"/>
+          <w:color w:val="333333"/>
+          <w:sz w:val="21"/>
+        </w:rPr>
+        <w:t xml:space="preserve"> desain dan </w:t>
+      </w:r>
+      <w:r>
+        <w:rPr>
+          <w:rFonts w:ascii="Arial" w:hAnsi="Arial" w:cs="Arial"/>
+          <w:b w:val="0"/>
+          <w:i w:val="0"/>
+          <w:color w:val="333333"/>
+          <w:sz w:val="21"/>
+        </w:rPr>
+        <w:t xml:space="preserve">f</w:t>
+      </w:r>
+      <w:r>
+        <w:rPr>
+          <w:rFonts w:ascii="Arial" w:hAnsi="Arial" w:cs="Arial"/>
+          <w:b w:val="0"/>
+          <w:i w:val="0"/>
+          <w:color w:val="333333"/>
+          <w:sz w:val="21"/>
+          <w:vertAlign w:val="subscript"/>
+        </w:rPr>
+        <w:t xml:space="preserve">opt</w:t>
+      </w:r>
+      <w:r>
+        <w:rPr>
+          <w:rFonts w:ascii="Arial" w:hAnsi="Arial" w:cs="Arial"/>
+          <w:b w:val="0"/>
+          <w:i w:val="0"/>
+          <w:color w:val="333333"/>
+          <w:sz w:val="21"/>
+        </w:rPr>
+        <w:t xml:space="preserve"> aktual sebagai indikator sensitivitas mistuning.</w:t>
       </w:r>
     </w:p>
     <w:p>

--- a/Getaran-Mekanik/Modul-Word/Modul-10-Vibration-Absorber-dan-Isolasi-Getaran.docx
+++ b/Getaran-Mekanik/Modul-Word/Modul-10-Vibration-Absorber-dan-Isolasi-Getaran.docx
@@ -10987,7 +10987,7 @@
           <w:i w:val="0"/>
           <w:sz w:val="22"/>
         </w:rPr>
-        <w:t xml:space="preserve">mendefinisikan fungsi den_hartog_tmd(m_main, omega_n, μ) yang menghitung m_a=μ·m_main, f_opt=1/(1+μ), zeta_opt=√(3·μ/(8·(1+μ)</w:t>
+        <w:t xml:space="preserve">mendefinisikan fungsi den_hartog_tmd(m_main, omega_n, μ) yang menghitung m_a=μ.m_main, f_opt=1/(1+μ), zeta_opt=√(3.μ/(8.(1+μ)</w:t>
       </w:r>
       <w:r>
         <w:rPr>
@@ -11006,7 +11006,7 @@
           <w:i w:val="0"/>
           <w:sz w:val="22"/>
         </w:rPr>
-        <w:t xml:space="preserve">)), omega_a=f_opt.omega_n, k_a=m_a·omega_a</w:t>
+        <w:t xml:space="preserve">)), omega_a=f_opt.omega_n, k_a=m_a.omega_a</w:t>
       </w:r>
       <w:r>
         <w:rPr>
@@ -11025,7 +11025,7 @@
           <w:i w:val="0"/>
           <w:sz w:val="22"/>
         </w:rPr>
-        <w:t xml:space="preserve">, dan c_a=2·m_a·omega_a·zeta_opt, mengembalikan dict berisi seluruh parameter TMD. Dijalankan untuk gedung m_main=1e6 kg, omega_n=2·π.0,2 rad/s, dengan loop μ=[0,01; 0,02; 0,05; 0,10] untuk mencetak perbandingan hasil, persis seperti Tabel 1 pada modul ini.</w:t>
+        <w:t xml:space="preserve">, dan c_a=2.m_a.omega_a.zeta_opt, mengembalikan dict berisi seluruh parameter TMD. Dijalankan untuk gedung m_main=1e6 kg, omega_n=2.π.0,2 rad/s, dengan loop μ=[0,01; 0,02; 0,05; 0,10] untuk mencetak perbandingan hasil, persis seperti Tabel 1 pada modul ini.</w:t>
       </w:r>
     </w:p>
     <w:p>
@@ -11049,7 +11049,7 @@
           <w:i w:val="0"/>
           <w:sz w:val="22"/>
         </w:rPr>
-        <w:t xml:space="preserve">Cell 2 adalah inti verifikasi desain: mendefinisikan fungsi frf_with_tmd() yang menyusun matriks impedansi kompleks 2x2 (Z11, Z12, Z21, Z22 dari kombinasi massa, kekakuan, dan redaman dikalikan j·ω), lalu menyelesaikan respons struktur utama lewat aturan Cramer H=Z22/det. Dibandingkan dengan frf_sdof() untuk kondisi tanpa TMD, hasilnya diplot pada sumbu semilogaritmik terhadap frequency ratio r, menghasilkan visualisasi identik pola dengan Gambar 3 pada modul ini. Gambar 8 menunjukkan potongan kode lengkap Cell 1.</w:t>
+        <w:t xml:space="preserve">Cell 2 adalah inti verifikasi desain: mendefinisikan fungsi frf_with_tmd() yang menyusun matriks impedansi kompleks 2x2 (Z11, Z12, Z21, Z22 dari kombinasi massa, kekakuan, dan redaman dikalikan j.ω), lalu menyelesaikan respons struktur utama lewat aturan Cramer H=Z22/det. Dibandingkan dengan frf_sdof() untuk kondisi tanpa TMD, hasilnya diplot pada sumbu semilogaritmik terhadap frequency ratio r, menghasilkan visualisasi identik pola dengan Gambar 3 pada modul ini. Gambar 8 menunjukkan potongan kode lengkap Cell 1.</w:t>
       </w:r>
     </w:p>
     <w:p>
@@ -13910,7 +13910,7 @@
           <w:color w:val="333333"/>
           <w:sz w:val="21"/>
         </w:rPr>
-        <w:t xml:space="preserve">Terapkan zeta_opt=np.sqrt(3·μ/(8·(1+μ)**3)) dengan μ=0,10.</w:t>
+        <w:t xml:space="preserve">Terapkan zeta_opt=np.sqrt(3*μ/(8*(1+μ)**3)) dengan μ=0,10.</w:t>
       </w:r>
     </w:p>
     <w:p>
@@ -14185,7 +14185,7 @@
           <w:color w:val="333333"/>
           <w:sz w:val="21"/>
         </w:rPr>
-        <w:t xml:space="preserve">Hitung f_opt=1/(1+μ) lebih dulu, lalu k_a=m_a·(f_opt·omega_n)**2; substitusikan m_a, omega_n, dan μ dari soal.</w:t>
+        <w:t xml:space="preserve">Hitung f_opt=1/(1+μ) lebih dulu, lalu k_a=m_a*(f_opt*omega_n)**2; substitusikan m_a, omega_n, dan μ dari soal.</w:t>
       </w:r>
     </w:p>
     <w:p>
@@ -14320,7 +14320,7 @@
           <w:color w:val="333333"/>
           <w:sz w:val="21"/>
         </w:rPr>
-        <w:t xml:space="preserve">Static deflection δ=g/(2·np.pi·f_n)**2 dengan g=9.81; kalikan 1000 untuk konversi ke mm.</w:t>
+        <w:t xml:space="preserve">Static deflection δ=g/(2*np.pi*f_n)**2 dengan g=9.81; kalikan 1000 untuk konversi ke mm.</w:t>
       </w:r>
     </w:p>
     <w:p>
@@ -15344,7 +15344,7 @@
           <w:color w:val="333333"/>
           <w:sz w:val="21"/>
         </w:rPr>
-        <w:t xml:space="preserve">Hitung berurutan: m_a=μ·m_main, f_opt=1/(1+μ), omega_a=f_opt·omega_n, lalu k_a=m_a·omega_a**2; kembalikan k_a dari dict hasil desain.</w:t>
+        <w:t xml:space="preserve">Hitung berurutan: m_a=μ*m_main, f_opt=1/(1+μ), omega_a=f_opt*omega_n, lalu k_a=m_a*omega_a**2; kembalikan k_a dari dict hasil desain.</w:t>
       </w:r>
     </w:p>
     <w:p>

--- a/Getaran-Mekanik/Modul-Word/Modul-10-Vibration-Absorber-dan-Isolasi-Getaran.docx
+++ b/Getaran-Mekanik/Modul-Word/Modul-10-Vibration-Absorber-dan-Isolasi-Getaran.docx
@@ -3217,8 +3217,11 @@
     </w:p>
     <w:p>
       <w:pPr>
+        <w:tabs>
+          <w:tab w:val="center" w:pos="4393"/>
+          <w:tab w:val="right" w:pos="8787"/>
+        </w:tabs>
         <w:spacing w:before="40" w:after="120"/>
-        <w:jc w:val="center"/>
       </w:pPr>
       <w:r>
         <w:rPr>
@@ -3228,7 +3231,7 @@
           <w:color w:val="305496"/>
           <w:sz w:val="22"/>
         </w:rPr>
-        <w:t xml:space="preserve">μ = </w:t>
+        <w:tab/>
       </w:r>
       <w:r>
         <w:rPr>
@@ -3238,7 +3241,7 @@
           <w:color w:val="305496"/>
           <w:sz w:val="22"/>
         </w:rPr>
-        <w:t xml:space="preserve">m</w:t>
+        <w:t xml:space="preserve">μ = </w:t>
       </w:r>
       <w:r>
         <w:rPr>
@@ -3247,9 +3250,8 @@
           <w:i/>
           <w:color w:val="305496"/>
           <w:sz w:val="22"/>
-          <w:vertAlign w:val="subscript"/>
-        </w:rPr>
-        <w:t xml:space="preserve">a</w:t>
+        </w:rPr>
+        <w:t xml:space="preserve">m</w:t>
       </w:r>
       <w:r>
         <w:rPr>
@@ -3258,8 +3260,9 @@
           <w:i/>
           <w:color w:val="305496"/>
           <w:sz w:val="22"/>
-        </w:rPr>
-        <w:t xml:space="preserve"> / M</w:t>
+          <w:vertAlign w:val="subscript"/>
+        </w:rPr>
+        <w:t xml:space="preserve">a</w:t>
       </w:r>
       <w:r>
         <w:rPr>
@@ -3269,7 +3272,18 @@
           <w:color w:val="305496"/>
           <w:sz w:val="22"/>
         </w:rPr>
-        <w:t xml:space="preserve">   (1)</w:t>
+        <w:t xml:space="preserve"> / M</w:t>
+      </w:r>
+      <w:r>
+        <w:rPr>
+          <w:rFonts w:ascii="Arial" w:hAnsi="Arial" w:cs="Arial"/>
+          <w:b/>
+          <w:i/>
+          <w:color w:val="305496"/>
+          <w:sz w:val="22"/>
+        </w:rPr>
+        <w:tab/>
+        <w:t xml:space="preserve">(1)</w:t>
       </w:r>
     </w:p>
     <w:p>
@@ -3406,8 +3420,11 @@
     </w:p>
     <w:p>
       <w:pPr>
+        <w:tabs>
+          <w:tab w:val="center" w:pos="4393"/>
+          <w:tab w:val="right" w:pos="8787"/>
+        </w:tabs>
         <w:spacing w:before="40" w:after="120"/>
-        <w:jc w:val="center"/>
       </w:pPr>
       <w:r>
         <w:rPr>
@@ -3417,7 +3434,7 @@
           <w:color w:val="305496"/>
           <w:sz w:val="22"/>
         </w:rPr>
-        <w:t xml:space="preserve"/>
+        <w:tab/>
       </w:r>
       <w:r>
         <w:rPr>
@@ -3427,7 +3444,7 @@
           <w:color w:val="305496"/>
           <w:sz w:val="22"/>
         </w:rPr>
-        <w:t xml:space="preserve">f</w:t>
+        <w:t xml:space="preserve"/>
       </w:r>
       <w:r>
         <w:rPr>
@@ -3436,9 +3453,8 @@
           <w:i/>
           <w:color w:val="305496"/>
           <w:sz w:val="22"/>
-          <w:vertAlign w:val="subscript"/>
-        </w:rPr>
-        <w:t xml:space="preserve">opt</w:t>
+        </w:rPr>
+        <w:t xml:space="preserve">f</w:t>
       </w:r>
       <w:r>
         <w:rPr>
@@ -3447,8 +3463,9 @@
           <w:i/>
           <w:color w:val="305496"/>
           <w:sz w:val="22"/>
-        </w:rPr>
-        <w:t xml:space="preserve"> = </w:t>
+          <w:vertAlign w:val="subscript"/>
+        </w:rPr>
+        <w:t xml:space="preserve">opt</w:t>
       </w:r>
       <w:r>
         <w:rPr>
@@ -3458,7 +3475,7 @@
           <w:color w:val="305496"/>
           <w:sz w:val="22"/>
         </w:rPr>
-        <w:t xml:space="preserve">ω</w:t>
+        <w:t xml:space="preserve"> = </w:t>
       </w:r>
       <w:r>
         <w:rPr>
@@ -3467,9 +3484,8 @@
           <w:i/>
           <w:color w:val="305496"/>
           <w:sz w:val="22"/>
-          <w:vertAlign w:val="subscript"/>
-        </w:rPr>
-        <w:t xml:space="preserve">a</w:t>
+        </w:rPr>
+        <w:t xml:space="preserve">ω</w:t>
       </w:r>
       <w:r>
         <w:rPr>
@@ -3478,8 +3494,9 @@
           <w:i/>
           <w:color w:val="305496"/>
           <w:sz w:val="22"/>
-        </w:rPr>
-        <w:t xml:space="preserve"> / </w:t>
+          <w:vertAlign w:val="subscript"/>
+        </w:rPr>
+        <w:t xml:space="preserve">a</w:t>
       </w:r>
       <w:r>
         <w:rPr>
@@ -3489,7 +3506,7 @@
           <w:color w:val="305496"/>
           <w:sz w:val="22"/>
         </w:rPr>
-        <w:t xml:space="preserve">ω</w:t>
+        <w:t xml:space="preserve"> / </w:t>
       </w:r>
       <w:r>
         <w:rPr>
@@ -3498,9 +3515,8 @@
           <w:i/>
           <w:color w:val="305496"/>
           <w:sz w:val="22"/>
-          <w:vertAlign w:val="subscript"/>
-        </w:rPr>
-        <w:t xml:space="preserve">n</w:t>
+        </w:rPr>
+        <w:t xml:space="preserve">ω</w:t>
       </w:r>
       <w:r>
         <w:rPr>
@@ -3509,8 +3525,9 @@
           <w:i/>
           <w:color w:val="305496"/>
           <w:sz w:val="22"/>
-        </w:rPr>
-        <w:t xml:space="preserve"> = 1 / (1 + μ)</w:t>
+          <w:vertAlign w:val="subscript"/>
+        </w:rPr>
+        <w:t xml:space="preserve">n</w:t>
       </w:r>
       <w:r>
         <w:rPr>
@@ -3520,7 +3537,18 @@
           <w:color w:val="305496"/>
           <w:sz w:val="22"/>
         </w:rPr>
-        <w:t xml:space="preserve">   (2)</w:t>
+        <w:t xml:space="preserve"> = 1 / (1 + μ)</w:t>
+      </w:r>
+      <w:r>
+        <w:rPr>
+          <w:rFonts w:ascii="Arial" w:hAnsi="Arial" w:cs="Arial"/>
+          <w:b/>
+          <w:i/>
+          <w:color w:val="305496"/>
+          <w:sz w:val="22"/>
+        </w:rPr>
+        <w:tab/>
+        <w:t xml:space="preserve">(2)</w:t>
       </w:r>
     </w:p>
     <w:p>
@@ -3891,8 +3919,11 @@
     </w:p>
     <w:p>
       <w:pPr>
+        <w:tabs>
+          <w:tab w:val="center" w:pos="4393"/>
+          <w:tab w:val="right" w:pos="8787"/>
+        </w:tabs>
         <w:spacing w:before="40" w:after="120"/>
-        <w:jc w:val="center"/>
       </w:pPr>
       <w:r>
         <w:rPr>
@@ -3902,7 +3933,7 @@
           <w:color w:val="305496"/>
           <w:sz w:val="22"/>
         </w:rPr>
-        <w:t xml:space="preserve"/>
+        <w:tab/>
       </w:r>
       <w:r>
         <w:rPr>
@@ -3912,7 +3943,7 @@
           <w:color w:val="305496"/>
           <w:sz w:val="22"/>
         </w:rPr>
-        <w:t xml:space="preserve">ζ</w:t>
+        <w:t xml:space="preserve"/>
       </w:r>
       <w:r>
         <w:rPr>
@@ -3921,9 +3952,8 @@
           <w:i/>
           <w:color w:val="305496"/>
           <w:sz w:val="22"/>
-          <w:vertAlign w:val="subscript"/>
-        </w:rPr>
-        <w:t xml:space="preserve">opt</w:t>
+        </w:rPr>
+        <w:t xml:space="preserve">ζ</w:t>
       </w:r>
       <w:r>
         <w:rPr>
@@ -3932,8 +3962,9 @@
           <w:i/>
           <w:color w:val="305496"/>
           <w:sz w:val="22"/>
-        </w:rPr>
-        <w:t xml:space="preserve"> = √(3·μ / (8·(1+μ)</w:t>
+          <w:vertAlign w:val="subscript"/>
+        </w:rPr>
+        <w:t xml:space="preserve">opt</w:t>
       </w:r>
       <w:r>
         <w:rPr>
@@ -3942,9 +3973,8 @@
           <w:i/>
           <w:color w:val="305496"/>
           <w:sz w:val="22"/>
-          <w:vertAlign w:val="superscript"/>
-        </w:rPr>
-        <w:t xml:space="preserve">3</w:t>
+        </w:rPr>
+        <w:t xml:space="preserve"> = √(3·μ / (8·(1+μ)</w:t>
       </w:r>
       <w:r>
         <w:rPr>
@@ -3953,8 +3983,9 @@
           <w:i/>
           <w:color w:val="305496"/>
           <w:sz w:val="22"/>
-        </w:rPr>
-        <w:t xml:space="preserve">))</w:t>
+          <w:vertAlign w:val="superscript"/>
+        </w:rPr>
+        <w:t xml:space="preserve">3</w:t>
       </w:r>
       <w:r>
         <w:rPr>
@@ -3964,7 +3995,18 @@
           <w:color w:val="305496"/>
           <w:sz w:val="22"/>
         </w:rPr>
-        <w:t xml:space="preserve">   (3)</w:t>
+        <w:t xml:space="preserve">))</w:t>
+      </w:r>
+      <w:r>
+        <w:rPr>
+          <w:rFonts w:ascii="Arial" w:hAnsi="Arial" w:cs="Arial"/>
+          <w:b/>
+          <w:i/>
+          <w:color w:val="305496"/>
+          <w:sz w:val="22"/>
+        </w:rPr>
+        <w:tab/>
+        <w:t xml:space="preserve">(3)</w:t>
       </w:r>
     </w:p>
     <w:p>
@@ -5881,8 +5923,11 @@
     </w:p>
     <w:p>
       <w:pPr>
+        <w:tabs>
+          <w:tab w:val="center" w:pos="4393"/>
+          <w:tab w:val="right" w:pos="8787"/>
+        </w:tabs>
         <w:spacing w:before="40" w:after="120"/>
-        <w:jc w:val="center"/>
       </w:pPr>
       <w:r>
         <w:rPr>
@@ -5892,7 +5937,7 @@
           <w:color w:val="305496"/>
           <w:sz w:val="22"/>
         </w:rPr>
-        <w:t xml:space="preserve">|H(ω)| = |X(ω)/F(ω)|, dari sistem 2-DoF (closed form via aturan Cramer)</w:t>
+        <w:tab/>
       </w:r>
       <w:r>
         <w:rPr>
@@ -5902,7 +5947,18 @@
           <w:color w:val="305496"/>
           <w:sz w:val="22"/>
         </w:rPr>
-        <w:t xml:space="preserve">   (4)</w:t>
+        <w:t xml:space="preserve">|H(ω)| = |X(ω)/F(ω)|, dari sistem 2-DoF (closed form via aturan Cramer)</w:t>
+      </w:r>
+      <w:r>
+        <w:rPr>
+          <w:rFonts w:ascii="Arial" w:hAnsi="Arial" w:cs="Arial"/>
+          <w:b/>
+          <w:i/>
+          <w:color w:val="305496"/>
+          <w:sz w:val="22"/>
+        </w:rPr>
+        <w:tab/>
+        <w:t xml:space="preserve">(4)</w:t>
       </w:r>
     </w:p>
     <w:p>
@@ -7054,8 +7110,11 @@
     </w:p>
     <w:p>
       <w:pPr>
+        <w:tabs>
+          <w:tab w:val="center" w:pos="4393"/>
+          <w:tab w:val="right" w:pos="8787"/>
+        </w:tabs>
         <w:spacing w:before="40" w:after="120"/>
-        <w:jc w:val="center"/>
       </w:pPr>
       <w:r>
         <w:rPr>
@@ -7065,7 +7124,7 @@
           <w:color w:val="305496"/>
           <w:sz w:val="22"/>
         </w:rPr>
-        <w:t xml:space="preserve">TR = √((1+(2·ζ·r)</w:t>
+        <w:tab/>
       </w:r>
       <w:r>
         <w:rPr>
@@ -7074,9 +7133,8 @@
           <w:i/>
           <w:color w:val="305496"/>
           <w:sz w:val="22"/>
-          <w:vertAlign w:val="superscript"/>
-        </w:rPr>
-        <w:t xml:space="preserve">2</w:t>
+        </w:rPr>
+        <w:t xml:space="preserve">TR = √((1+(2·ζ·r)</w:t>
       </w:r>
       <w:r>
         <w:rPr>
@@ -7085,8 +7143,9 @@
           <w:i/>
           <w:color w:val="305496"/>
           <w:sz w:val="22"/>
-        </w:rPr>
-        <w:t xml:space="preserve">) / ((1-r</w:t>
+          <w:vertAlign w:val="superscript"/>
+        </w:rPr>
+        <w:t xml:space="preserve">2</w:t>
       </w:r>
       <w:r>
         <w:rPr>
@@ -7095,9 +7154,8 @@
           <w:i/>
           <w:color w:val="305496"/>
           <w:sz w:val="22"/>
-          <w:vertAlign w:val="superscript"/>
-        </w:rPr>
-        <w:t xml:space="preserve">2</w:t>
+        </w:rPr>
+        <w:t xml:space="preserve">) / ((1-r</w:t>
       </w:r>
       <w:r>
         <w:rPr>
@@ -7106,8 +7164,9 @@
           <w:i/>
           <w:color w:val="305496"/>
           <w:sz w:val="22"/>
-        </w:rPr>
-        <w:t xml:space="preserve">)</w:t>
+          <w:vertAlign w:val="superscript"/>
+        </w:rPr>
+        <w:t xml:space="preserve">2</w:t>
       </w:r>
       <w:r>
         <w:rPr>
@@ -7116,9 +7175,8 @@
           <w:i/>
           <w:color w:val="305496"/>
           <w:sz w:val="22"/>
-          <w:vertAlign w:val="superscript"/>
-        </w:rPr>
-        <w:t xml:space="preserve">2</w:t>
+        </w:rPr>
+        <w:t xml:space="preserve">)</w:t>
       </w:r>
       <w:r>
         <w:rPr>
@@ -7127,8 +7185,9 @@
           <w:i/>
           <w:color w:val="305496"/>
           <w:sz w:val="22"/>
-        </w:rPr>
-        <w:t xml:space="preserve"> + (2·ζ·r)</w:t>
+          <w:vertAlign w:val="superscript"/>
+        </w:rPr>
+        <w:t xml:space="preserve">2</w:t>
       </w:r>
       <w:r>
         <w:rPr>
@@ -7137,9 +7196,8 @@
           <w:i/>
           <w:color w:val="305496"/>
           <w:sz w:val="22"/>
-          <w:vertAlign w:val="superscript"/>
-        </w:rPr>
-        <w:t xml:space="preserve">2</w:t>
+        </w:rPr>
+        <w:t xml:space="preserve"> + (2·ζ·r)</w:t>
       </w:r>
       <w:r>
         <w:rPr>
@@ -7148,8 +7206,9 @@
           <w:i/>
           <w:color w:val="305496"/>
           <w:sz w:val="22"/>
-        </w:rPr>
-        <w:t xml:space="preserve">)),  r = ω/</w:t>
+          <w:vertAlign w:val="superscript"/>
+        </w:rPr>
+        <w:t xml:space="preserve">2</w:t>
       </w:r>
       <w:r>
         <w:rPr>
@@ -7159,7 +7218,7 @@
           <w:color w:val="305496"/>
           <w:sz w:val="22"/>
         </w:rPr>
-        <w:t xml:space="preserve">ω</w:t>
+        <w:t xml:space="preserve">)),  r = ω/</w:t>
       </w:r>
       <w:r>
         <w:rPr>
@@ -7168,9 +7227,8 @@
           <w:i/>
           <w:color w:val="305496"/>
           <w:sz w:val="22"/>
-          <w:vertAlign w:val="subscript"/>
-        </w:rPr>
-        <w:t xml:space="preserve">n</w:t>
+        </w:rPr>
+        <w:t xml:space="preserve">ω</w:t>
       </w:r>
       <w:r>
         <w:rPr>
@@ -7179,8 +7237,9 @@
           <w:i/>
           <w:color w:val="305496"/>
           <w:sz w:val="22"/>
-        </w:rPr>
-        <w:t xml:space="preserve">,  </w:t>
+          <w:vertAlign w:val="subscript"/>
+        </w:rPr>
+        <w:t xml:space="preserve">n</w:t>
       </w:r>
       <w:r>
         <w:rPr>
@@ -7190,7 +7249,7 @@
           <w:color w:val="305496"/>
           <w:sz w:val="22"/>
         </w:rPr>
-        <w:t xml:space="preserve">ω</w:t>
+        <w:t xml:space="preserve">,  </w:t>
       </w:r>
       <w:r>
         <w:rPr>
@@ -7199,9 +7258,8 @@
           <w:i/>
           <w:color w:val="305496"/>
           <w:sz w:val="22"/>
-          <w:vertAlign w:val="subscript"/>
-        </w:rPr>
-        <w:t xml:space="preserve">n</w:t>
+        </w:rPr>
+        <w:t xml:space="preserve">ω</w:t>
       </w:r>
       <w:r>
         <w:rPr>
@@ -7210,8 +7268,9 @@
           <w:i/>
           <w:color w:val="305496"/>
           <w:sz w:val="22"/>
-        </w:rPr>
-        <w:t xml:space="preserve"> = √(k/m)</w:t>
+          <w:vertAlign w:val="subscript"/>
+        </w:rPr>
+        <w:t xml:space="preserve">n</w:t>
       </w:r>
       <w:r>
         <w:rPr>
@@ -7221,7 +7280,18 @@
           <w:color w:val="305496"/>
           <w:sz w:val="22"/>
         </w:rPr>
-        <w:t xml:space="preserve">   (5)</w:t>
+        <w:t xml:space="preserve"> = √(k/m)</w:t>
+      </w:r>
+      <w:r>
+        <w:rPr>
+          <w:rFonts w:ascii="Arial" w:hAnsi="Arial" w:cs="Arial"/>
+          <w:b/>
+          <w:i/>
+          <w:color w:val="305496"/>
+          <w:sz w:val="22"/>
+        </w:rPr>
+        <w:tab/>
+        <w:t xml:space="preserve">(5)</w:t>
       </w:r>
     </w:p>
     <w:p>
@@ -8137,8 +8207,11 @@
     </w:p>
     <w:p>
       <w:pPr>
+        <w:tabs>
+          <w:tab w:val="center" w:pos="4393"/>
+          <w:tab w:val="right" w:pos="8787"/>
+        </w:tabs>
         <w:spacing w:before="40" w:after="120"/>
-        <w:jc w:val="center"/>
       </w:pPr>
       <w:r>
         <w:rPr>
@@ -8148,7 +8221,7 @@
           <w:color w:val="305496"/>
           <w:sz w:val="22"/>
         </w:rPr>
-        <w:t xml:space="preserve"/>
+        <w:tab/>
       </w:r>
       <w:r>
         <w:rPr>
@@ -8158,7 +8231,7 @@
           <w:color w:val="305496"/>
           <w:sz w:val="22"/>
         </w:rPr>
-        <w:t xml:space="preserve">f</w:t>
+        <w:t xml:space="preserve"/>
       </w:r>
       <w:r>
         <w:rPr>
@@ -8167,9 +8240,8 @@
           <w:i/>
           <w:color w:val="305496"/>
           <w:sz w:val="22"/>
-          <w:vertAlign w:val="subscript"/>
-        </w:rPr>
-        <w:t xml:space="preserve">n</w:t>
+        </w:rPr>
+        <w:t xml:space="preserve">f</w:t>
       </w:r>
       <w:r>
         <w:rPr>
@@ -8178,8 +8250,9 @@
           <w:i/>
           <w:color w:val="305496"/>
           <w:sz w:val="22"/>
-        </w:rPr>
-        <w:t xml:space="preserve"> = (1/(2·π)) · √(g/δ),  δ dalam meter, g=9,81 m/s</w:t>
+          <w:vertAlign w:val="subscript"/>
+        </w:rPr>
+        <w:t xml:space="preserve">n</w:t>
       </w:r>
       <w:r>
         <w:rPr>
@@ -8188,9 +8261,8 @@
           <w:i/>
           <w:color w:val="305496"/>
           <w:sz w:val="22"/>
-          <w:vertAlign w:val="superscript"/>
-        </w:rPr>
-        <w:t xml:space="preserve">2</w:t>
+        </w:rPr>
+        <w:t xml:space="preserve"> = (1/(2·π)) · √(g/δ),  δ dalam meter, g=9,81 m/s</w:t>
       </w:r>
       <w:r>
         <w:rPr>
@@ -8199,8 +8271,20 @@
           <w:i/>
           <w:color w:val="305496"/>
           <w:sz w:val="22"/>
-        </w:rPr>
-        <w:t xml:space="preserve">   (6)</w:t>
+          <w:vertAlign w:val="superscript"/>
+        </w:rPr>
+        <w:t xml:space="preserve">2</w:t>
+      </w:r>
+      <w:r>
+        <w:rPr>
+          <w:rFonts w:ascii="Arial" w:hAnsi="Arial" w:cs="Arial"/>
+          <w:b/>
+          <w:i/>
+          <w:color w:val="305496"/>
+          <w:sz w:val="22"/>
+        </w:rPr>
+        <w:tab/>
+        <w:t xml:space="preserve">(6)</w:t>
       </w:r>
     </w:p>
     <w:p>
@@ -8634,8 +8718,11 @@
     </w:p>
     <w:p>
       <w:pPr>
+        <w:tabs>
+          <w:tab w:val="center" w:pos="4393"/>
+          <w:tab w:val="right" w:pos="8787"/>
+        </w:tabs>
         <w:spacing w:before="40" w:after="120"/>
-        <w:jc w:val="center"/>
       </w:pPr>
       <w:r>
         <w:rPr>
@@ -8645,7 +8732,7 @@
           <w:color w:val="305496"/>
           <w:sz w:val="22"/>
         </w:rPr>
-        <w:t xml:space="preserve">r = √(1/TR + 1),   </w:t>
+        <w:tab/>
       </w:r>
       <w:r>
         <w:rPr>
@@ -8655,7 +8742,7 @@
           <w:color w:val="305496"/>
           <w:sz w:val="22"/>
         </w:rPr>
-        <w:t xml:space="preserve">ω</w:t>
+        <w:t xml:space="preserve">r = √(1/TR + 1),   </w:t>
       </w:r>
       <w:r>
         <w:rPr>
@@ -8664,9 +8751,8 @@
           <w:i/>
           <w:color w:val="305496"/>
           <w:sz w:val="22"/>
-          <w:vertAlign w:val="subscript"/>
-        </w:rPr>
-        <w:t xml:space="preserve">n</w:t>
+        </w:rPr>
+        <w:t xml:space="preserve">ω</w:t>
       </w:r>
       <w:r>
         <w:rPr>
@@ -8675,8 +8761,9 @@
           <w:i/>
           <w:color w:val="305496"/>
           <w:sz w:val="22"/>
-        </w:rPr>
-        <w:t xml:space="preserve"> = </w:t>
+          <w:vertAlign w:val="subscript"/>
+        </w:rPr>
+        <w:t xml:space="preserve">n</w:t>
       </w:r>
       <w:r>
         <w:rPr>
@@ -8686,7 +8773,7 @@
           <w:color w:val="305496"/>
           <w:sz w:val="22"/>
         </w:rPr>
-        <w:t xml:space="preserve">ω</w:t>
+        <w:t xml:space="preserve"> = </w:t>
       </w:r>
       <w:r>
         <w:rPr>
@@ -8695,9 +8782,8 @@
           <w:i/>
           <w:color w:val="305496"/>
           <w:sz w:val="22"/>
-          <w:vertAlign w:val="subscript"/>
-        </w:rPr>
-        <w:t xml:space="preserve">eksitasi</w:t>
+        </w:rPr>
+        <w:t xml:space="preserve">ω</w:t>
       </w:r>
       <w:r>
         <w:rPr>
@@ -8706,8 +8792,9 @@
           <w:i/>
           <w:color w:val="305496"/>
           <w:sz w:val="22"/>
-        </w:rPr>
-        <w:t xml:space="preserve"> / r,   δ = g / </w:t>
+          <w:vertAlign w:val="subscript"/>
+        </w:rPr>
+        <w:t xml:space="preserve">eksitasi</w:t>
       </w:r>
       <w:r>
         <w:rPr>
@@ -8717,7 +8804,7 @@
           <w:color w:val="305496"/>
           <w:sz w:val="22"/>
         </w:rPr>
-        <w:t xml:space="preserve">ω</w:t>
+        <w:t xml:space="preserve"> / r,   δ = g / </w:t>
       </w:r>
       <w:r>
         <w:rPr>
@@ -8726,9 +8813,8 @@
           <w:i/>
           <w:color w:val="305496"/>
           <w:sz w:val="22"/>
-          <w:vertAlign w:val="subscript"/>
-        </w:rPr>
-        <w:t xml:space="preserve">n</w:t>
+        </w:rPr>
+        <w:t xml:space="preserve">ω</w:t>
       </w:r>
       <w:r>
         <w:rPr>
@@ -8737,9 +8823,9 @@
           <w:i/>
           <w:color w:val="305496"/>
           <w:sz w:val="22"/>
-          <w:vertAlign w:val="superscript"/>
-        </w:rPr>
-        <w:t xml:space="preserve">2</w:t>
+          <w:vertAlign w:val="subscript"/>
+        </w:rPr>
+        <w:t xml:space="preserve">n</w:t>
       </w:r>
       <w:r>
         <w:rPr>
@@ -8748,8 +8834,20 @@
           <w:i/>
           <w:color w:val="305496"/>
           <w:sz w:val="22"/>
-        </w:rPr>
-        <w:t xml:space="preserve">   (7)</w:t>
+          <w:vertAlign w:val="superscript"/>
+        </w:rPr>
+        <w:t xml:space="preserve">2</w:t>
+      </w:r>
+      <w:r>
+        <w:rPr>
+          <w:rFonts w:ascii="Arial" w:hAnsi="Arial" w:cs="Arial"/>
+          <w:b/>
+          <w:i/>
+          <w:color w:val="305496"/>
+          <w:sz w:val="22"/>
+        </w:rPr>
+        <w:tab/>
+        <w:t xml:space="preserve">(7)</w:t>
       </w:r>
     </w:p>
     <w:p>

--- a/Getaran-Mekanik/Modul-Word/Modul-10-Vibration-Absorber-dan-Isolasi-Getaran.docx
+++ b/Getaran-Mekanik/Modul-Word/Modul-10-Vibration-Absorber-dan-Isolasi-Getaran.docx
@@ -2579,45 +2579,65 @@
     <w:p>
       <w:pPr>
         <w:pBdr>
-          <w:top w:val="single" w:sz="8" w:space="6" w:color="2E9E6B"/>
-          <w:left w:val="single" w:sz="8" w:space="6" w:color="2E9E6B"/>
-          <w:bottom w:val="single" w:sz="8" w:space="6" w:color="2E9E6B"/>
-          <w:right w:val="single" w:sz="8" w:space="6" w:color="2E9E6B"/>
+          <w:top w:val="single" w:sz="6" w:space="10" w:color="BFE3D0"/>
+          <w:left w:val="single" w:sz="24" w:space="12" w:color="1F7A55"/>
+          <w:bottom w:val="single" w:sz="6" w:space="10" w:color="BFE3D0"/>
+          <w:right w:val="single" w:sz="6" w:space="10" w:color="BFE3D0"/>
         </w:pBdr>
-        <w:shd w:val="clear" w:fill="EAF7F0"/>
-        <w:spacing w:before="80" w:after="240"/>
-      </w:pPr>
-      <w:r>
-        <w:rPr>
-          <w:rFonts w:ascii="Arial" w:hAnsi="Arial" w:cs="Arial"/>
-          <w:b/>
-          <w:i w:val="0"/>
-          <w:color w:val="1F3864"/>
-          <w:sz w:val="21"/>
-        </w:rPr>
-        <w:t xml:space="preserve">🔗 Modul Interaktif: </w:t>
+        <w:shd w:val="clear" w:fill="F1FAF5"/>
+        <w:spacing w:before="140" w:after="60" w:line="264" w:lineRule="auto"/>
+        <w:ind w:left="170" w:right="170"/>
+        <w:jc w:val="left"/>
+      </w:pPr>
+      <w:r>
+        <w:rPr>
+          <w:rFonts w:ascii="Arial" w:hAnsi="Arial" w:cs="Arial"/>
+          <w:b/>
+          <w:i w:val="0"/>
+          <w:color w:val="1F7A55"/>
+          <w:sz w:val="17"/>
+          <w:spacing w:val="30"/>
+        </w:rPr>
+        <w:t xml:space="preserve">🔗 MODUL INTERAKTIF</w:t>
+      </w:r>
+      <w:r>
+        <w:br/>
       </w:r>
       <w:hyperlink r:id="rId19">
         <w:r>
           <w:rPr>
             <w:rFonts w:ascii="Arial" w:hAnsi="Arial" w:cs="Arial"/>
-            <w:sz w:val="22"/>
+            <w:b/>
             <w:color w:val="0563C1"/>
+            <w:sz w:val="20"/>
             <w:u w:val="single"/>
-            <w:b/>
           </w:rPr>
           <w:t xml:space="preserve">https://dedik-romahadi.github.io/Mechanical-Engineering-Courses/Getaran-Mekanik/Modul/Modul-10.html</w:t>
         </w:r>
       </w:hyperlink>
-      <w:r>
-        <w:rPr>
-          <w:rFonts w:ascii="Arial" w:hAnsi="Arial" w:cs="Arial"/>
-          <w:b w:val="0"/>
-          <w:i w:val="0"/>
-          <w:color w:val="333333"/>
-          <w:sz w:val="20"/>
-        </w:rPr>
-        <w:t>. Pada layar masuk, pilih tombol “👁️ Mode Preview (Tanpa Login)” untuk melihat modul lengkap (animasi, kalkulator interaktif, editor kode Python langsung di browser) tanpa perlu akun. Soal pada Mode Preview bersifat tampilan saja; jawaban benar/salah dan poin tidak aktif.</w:t>
+    </w:p>
+    <w:p>
+      <w:pPr>
+        <w:pBdr>
+          <w:top w:val="single" w:sz="6" w:space="10" w:color="BFE3D0"/>
+          <w:left w:val="single" w:sz="24" w:space="12" w:color="1F7A55"/>
+          <w:bottom w:val="single" w:sz="6" w:space="10" w:color="BFE3D0"/>
+          <w:right w:val="single" w:sz="6" w:space="10" w:color="BFE3D0"/>
+        </w:pBdr>
+        <w:shd w:val="clear" w:fill="F1FAF5"/>
+        <w:spacing w:before="0" w:after="140" w:line="264" w:lineRule="auto"/>
+        <w:ind w:left="170" w:right="170"/>
+        <w:jc w:val="left"/>
+      </w:pPr>
+      <w:r>
+        <w:rPr>
+          <w:rFonts w:ascii="Arial" w:hAnsi="Arial" w:cs="Arial"/>
+          <w:b w:val="0"/>
+          <w:i w:val="0"/>
+          <w:color w:val="44525F"/>
+          <w:sz w:val="19"/>
+        </w:rPr>
+        <w:t xml:space="preserve">Pada layar masuk, pilih tombol “👁️ Mode Preview (Tanpa Login)” untuk melihat modul lengkap (animasi, kalkulator interaktif, editor kode Python langsung di browser) tanpa perlu akun. Soal pada Mode Preview bersifat tampilan saja; jawaban benar/salah dan poin tidak aktif.</w:t>
       </w:r>
     </w:p>
     <w:p>
